--- a/docs/CHANGE_IMPACT_GUIDE.docx
+++ b/docs/CHANGE_IMPACT_GUIDE.docx
@@ -90,6 +90,12 @@
               <w:right w:w="60" w:type="dxa"/>
             </w:tcMar>
             <w:shd w:fill="1A365D" w:val="clear"/>
+            <w:tcMar>
+              <w:top w:w="40" w:type="dxa"/>
+              <w:bottom w:w="40" w:type="dxa"/>
+              <w:left w:w="60" w:type="dxa"/>
+              <w:right w:w="60" w:type="dxa"/>
+            </w:tcMar>
           </w:tcPr>
           <w:p>
             <w:pPr>
@@ -117,6 +123,12 @@
               <w:right w:w="60" w:type="dxa"/>
             </w:tcMar>
             <w:shd w:fill="1A365D" w:val="clear"/>
+            <w:tcMar>
+              <w:top w:w="40" w:type="dxa"/>
+              <w:bottom w:w="40" w:type="dxa"/>
+              <w:left w:w="60" w:type="dxa"/>
+              <w:right w:w="60" w:type="dxa"/>
+            </w:tcMar>
           </w:tcPr>
           <w:p>
             <w:pPr>
@@ -144,6 +156,12 @@
               <w:right w:w="60" w:type="dxa"/>
             </w:tcMar>
             <w:shd w:fill="1A365D" w:val="clear"/>
+            <w:tcMar>
+              <w:top w:w="40" w:type="dxa"/>
+              <w:bottom w:w="40" w:type="dxa"/>
+              <w:left w:w="60" w:type="dxa"/>
+              <w:right w:w="60" w:type="dxa"/>
+            </w:tcMar>
           </w:tcPr>
           <w:p>
             <w:pPr>
@@ -166,6 +184,12 @@
       <w:tr>
         <w:tc>
           <w:tcPr>
+            <w:tcMar>
+              <w:top w:w="40" w:type="dxa"/>
+              <w:bottom w:w="40" w:type="dxa"/>
+              <w:left w:w="60" w:type="dxa"/>
+              <w:right w:w="60" w:type="dxa"/>
+            </w:tcMar>
             <w:tcMar>
               <w:top w:w="40" w:type="dxa"/>
               <w:bottom w:w="40" w:type="dxa"/>
@@ -204,6 +228,12 @@
         </w:tc>
         <w:tc>
           <w:tcPr>
+            <w:tcMar>
+              <w:top w:w="40" w:type="dxa"/>
+              <w:bottom w:w="40" w:type="dxa"/>
+              <w:left w:w="60" w:type="dxa"/>
+              <w:right w:w="60" w:type="dxa"/>
+            </w:tcMar>
             <w:tcMar>
               <w:top w:w="40" w:type="dxa"/>
               <w:bottom w:w="40" w:type="dxa"/>
@@ -251,6 +281,12 @@
         </w:tc>
         <w:tc>
           <w:tcPr>
+            <w:tcMar>
+              <w:top w:w="40" w:type="dxa"/>
+              <w:bottom w:w="40" w:type="dxa"/>
+              <w:left w:w="60" w:type="dxa"/>
+              <w:right w:w="60" w:type="dxa"/>
+            </w:tcMar>
             <w:tcMar>
               <w:top w:w="40" w:type="dxa"/>
               <w:bottom w:w="40" w:type="dxa"/>
@@ -319,6 +355,12 @@
               <w:left w:w="60" w:type="dxa"/>
               <w:right w:w="60" w:type="dxa"/>
             </w:tcMar>
+            <w:tcMar>
+              <w:top w:w="40" w:type="dxa"/>
+              <w:bottom w:w="40" w:type="dxa"/>
+              <w:left w:w="60" w:type="dxa"/>
+              <w:right w:w="60" w:type="dxa"/>
+            </w:tcMar>
           </w:tcPr>
           <w:p>
             <w:pPr>
@@ -351,6 +393,12 @@
         </w:tc>
         <w:tc>
           <w:tcPr>
+            <w:tcMar>
+              <w:top w:w="40" w:type="dxa"/>
+              <w:bottom w:w="40" w:type="dxa"/>
+              <w:left w:w="60" w:type="dxa"/>
+              <w:right w:w="60" w:type="dxa"/>
+            </w:tcMar>
             <w:tcMar>
               <w:top w:w="40" w:type="dxa"/>
               <w:bottom w:w="40" w:type="dxa"/>
@@ -418,6 +466,12 @@
               <w:left w:w="60" w:type="dxa"/>
               <w:right w:w="60" w:type="dxa"/>
             </w:tcMar>
+            <w:tcMar>
+              <w:top w:w="40" w:type="dxa"/>
+              <w:bottom w:w="40" w:type="dxa"/>
+              <w:left w:w="60" w:type="dxa"/>
+              <w:right w:w="60" w:type="dxa"/>
+            </w:tcMar>
           </w:tcPr>
           <w:p>
             <w:pPr>
@@ -459,6 +513,12 @@
               <w:left w:w="60" w:type="dxa"/>
               <w:right w:w="60" w:type="dxa"/>
             </w:tcMar>
+            <w:tcMar>
+              <w:top w:w="40" w:type="dxa"/>
+              <w:bottom w:w="40" w:type="dxa"/>
+              <w:left w:w="60" w:type="dxa"/>
+              <w:right w:w="60" w:type="dxa"/>
+            </w:tcMar>
           </w:tcPr>
           <w:p>
             <w:pPr>
@@ -477,6 +537,12 @@
         </w:tc>
         <w:tc>
           <w:tcPr>
+            <w:tcMar>
+              <w:top w:w="40" w:type="dxa"/>
+              <w:bottom w:w="40" w:type="dxa"/>
+              <w:left w:w="60" w:type="dxa"/>
+              <w:right w:w="60" w:type="dxa"/>
+            </w:tcMar>
             <w:tcMar>
               <w:top w:w="40" w:type="dxa"/>
               <w:bottom w:w="40" w:type="dxa"/>
@@ -530,6 +596,12 @@
               <w:left w:w="60" w:type="dxa"/>
               <w:right w:w="60" w:type="dxa"/>
             </w:tcMar>
+            <w:tcMar>
+              <w:top w:w="40" w:type="dxa"/>
+              <w:bottom w:w="40" w:type="dxa"/>
+              <w:left w:w="60" w:type="dxa"/>
+              <w:right w:w="60" w:type="dxa"/>
+            </w:tcMar>
           </w:tcPr>
           <w:p>
             <w:pPr>
@@ -564,6 +636,12 @@
       <w:tr>
         <w:tc>
           <w:tcPr>
+            <w:tcMar>
+              <w:top w:w="40" w:type="dxa"/>
+              <w:bottom w:w="40" w:type="dxa"/>
+              <w:left w:w="60" w:type="dxa"/>
+              <w:right w:w="60" w:type="dxa"/>
+            </w:tcMar>
             <w:tcMar>
               <w:top w:w="40" w:type="dxa"/>
               <w:bottom w:w="40" w:type="dxa"/>
@@ -622,6 +700,12 @@
               <w:left w:w="60" w:type="dxa"/>
               <w:right w:w="60" w:type="dxa"/>
             </w:tcMar>
+            <w:tcMar>
+              <w:top w:w="40" w:type="dxa"/>
+              <w:bottom w:w="40" w:type="dxa"/>
+              <w:left w:w="60" w:type="dxa"/>
+              <w:right w:w="60" w:type="dxa"/>
+            </w:tcMar>
           </w:tcPr>
           <w:p>
             <w:pPr>
@@ -669,6 +753,12 @@
               <w:left w:w="60" w:type="dxa"/>
               <w:right w:w="60" w:type="dxa"/>
             </w:tcMar>
+            <w:tcMar>
+              <w:top w:w="40" w:type="dxa"/>
+              <w:bottom w:w="40" w:type="dxa"/>
+              <w:left w:w="60" w:type="dxa"/>
+              <w:right w:w="60" w:type="dxa"/>
+            </w:tcMar>
           </w:tcPr>
           <w:p>
             <w:pPr>
@@ -703,6 +793,12 @@
       <w:tr>
         <w:tc>
           <w:tcPr>
+            <w:tcMar>
+              <w:top w:w="40" w:type="dxa"/>
+              <w:bottom w:w="40" w:type="dxa"/>
+              <w:left w:w="60" w:type="dxa"/>
+              <w:right w:w="60" w:type="dxa"/>
+            </w:tcMar>
             <w:tcMar>
               <w:top w:w="40" w:type="dxa"/>
               <w:bottom w:w="40" w:type="dxa"/>
@@ -761,6 +857,12 @@
               <w:left w:w="60" w:type="dxa"/>
               <w:right w:w="60" w:type="dxa"/>
             </w:tcMar>
+            <w:tcMar>
+              <w:top w:w="40" w:type="dxa"/>
+              <w:bottom w:w="40" w:type="dxa"/>
+              <w:left w:w="60" w:type="dxa"/>
+              <w:right w:w="60" w:type="dxa"/>
+            </w:tcMar>
           </w:tcPr>
           <w:p>
             <w:pPr>
@@ -808,6 +910,12 @@
               <w:left w:w="60" w:type="dxa"/>
               <w:right w:w="60" w:type="dxa"/>
             </w:tcMar>
+            <w:tcMar>
+              <w:top w:w="40" w:type="dxa"/>
+              <w:bottom w:w="40" w:type="dxa"/>
+              <w:left w:w="60" w:type="dxa"/>
+              <w:right w:w="60" w:type="dxa"/>
+            </w:tcMar>
           </w:tcPr>
           <w:p>
             <w:pPr>
@@ -848,6 +956,12 @@
               <w:left w:w="60" w:type="dxa"/>
               <w:right w:w="60" w:type="dxa"/>
             </w:tcMar>
+            <w:tcMar>
+              <w:top w:w="40" w:type="dxa"/>
+              <w:bottom w:w="40" w:type="dxa"/>
+              <w:left w:w="60" w:type="dxa"/>
+              <w:right w:w="60" w:type="dxa"/>
+            </w:tcMar>
           </w:tcPr>
           <w:p>
             <w:pPr>
@@ -880,6 +994,12 @@
         </w:tc>
         <w:tc>
           <w:tcPr>
+            <w:tcMar>
+              <w:top w:w="40" w:type="dxa"/>
+              <w:bottom w:w="40" w:type="dxa"/>
+              <w:left w:w="60" w:type="dxa"/>
+              <w:right w:w="60" w:type="dxa"/>
+            </w:tcMar>
             <w:tcMar>
               <w:top w:w="40" w:type="dxa"/>
               <w:bottom w:w="40" w:type="dxa"/>
@@ -925,6 +1045,12 @@
               <w:left w:w="60" w:type="dxa"/>
               <w:right w:w="60" w:type="dxa"/>
             </w:tcMar>
+            <w:tcMar>
+              <w:top w:w="40" w:type="dxa"/>
+              <w:bottom w:w="40" w:type="dxa"/>
+              <w:left w:w="60" w:type="dxa"/>
+              <w:right w:w="60" w:type="dxa"/>
+            </w:tcMar>
           </w:tcPr>
           <w:p>
             <w:pPr>
@@ -959,6 +1085,12 @@
       <w:tr>
         <w:tc>
           <w:tcPr>
+            <w:tcMar>
+              <w:top w:w="40" w:type="dxa"/>
+              <w:bottom w:w="40" w:type="dxa"/>
+              <w:left w:w="60" w:type="dxa"/>
+              <w:right w:w="60" w:type="dxa"/>
+            </w:tcMar>
             <w:tcMar>
               <w:top w:w="40" w:type="dxa"/>
               <w:bottom w:w="40" w:type="dxa"/>
@@ -1017,6 +1149,12 @@
               <w:left w:w="60" w:type="dxa"/>
               <w:right w:w="60" w:type="dxa"/>
             </w:tcMar>
+            <w:tcMar>
+              <w:top w:w="40" w:type="dxa"/>
+              <w:bottom w:w="40" w:type="dxa"/>
+              <w:left w:w="60" w:type="dxa"/>
+              <w:right w:w="60" w:type="dxa"/>
+            </w:tcMar>
           </w:tcPr>
           <w:p>
             <w:pPr>
@@ -1064,6 +1202,12 @@
               <w:left w:w="60" w:type="dxa"/>
               <w:right w:w="60" w:type="dxa"/>
             </w:tcMar>
+            <w:tcMar>
+              <w:top w:w="40" w:type="dxa"/>
+              <w:bottom w:w="40" w:type="dxa"/>
+              <w:left w:w="60" w:type="dxa"/>
+              <w:right w:w="60" w:type="dxa"/>
+            </w:tcMar>
           </w:tcPr>
           <w:p>
             <w:pPr>
@@ -1104,6 +1248,12 @@
               <w:left w:w="60" w:type="dxa"/>
               <w:right w:w="60" w:type="dxa"/>
             </w:tcMar>
+            <w:tcMar>
+              <w:top w:w="40" w:type="dxa"/>
+              <w:bottom w:w="40" w:type="dxa"/>
+              <w:left w:w="60" w:type="dxa"/>
+              <w:right w:w="60" w:type="dxa"/>
+            </w:tcMar>
           </w:tcPr>
           <w:p>
             <w:pPr>
@@ -1122,6 +1272,12 @@
         </w:tc>
         <w:tc>
           <w:tcPr>
+            <w:tcMar>
+              <w:top w:w="40" w:type="dxa"/>
+              <w:bottom w:w="40" w:type="dxa"/>
+              <w:left w:w="60" w:type="dxa"/>
+              <w:right w:w="60" w:type="dxa"/>
+            </w:tcMar>
             <w:tcMar>
               <w:top w:w="40" w:type="dxa"/>
               <w:bottom w:w="40" w:type="dxa"/>
@@ -1147,6 +1303,12 @@
         </w:tc>
         <w:tc>
           <w:tcPr>
+            <w:tcMar>
+              <w:top w:w="40" w:type="dxa"/>
+              <w:bottom w:w="40" w:type="dxa"/>
+              <w:left w:w="60" w:type="dxa"/>
+              <w:right w:w="60" w:type="dxa"/>
+            </w:tcMar>
             <w:tcMar>
               <w:top w:w="40" w:type="dxa"/>
               <w:bottom w:w="40" w:type="dxa"/>
@@ -1213,6 +1375,12 @@
               <w:right w:w="60" w:type="dxa"/>
             </w:tcMar>
             <w:shd w:fill="1A365D" w:val="clear"/>
+            <w:tcMar>
+              <w:top w:w="40" w:type="dxa"/>
+              <w:bottom w:w="40" w:type="dxa"/>
+              <w:left w:w="60" w:type="dxa"/>
+              <w:right w:w="60" w:type="dxa"/>
+            </w:tcMar>
           </w:tcPr>
           <w:p>
             <w:pPr>
@@ -1240,6 +1408,12 @@
               <w:right w:w="60" w:type="dxa"/>
             </w:tcMar>
             <w:shd w:fill="1A365D" w:val="clear"/>
+            <w:tcMar>
+              <w:top w:w="40" w:type="dxa"/>
+              <w:bottom w:w="40" w:type="dxa"/>
+              <w:left w:w="60" w:type="dxa"/>
+              <w:right w:w="60" w:type="dxa"/>
+            </w:tcMar>
           </w:tcPr>
           <w:p>
             <w:pPr>
@@ -1268,6 +1442,12 @@
               <w:left w:w="60" w:type="dxa"/>
               <w:right w:w="60" w:type="dxa"/>
             </w:tcMar>
+            <w:tcMar>
+              <w:top w:w="40" w:type="dxa"/>
+              <w:bottom w:w="40" w:type="dxa"/>
+              <w:left w:w="60" w:type="dxa"/>
+              <w:right w:w="60" w:type="dxa"/>
+            </w:tcMar>
           </w:tcPr>
           <w:p>
             <w:pPr>
@@ -1286,6 +1466,12 @@
         </w:tc>
         <w:tc>
           <w:tcPr>
+            <w:tcMar>
+              <w:top w:w="40" w:type="dxa"/>
+              <w:bottom w:w="40" w:type="dxa"/>
+              <w:left w:w="60" w:type="dxa"/>
+              <w:right w:w="60" w:type="dxa"/>
+            </w:tcMar>
             <w:tcMar>
               <w:top w:w="40" w:type="dxa"/>
               <w:bottom w:w="40" w:type="dxa"/>
@@ -1362,6 +1548,12 @@
               <w:left w:w="60" w:type="dxa"/>
               <w:right w:w="60" w:type="dxa"/>
             </w:tcMar>
+            <w:tcMar>
+              <w:top w:w="40" w:type="dxa"/>
+              <w:bottom w:w="40" w:type="dxa"/>
+              <w:left w:w="60" w:type="dxa"/>
+              <w:right w:w="60" w:type="dxa"/>
+            </w:tcMar>
           </w:tcPr>
           <w:p>
             <w:pPr>
@@ -1380,6 +1572,12 @@
         </w:tc>
         <w:tc>
           <w:tcPr>
+            <w:tcMar>
+              <w:top w:w="40" w:type="dxa"/>
+              <w:bottom w:w="40" w:type="dxa"/>
+              <w:left w:w="60" w:type="dxa"/>
+              <w:right w:w="60" w:type="dxa"/>
+            </w:tcMar>
             <w:tcMar>
               <w:top w:w="40" w:type="dxa"/>
               <w:bottom w:w="40" w:type="dxa"/>
@@ -1470,6 +1668,12 @@
               <w:left w:w="60" w:type="dxa"/>
               <w:right w:w="60" w:type="dxa"/>
             </w:tcMar>
+            <w:tcMar>
+              <w:top w:w="40" w:type="dxa"/>
+              <w:bottom w:w="40" w:type="dxa"/>
+              <w:left w:w="60" w:type="dxa"/>
+              <w:right w:w="60" w:type="dxa"/>
+            </w:tcMar>
           </w:tcPr>
           <w:p>
             <w:pPr>
@@ -1488,6 +1692,12 @@
         </w:tc>
         <w:tc>
           <w:tcPr>
+            <w:tcMar>
+              <w:top w:w="40" w:type="dxa"/>
+              <w:bottom w:w="40" w:type="dxa"/>
+              <w:left w:w="60" w:type="dxa"/>
+              <w:right w:w="60" w:type="dxa"/>
+            </w:tcMar>
             <w:tcMar>
               <w:top w:w="40" w:type="dxa"/>
               <w:bottom w:w="40" w:type="dxa"/>
@@ -1548,6 +1758,12 @@
               <w:left w:w="60" w:type="dxa"/>
               <w:right w:w="60" w:type="dxa"/>
             </w:tcMar>
+            <w:tcMar>
+              <w:top w:w="40" w:type="dxa"/>
+              <w:bottom w:w="40" w:type="dxa"/>
+              <w:left w:w="60" w:type="dxa"/>
+              <w:right w:w="60" w:type="dxa"/>
+            </w:tcMar>
           </w:tcPr>
           <w:p>
             <w:pPr>
@@ -1566,6 +1782,12 @@
         </w:tc>
         <w:tc>
           <w:tcPr>
+            <w:tcMar>
+              <w:top w:w="40" w:type="dxa"/>
+              <w:bottom w:w="40" w:type="dxa"/>
+              <w:left w:w="60" w:type="dxa"/>
+              <w:right w:w="60" w:type="dxa"/>
+            </w:tcMar>
             <w:tcMar>
               <w:top w:w="40" w:type="dxa"/>
               <w:bottom w:w="40" w:type="dxa"/>
@@ -1620,6 +1842,12 @@
               <w:left w:w="60" w:type="dxa"/>
               <w:right w:w="60" w:type="dxa"/>
             </w:tcMar>
+            <w:tcMar>
+              <w:top w:w="40" w:type="dxa"/>
+              <w:bottom w:w="40" w:type="dxa"/>
+              <w:left w:w="60" w:type="dxa"/>
+              <w:right w:w="60" w:type="dxa"/>
+            </w:tcMar>
           </w:tcPr>
           <w:p>
             <w:pPr>
@@ -1638,6 +1866,12 @@
         </w:tc>
         <w:tc>
           <w:tcPr>
+            <w:tcMar>
+              <w:top w:w="40" w:type="dxa"/>
+              <w:bottom w:w="40" w:type="dxa"/>
+              <w:left w:w="60" w:type="dxa"/>
+              <w:right w:w="60" w:type="dxa"/>
+            </w:tcMar>
             <w:tcMar>
               <w:top w:w="40" w:type="dxa"/>
               <w:bottom w:w="40" w:type="dxa"/>
@@ -1713,6 +1947,12 @@
               <w:left w:w="60" w:type="dxa"/>
               <w:right w:w="60" w:type="dxa"/>
             </w:tcMar>
+            <w:tcMar>
+              <w:top w:w="40" w:type="dxa"/>
+              <w:bottom w:w="40" w:type="dxa"/>
+              <w:left w:w="60" w:type="dxa"/>
+              <w:right w:w="60" w:type="dxa"/>
+            </w:tcMar>
           </w:tcPr>
           <w:p>
             <w:pPr>
@@ -1731,6 +1971,12 @@
         </w:tc>
         <w:tc>
           <w:tcPr>
+            <w:tcMar>
+              <w:top w:w="40" w:type="dxa"/>
+              <w:bottom w:w="40" w:type="dxa"/>
+              <w:left w:w="60" w:type="dxa"/>
+              <w:right w:w="60" w:type="dxa"/>
+            </w:tcMar>
             <w:tcMar>
               <w:top w:w="40" w:type="dxa"/>
               <w:bottom w:w="40" w:type="dxa"/>
@@ -1819,6 +2065,12 @@
               <w:right w:w="60" w:type="dxa"/>
             </w:tcMar>
             <w:shd w:fill="1A365D" w:val="clear"/>
+            <w:tcMar>
+              <w:top w:w="40" w:type="dxa"/>
+              <w:bottom w:w="40" w:type="dxa"/>
+              <w:left w:w="60" w:type="dxa"/>
+              <w:right w:w="60" w:type="dxa"/>
+            </w:tcMar>
           </w:tcPr>
           <w:p>
             <w:pPr>
@@ -1846,6 +2098,12 @@
               <w:right w:w="60" w:type="dxa"/>
             </w:tcMar>
             <w:shd w:fill="1A365D" w:val="clear"/>
+            <w:tcMar>
+              <w:top w:w="40" w:type="dxa"/>
+              <w:bottom w:w="40" w:type="dxa"/>
+              <w:left w:w="60" w:type="dxa"/>
+              <w:right w:w="60" w:type="dxa"/>
+            </w:tcMar>
           </w:tcPr>
           <w:p>
             <w:pPr>
@@ -1874,6 +2132,12 @@
               <w:left w:w="60" w:type="dxa"/>
               <w:right w:w="60" w:type="dxa"/>
             </w:tcMar>
+            <w:tcMar>
+              <w:top w:w="40" w:type="dxa"/>
+              <w:bottom w:w="40" w:type="dxa"/>
+              <w:left w:w="60" w:type="dxa"/>
+              <w:right w:w="60" w:type="dxa"/>
+            </w:tcMar>
           </w:tcPr>
           <w:p>
             <w:pPr>
@@ -1893,6 +2157,12 @@
         </w:tc>
         <w:tc>
           <w:tcPr>
+            <w:tcMar>
+              <w:top w:w="40" w:type="dxa"/>
+              <w:bottom w:w="40" w:type="dxa"/>
+              <w:left w:w="60" w:type="dxa"/>
+              <w:right w:w="60" w:type="dxa"/>
+            </w:tcMar>
             <w:tcMar>
               <w:top w:w="40" w:type="dxa"/>
               <w:bottom w:w="40" w:type="dxa"/>
@@ -1948,6 +2218,12 @@
               <w:left w:w="60" w:type="dxa"/>
               <w:right w:w="60" w:type="dxa"/>
             </w:tcMar>
+            <w:tcMar>
+              <w:top w:w="40" w:type="dxa"/>
+              <w:bottom w:w="40" w:type="dxa"/>
+              <w:left w:w="60" w:type="dxa"/>
+              <w:right w:w="60" w:type="dxa"/>
+            </w:tcMar>
           </w:tcPr>
           <w:p>
             <w:pPr>
@@ -1967,6 +2243,12 @@
         </w:tc>
         <w:tc>
           <w:tcPr>
+            <w:tcMar>
+              <w:top w:w="40" w:type="dxa"/>
+              <w:bottom w:w="40" w:type="dxa"/>
+              <w:left w:w="60" w:type="dxa"/>
+              <w:right w:w="60" w:type="dxa"/>
+            </w:tcMar>
             <w:tcMar>
               <w:top w:w="40" w:type="dxa"/>
               <w:bottom w:w="40" w:type="dxa"/>
@@ -2000,6 +2282,12 @@
               <w:left w:w="60" w:type="dxa"/>
               <w:right w:w="60" w:type="dxa"/>
             </w:tcMar>
+            <w:tcMar>
+              <w:top w:w="40" w:type="dxa"/>
+              <w:bottom w:w="40" w:type="dxa"/>
+              <w:left w:w="60" w:type="dxa"/>
+              <w:right w:w="60" w:type="dxa"/>
+            </w:tcMar>
           </w:tcPr>
           <w:p>
             <w:pPr>
@@ -2019,6 +2307,12 @@
         </w:tc>
         <w:tc>
           <w:tcPr>
+            <w:tcMar>
+              <w:top w:w="40" w:type="dxa"/>
+              <w:bottom w:w="40" w:type="dxa"/>
+              <w:left w:w="60" w:type="dxa"/>
+              <w:right w:w="60" w:type="dxa"/>
+            </w:tcMar>
             <w:tcMar>
               <w:top w:w="40" w:type="dxa"/>
               <w:bottom w:w="40" w:type="dxa"/>
@@ -2073,6 +2367,12 @@
               <w:left w:w="60" w:type="dxa"/>
               <w:right w:w="60" w:type="dxa"/>
             </w:tcMar>
+            <w:tcMar>
+              <w:top w:w="40" w:type="dxa"/>
+              <w:bottom w:w="40" w:type="dxa"/>
+              <w:left w:w="60" w:type="dxa"/>
+              <w:right w:w="60" w:type="dxa"/>
+            </w:tcMar>
           </w:tcPr>
           <w:p>
             <w:pPr>
@@ -2092,6 +2392,12 @@
         </w:tc>
         <w:tc>
           <w:tcPr>
+            <w:tcMar>
+              <w:top w:w="40" w:type="dxa"/>
+              <w:bottom w:w="40" w:type="dxa"/>
+              <w:left w:w="60" w:type="dxa"/>
+              <w:right w:w="60" w:type="dxa"/>
+            </w:tcMar>
             <w:tcMar>
               <w:top w:w="40" w:type="dxa"/>
               <w:bottom w:w="40" w:type="dxa"/>
@@ -2147,6 +2453,12 @@
               <w:left w:w="60" w:type="dxa"/>
               <w:right w:w="60" w:type="dxa"/>
             </w:tcMar>
+            <w:tcMar>
+              <w:top w:w="40" w:type="dxa"/>
+              <w:bottom w:w="40" w:type="dxa"/>
+              <w:left w:w="60" w:type="dxa"/>
+              <w:right w:w="60" w:type="dxa"/>
+            </w:tcMar>
           </w:tcPr>
           <w:p>
             <w:pPr>
@@ -2166,6 +2478,12 @@
         </w:tc>
         <w:tc>
           <w:tcPr>
+            <w:tcMar>
+              <w:top w:w="40" w:type="dxa"/>
+              <w:bottom w:w="40" w:type="dxa"/>
+              <w:left w:w="60" w:type="dxa"/>
+              <w:right w:w="60" w:type="dxa"/>
+            </w:tcMar>
             <w:tcMar>
               <w:top w:w="40" w:type="dxa"/>
               <w:bottom w:w="40" w:type="dxa"/>
@@ -2199,6 +2517,12 @@
               <w:left w:w="60" w:type="dxa"/>
               <w:right w:w="60" w:type="dxa"/>
             </w:tcMar>
+            <w:tcMar>
+              <w:top w:w="40" w:type="dxa"/>
+              <w:bottom w:w="40" w:type="dxa"/>
+              <w:left w:w="60" w:type="dxa"/>
+              <w:right w:w="60" w:type="dxa"/>
+            </w:tcMar>
           </w:tcPr>
           <w:p>
             <w:pPr>
@@ -2218,6 +2542,12 @@
         </w:tc>
         <w:tc>
           <w:tcPr>
+            <w:tcMar>
+              <w:top w:w="40" w:type="dxa"/>
+              <w:bottom w:w="40" w:type="dxa"/>
+              <w:left w:w="60" w:type="dxa"/>
+              <w:right w:w="60" w:type="dxa"/>
+            </w:tcMar>
             <w:tcMar>
               <w:top w:w="40" w:type="dxa"/>
               <w:bottom w:w="40" w:type="dxa"/>

--- a/docs/CHANGE_IMPACT_GUIDE.docx
+++ b/docs/CHANGE_IMPACT_GUIDE.docx
@@ -90,6 +90,82 @@
               <w:right w:w="60" w:type="dxa"/>
             </w:tcMar>
             <w:shd w:fill="1A365D" w:val="clear"/>
+          </w:tcPr>
+          <w:p>
+            <w:pPr>
+              <w:pStyle w:val="Compact"/>
+              <w:spacing w:before="0" w:after="40" w:line="264" w:lineRule="auto"/>
+              <w:jc w:val="left"/>
+            </w:pPr>
+            <w:r>
+              <w:rPr>
+                <w:rFonts w:ascii="Calibri" w:hAnsi="Calibri"/>
+                <w:b/>
+                <w:color w:val="FFFFFF"/>
+                <w:sz w:val="18"/>
+              </w:rPr>
+              <w:t xml:space="preserve">Change</w:t>
+            </w:r>
+          </w:p>
+        </w:tc>
+        <w:tc>
+          <w:tcPr>
+            <w:tcMar>
+              <w:top w:w="40" w:type="dxa"/>
+              <w:bottom w:w="40" w:type="dxa"/>
+              <w:left w:w="60" w:type="dxa"/>
+              <w:right w:w="60" w:type="dxa"/>
+            </w:tcMar>
+            <w:shd w:fill="1A365D" w:val="clear"/>
+          </w:tcPr>
+          <w:p>
+            <w:pPr>
+              <w:pStyle w:val="Compact"/>
+              <w:spacing w:before="0" w:after="40" w:line="264" w:lineRule="auto"/>
+              <w:jc w:val="left"/>
+            </w:pPr>
+            <w:r>
+              <w:rPr>
+                <w:rFonts w:ascii="Calibri" w:hAnsi="Calibri"/>
+                <w:b/>
+                <w:color w:val="FFFFFF"/>
+                <w:sz w:val="18"/>
+              </w:rPr>
+              <w:t xml:space="preserve">Primary files</w:t>
+            </w:r>
+          </w:p>
+        </w:tc>
+        <w:tc>
+          <w:tcPr>
+            <w:tcMar>
+              <w:top w:w="40" w:type="dxa"/>
+              <w:bottom w:w="40" w:type="dxa"/>
+              <w:left w:w="60" w:type="dxa"/>
+              <w:right w:w="60" w:type="dxa"/>
+            </w:tcMar>
+            <w:shd w:fill="1A365D" w:val="clear"/>
+          </w:tcPr>
+          <w:p>
+            <w:pPr>
+              <w:pStyle w:val="Compact"/>
+              <w:spacing w:before="0" w:after="40" w:line="264" w:lineRule="auto"/>
+              <w:jc w:val="left"/>
+            </w:pPr>
+            <w:r>
+              <w:rPr>
+                <w:rFonts w:ascii="Calibri" w:hAnsi="Calibri"/>
+                <w:b/>
+                <w:color w:val="FFFFFF"/>
+                <w:sz w:val="18"/>
+              </w:rPr>
+              <w:t xml:space="preserve">Likely collateral</w:t>
+            </w:r>
+          </w:p>
+        </w:tc>
+      </w:tr>
+      <w:tr>
+        <w:tc>
+          <w:tcPr>
             <w:tcMar>
               <w:top w:w="40" w:type="dxa"/>
               <w:bottom w:w="40" w:type="dxa"/>
@@ -106,23 +182,28 @@
             <w:r>
               <w:rPr>
                 <w:rFonts w:ascii="Calibri" w:hAnsi="Calibri"/>
-                <w:b/>
-                <w:color w:val="FFFFFF"/>
-                <w:sz w:val="18"/>
-              </w:rPr>
-              <w:t xml:space="preserve">Change</w:t>
+                <w:sz w:val="18"/>
+              </w:rPr>
+              <w:t xml:space="preserve">New REST</w:t>
+            </w:r>
+            <w:r>
+              <w:rPr>
+                <w:rFonts w:ascii="Calibri" w:hAnsi="Calibri"/>
+                <w:sz w:val="18"/>
+              </w:rPr>
+              <w:t xml:space="preserve"> </w:t>
+            </w:r>
+            <w:r>
+              <w:rPr>
+                <w:rFonts w:ascii="Calibri" w:hAnsi="Calibri"/>
+                <w:sz w:val="18"/>
+              </w:rPr>
+              <w:t xml:space="preserve">endpoint</w:t>
             </w:r>
           </w:p>
         </w:tc>
         <w:tc>
           <w:tcPr>
-            <w:tcMar>
-              <w:top w:w="40" w:type="dxa"/>
-              <w:bottom w:w="40" w:type="dxa"/>
-              <w:left w:w="60" w:type="dxa"/>
-              <w:right w:w="60" w:type="dxa"/>
-            </w:tcMar>
-            <w:shd w:fill="1A365D" w:val="clear"/>
             <w:tcMar>
               <w:top w:w="40" w:type="dxa"/>
               <w:bottom w:w="40" w:type="dxa"/>
@@ -138,24 +219,38 @@
             </w:pPr>
             <w:r>
               <w:rPr>
-                <w:rFonts w:ascii="Calibri" w:hAnsi="Calibri"/>
-                <w:b/>
-                <w:color w:val="FFFFFF"/>
-                <w:sz w:val="18"/>
-              </w:rPr>
-              <w:t xml:space="preserve">Primary files</w:t>
+                <w:rStyle w:val="VerbatimChar"/>
+                <w:rFonts w:ascii="Calibri" w:hAnsi="Calibri"/>
+                <w:sz w:val="18"/>
+              </w:rPr>
+              <w:t xml:space="preserve">*Controller</w:t>
+            </w:r>
+            <w:r>
+              <w:rPr>
+                <w:rFonts w:ascii="Calibri" w:hAnsi="Calibri"/>
+                <w:sz w:val="18"/>
+              </w:rPr>
+              <w:t xml:space="preserve">,</w:t>
+            </w:r>
+            <w:r>
+              <w:rPr>
+                <w:rFonts w:ascii="Calibri" w:hAnsi="Calibri"/>
+                <w:sz w:val="18"/>
+              </w:rPr>
+              <w:t xml:space="preserve"> </w:t>
+            </w:r>
+            <w:r>
+              <w:rPr>
+                <w:rStyle w:val="VerbatimChar"/>
+                <w:rFonts w:ascii="Calibri" w:hAnsi="Calibri"/>
+                <w:sz w:val="18"/>
+              </w:rPr>
+              <w:t xml:space="preserve">SecurityConfig</w:t>
             </w:r>
           </w:p>
         </w:tc>
         <w:tc>
           <w:tcPr>
-            <w:tcMar>
-              <w:top w:w="40" w:type="dxa"/>
-              <w:bottom w:w="40" w:type="dxa"/>
-              <w:left w:w="60" w:type="dxa"/>
-              <w:right w:w="60" w:type="dxa"/>
-            </w:tcMar>
-            <w:shd w:fill="1A365D" w:val="clear"/>
             <w:tcMar>
               <w:top w:w="40" w:type="dxa"/>
               <w:bottom w:w="40" w:type="dxa"/>
@@ -172,11 +267,45 @@
             <w:r>
               <w:rPr>
                 <w:rFonts w:ascii="Calibri" w:hAnsi="Calibri"/>
-                <w:b/>
-                <w:color w:val="FFFFFF"/>
-                <w:sz w:val="18"/>
-              </w:rPr>
-              <w:t xml:space="preserve">Likely collateral</w:t>
+                <w:sz w:val="18"/>
+              </w:rPr>
+              <w:t xml:space="preserve">Frontend service, routes,</w:t>
+            </w:r>
+            <w:r>
+              <w:rPr>
+                <w:rFonts w:ascii="Calibri" w:hAnsi="Calibri"/>
+                <w:sz w:val="18"/>
+              </w:rPr>
+              <w:t xml:space="preserve"> </w:t>
+            </w:r>
+            <w:r>
+              <w:rPr>
+                <w:rStyle w:val="VerbatimChar"/>
+                <w:rFonts w:ascii="Calibri" w:hAnsi="Calibri"/>
+                <w:sz w:val="18"/>
+              </w:rPr>
+              <w:t xml:space="preserve">API_DOCUMENTATION.md</w:t>
+            </w:r>
+            <w:r>
+              <w:rPr>
+                <w:rFonts w:ascii="Calibri" w:hAnsi="Calibri"/>
+                <w:sz w:val="18"/>
+              </w:rPr>
+              <w:t xml:space="preserve">,</w:t>
+            </w:r>
+            <w:r>
+              <w:rPr>
+                <w:rFonts w:ascii="Calibri" w:hAnsi="Calibri"/>
+                <w:sz w:val="18"/>
+              </w:rPr>
+              <w:t xml:space="preserve"> </w:t>
+            </w:r>
+            <w:r>
+              <w:rPr>
+                <w:rFonts w:ascii="Calibri" w:hAnsi="Calibri"/>
+                <w:sz w:val="18"/>
+              </w:rPr>
+              <w:t xml:space="preserve">redeploy Liberty</w:t>
             </w:r>
           </w:p>
         </w:tc>
@@ -184,12 +313,6 @@
       <w:tr>
         <w:tc>
           <w:tcPr>
-            <w:tcMar>
-              <w:top w:w="40" w:type="dxa"/>
-              <w:bottom w:w="40" w:type="dxa"/>
-              <w:left w:w="60" w:type="dxa"/>
-              <w:right w:w="60" w:type="dxa"/>
-            </w:tcMar>
             <w:tcMar>
               <w:top w:w="40" w:type="dxa"/>
               <w:bottom w:w="40" w:type="dxa"/>
@@ -208,7 +331,7 @@
                 <w:rFonts w:ascii="Calibri" w:hAnsi="Calibri"/>
                 <w:sz w:val="18"/>
               </w:rPr>
-              <w:t xml:space="preserve">New REST</w:t>
+              <w:t xml:space="preserve">New role</w:t>
             </w:r>
             <w:r>
               <w:rPr>
@@ -222,18 +345,12 @@
                 <w:rFonts w:ascii="Calibri" w:hAnsi="Calibri"/>
                 <w:sz w:val="18"/>
               </w:rPr>
-              <w:t xml:space="preserve">endpoint</w:t>
+              <w:t xml:space="preserve">permission</w:t>
             </w:r>
           </w:p>
         </w:tc>
         <w:tc>
           <w:tcPr>
-            <w:tcMar>
-              <w:top w:w="40" w:type="dxa"/>
-              <w:bottom w:w="40" w:type="dxa"/>
-              <w:left w:w="60" w:type="dxa"/>
-              <w:right w:w="60" w:type="dxa"/>
-            </w:tcMar>
             <w:tcMar>
               <w:top w:w="40" w:type="dxa"/>
               <w:bottom w:w="40" w:type="dxa"/>
@@ -253,14 +370,14 @@
                 <w:rFonts w:ascii="Calibri" w:hAnsi="Calibri"/>
                 <w:sz w:val="18"/>
               </w:rPr>
-              <w:t xml:space="preserve">*Controller</w:t>
-            </w:r>
-            <w:r>
-              <w:rPr>
-                <w:rFonts w:ascii="Calibri" w:hAnsi="Calibri"/>
-                <w:sz w:val="18"/>
-              </w:rPr>
-              <w:t xml:space="preserve">,</w:t>
+              <w:t xml:space="preserve">SecurityConfig</w:t>
+            </w:r>
+            <w:r>
+              <w:rPr>
+                <w:rFonts w:ascii="Calibri" w:hAnsi="Calibri"/>
+                <w:sz w:val="18"/>
+              </w:rPr>
+              <w:t xml:space="preserve">, Angular</w:t>
             </w:r>
             <w:r>
               <w:rPr>
@@ -275,18 +392,26 @@
                 <w:rFonts w:ascii="Calibri" w:hAnsi="Calibri"/>
                 <w:sz w:val="18"/>
               </w:rPr>
-              <w:t xml:space="preserve">SecurityConfig</w:t>
+              <w:t xml:space="preserve">authGuard</w:t>
+            </w:r>
+            <w:r>
+              <w:rPr>
+                <w:rFonts w:ascii="Calibri" w:hAnsi="Calibri"/>
+                <w:sz w:val="18"/>
+              </w:rPr>
+              <w:t xml:space="preserve"> </w:t>
+            </w:r>
+            <w:r>
+              <w:rPr>
+                <w:rFonts w:ascii="Calibri" w:hAnsi="Calibri"/>
+                <w:sz w:val="18"/>
+              </w:rPr>
+              <w:t xml:space="preserve">/ sidebar</w:t>
             </w:r>
           </w:p>
         </w:tc>
         <w:tc>
           <w:tcPr>
-            <w:tcMar>
-              <w:top w:w="40" w:type="dxa"/>
-              <w:bottom w:w="40" w:type="dxa"/>
-              <w:left w:w="60" w:type="dxa"/>
-              <w:right w:w="60" w:type="dxa"/>
-            </w:tcMar>
             <w:tcMar>
               <w:top w:w="40" w:type="dxa"/>
               <w:bottom w:w="40" w:type="dxa"/>
@@ -302,10 +427,11 @@
             </w:pPr>
             <w:r>
               <w:rPr>
-                <w:rFonts w:ascii="Calibri" w:hAnsi="Calibri"/>
-                <w:sz w:val="18"/>
-              </w:rPr>
-              <w:t xml:space="preserve">Frontend service, routes,</w:t>
+                <w:rStyle w:val="VerbatimChar"/>
+                <w:rFonts w:ascii="Calibri" w:hAnsi="Calibri"/>
+                <w:sz w:val="18"/>
+              </w:rPr>
+              <w:t xml:space="preserve">Employee</w:t>
             </w:r>
             <w:r>
               <w:rPr>
@@ -316,32 +442,10 @@
             </w:r>
             <w:r>
               <w:rPr>
-                <w:rStyle w:val="VerbatimChar"/>
-                <w:rFonts w:ascii="Calibri" w:hAnsi="Calibri"/>
-                <w:sz w:val="18"/>
-              </w:rPr>
-              <w:t xml:space="preserve">API_DOCUMENTATION.md</w:t>
-            </w:r>
-            <w:r>
-              <w:rPr>
-                <w:rFonts w:ascii="Calibri" w:hAnsi="Calibri"/>
-                <w:sz w:val="18"/>
-              </w:rPr>
-              <w:t xml:space="preserve">,</w:t>
-            </w:r>
-            <w:r>
-              <w:rPr>
-                <w:rFonts w:ascii="Calibri" w:hAnsi="Calibri"/>
-                <w:sz w:val="18"/>
-              </w:rPr>
-              <w:t xml:space="preserve"> </w:t>
-            </w:r>
-            <w:r>
-              <w:rPr>
-                <w:rFonts w:ascii="Calibri" w:hAnsi="Calibri"/>
-                <w:sz w:val="18"/>
-              </w:rPr>
-              <w:t xml:space="preserve">redeploy Liberty</w:t>
+                <w:rFonts w:ascii="Calibri" w:hAnsi="Calibri"/>
+                <w:sz w:val="18"/>
+              </w:rPr>
+              <w:t xml:space="preserve">role seeding</w:t>
             </w:r>
           </w:p>
         </w:tc>
@@ -349,12 +453,6 @@
       <w:tr>
         <w:tc>
           <w:tcPr>
-            <w:tcMar>
-              <w:top w:w="40" w:type="dxa"/>
-              <w:bottom w:w="40" w:type="dxa"/>
-              <w:left w:w="60" w:type="dxa"/>
-              <w:right w:w="60" w:type="dxa"/>
-            </w:tcMar>
             <w:tcMar>
               <w:top w:w="40" w:type="dxa"/>
               <w:bottom w:w="40" w:type="dxa"/>
@@ -373,32 +471,12 @@
                 <w:rFonts w:ascii="Calibri" w:hAnsi="Calibri"/>
                 <w:sz w:val="18"/>
               </w:rPr>
-              <w:t xml:space="preserve">New role</w:t>
-            </w:r>
-            <w:r>
-              <w:rPr>
-                <w:rFonts w:ascii="Calibri" w:hAnsi="Calibri"/>
-                <w:sz w:val="18"/>
-              </w:rPr>
-              <w:t xml:space="preserve"> </w:t>
-            </w:r>
-            <w:r>
-              <w:rPr>
-                <w:rFonts w:ascii="Calibri" w:hAnsi="Calibri"/>
-                <w:sz w:val="18"/>
-              </w:rPr>
-              <w:t xml:space="preserve">permission</w:t>
+              <w:t xml:space="preserve">JWT behavior</w:t>
             </w:r>
           </w:p>
         </w:tc>
         <w:tc>
           <w:tcPr>
-            <w:tcMar>
-              <w:top w:w="40" w:type="dxa"/>
-              <w:bottom w:w="40" w:type="dxa"/>
-              <w:left w:w="60" w:type="dxa"/>
-              <w:right w:w="60" w:type="dxa"/>
-            </w:tcMar>
             <w:tcMar>
               <w:top w:w="40" w:type="dxa"/>
               <w:bottom w:w="40" w:type="dxa"/>
@@ -418,14 +496,14 @@
                 <w:rFonts w:ascii="Calibri" w:hAnsi="Calibri"/>
                 <w:sz w:val="18"/>
               </w:rPr>
-              <w:t xml:space="preserve">SecurityConfig</w:t>
-            </w:r>
-            <w:r>
-              <w:rPr>
-                <w:rFonts w:ascii="Calibri" w:hAnsi="Calibri"/>
-                <w:sz w:val="18"/>
-              </w:rPr>
-              <w:t xml:space="preserve">, Angular</w:t>
+              <w:t xml:space="preserve">JwtService</w:t>
+            </w:r>
+            <w:r>
+              <w:rPr>
+                <w:rFonts w:ascii="Calibri" w:hAnsi="Calibri"/>
+                <w:sz w:val="18"/>
+              </w:rPr>
+              <w:t xml:space="preserve">,</w:t>
             </w:r>
             <w:r>
               <w:rPr>
@@ -440,32 +518,12 @@
                 <w:rFonts w:ascii="Calibri" w:hAnsi="Calibri"/>
                 <w:sz w:val="18"/>
               </w:rPr>
-              <w:t xml:space="preserve">authGuard</w:t>
-            </w:r>
-            <w:r>
-              <w:rPr>
-                <w:rFonts w:ascii="Calibri" w:hAnsi="Calibri"/>
-                <w:sz w:val="18"/>
-              </w:rPr>
-              <w:t xml:space="preserve"> </w:t>
-            </w:r>
-            <w:r>
-              <w:rPr>
-                <w:rFonts w:ascii="Calibri" w:hAnsi="Calibri"/>
-                <w:sz w:val="18"/>
-              </w:rPr>
-              <w:t xml:space="preserve">/ sidebar</w:t>
+              <w:t xml:space="preserve">JwtAuthenticationFilter</w:t>
             </w:r>
           </w:p>
         </w:tc>
         <w:tc>
           <w:tcPr>
-            <w:tcMar>
-              <w:top w:w="40" w:type="dxa"/>
-              <w:bottom w:w="40" w:type="dxa"/>
-              <w:left w:w="60" w:type="dxa"/>
-              <w:right w:w="60" w:type="dxa"/>
-            </w:tcMar>
             <w:tcMar>
               <w:top w:w="40" w:type="dxa"/>
               <w:bottom w:w="40" w:type="dxa"/>
@@ -481,11 +539,10 @@
             </w:pPr>
             <w:r>
               <w:rPr>
-                <w:rStyle w:val="VerbatimChar"/>
-                <w:rFonts w:ascii="Calibri" w:hAnsi="Calibri"/>
-                <w:sz w:val="18"/>
-              </w:rPr>
-              <w:t xml:space="preserve">Employee</w:t>
+                <w:rFonts w:ascii="Calibri" w:hAnsi="Calibri"/>
+                <w:sz w:val="18"/>
+              </w:rPr>
+              <w:t xml:space="preserve">Login UI storage,</w:t>
             </w:r>
             <w:r>
               <w:rPr>
@@ -499,7 +556,7 @@
                 <w:rFonts w:ascii="Calibri" w:hAnsi="Calibri"/>
                 <w:sz w:val="18"/>
               </w:rPr>
-              <w:t xml:space="preserve">role seeding</w:t>
+              <w:t xml:space="preserve">interceptor</w:t>
             </w:r>
           </w:p>
         </w:tc>
@@ -507,12 +564,6 @@
       <w:tr>
         <w:tc>
           <w:tcPr>
-            <w:tcMar>
-              <w:top w:w="40" w:type="dxa"/>
-              <w:bottom w:w="40" w:type="dxa"/>
-              <w:left w:w="60" w:type="dxa"/>
-              <w:right w:w="60" w:type="dxa"/>
-            </w:tcMar>
             <w:tcMar>
               <w:top w:w="40" w:type="dxa"/>
               <w:bottom w:w="40" w:type="dxa"/>
@@ -531,18 +582,40 @@
                 <w:rFonts w:ascii="Calibri" w:hAnsi="Calibri"/>
                 <w:sz w:val="18"/>
               </w:rPr>
-              <w:t xml:space="preserve">JWT behavior</w:t>
+              <w:t xml:space="preserve">Account</w:t>
+            </w:r>
+            <w:r>
+              <w:rPr>
+                <w:rFonts w:ascii="Calibri" w:hAnsi="Calibri"/>
+                <w:sz w:val="18"/>
+              </w:rPr>
+              <w:t xml:space="preserve"> </w:t>
+            </w:r>
+            <w:r>
+              <w:rPr>
+                <w:rFonts w:ascii="Calibri" w:hAnsi="Calibri"/>
+                <w:sz w:val="18"/>
+              </w:rPr>
+              <w:t xml:space="preserve">number</w:t>
+            </w:r>
+            <w:r>
+              <w:rPr>
+                <w:rFonts w:ascii="Calibri" w:hAnsi="Calibri"/>
+                <w:sz w:val="18"/>
+              </w:rPr>
+              <w:t xml:space="preserve"> </w:t>
+            </w:r>
+            <w:r>
+              <w:rPr>
+                <w:rFonts w:ascii="Calibri" w:hAnsi="Calibri"/>
+                <w:sz w:val="18"/>
+              </w:rPr>
+              <w:t xml:space="preserve">format</w:t>
             </w:r>
           </w:p>
         </w:tc>
         <w:tc>
           <w:tcPr>
-            <w:tcMar>
-              <w:top w:w="40" w:type="dxa"/>
-              <w:bottom w:w="40" w:type="dxa"/>
-              <w:left w:w="60" w:type="dxa"/>
-              <w:right w:w="60" w:type="dxa"/>
-            </w:tcMar>
             <w:tcMar>
               <w:top w:w="40" w:type="dxa"/>
               <w:bottom w:w="40" w:type="dxa"/>
@@ -562,7 +635,7 @@
                 <w:rFonts w:ascii="Calibri" w:hAnsi="Calibri"/>
                 <w:sz w:val="18"/>
               </w:rPr>
-              <w:t xml:space="preserve">JwtService</w:t>
+              <w:t xml:space="preserve">AccountNumberGenerator</w:t>
             </w:r>
             <w:r>
               <w:rPr>
@@ -584,18 +657,12 @@
                 <w:rFonts w:ascii="Calibri" w:hAnsi="Calibri"/>
                 <w:sz w:val="18"/>
               </w:rPr>
-              <w:t xml:space="preserve">JwtAuthenticationFilter</w:t>
+              <w:t xml:space="preserve">AccountServiceImpl.openAccount</w:t>
             </w:r>
           </w:p>
         </w:tc>
         <w:tc>
           <w:tcPr>
-            <w:tcMar>
-              <w:top w:w="40" w:type="dxa"/>
-              <w:bottom w:w="40" w:type="dxa"/>
-              <w:left w:w="60" w:type="dxa"/>
-              <w:right w:w="60" w:type="dxa"/>
-            </w:tcMar>
             <w:tcMar>
               <w:top w:w="40" w:type="dxa"/>
               <w:bottom w:w="40" w:type="dxa"/>
@@ -614,7 +681,7 @@
                 <w:rFonts w:ascii="Calibri" w:hAnsi="Calibri"/>
                 <w:sz w:val="18"/>
               </w:rPr>
-              <w:t xml:space="preserve">Login UI storage,</w:t>
+              <w:t xml:space="preserve">Existing numbers</w:t>
             </w:r>
             <w:r>
               <w:rPr>
@@ -628,7 +695,7 @@
                 <w:rFonts w:ascii="Calibri" w:hAnsi="Calibri"/>
                 <w:sz w:val="18"/>
               </w:rPr>
-              <w:t xml:space="preserve">interceptor</w:t>
+              <w:t xml:space="preserve">(non-retroactive), tests</w:t>
             </w:r>
           </w:p>
         </w:tc>
@@ -636,12 +703,6 @@
       <w:tr>
         <w:tc>
           <w:tcPr>
-            <w:tcMar>
-              <w:top w:w="40" w:type="dxa"/>
-              <w:bottom w:w="40" w:type="dxa"/>
-              <w:left w:w="60" w:type="dxa"/>
-              <w:right w:w="60" w:type="dxa"/>
-            </w:tcMar>
             <w:tcMar>
               <w:top w:w="40" w:type="dxa"/>
               <w:bottom w:w="40" w:type="dxa"/>
@@ -660,7 +721,7 @@
                 <w:rFonts w:ascii="Calibri" w:hAnsi="Calibri"/>
                 <w:sz w:val="18"/>
               </w:rPr>
-              <w:t xml:space="preserve">Account</w:t>
+              <w:t xml:space="preserve">Opening</w:t>
             </w:r>
             <w:r>
               <w:rPr>
@@ -674,7 +735,7 @@
                 <w:rFonts w:ascii="Calibri" w:hAnsi="Calibri"/>
                 <w:sz w:val="18"/>
               </w:rPr>
-              <w:t xml:space="preserve">number</w:t>
+              <w:t xml:space="preserve">deposit</w:t>
             </w:r>
             <w:r>
               <w:rPr>
@@ -688,18 +749,12 @@
                 <w:rFonts w:ascii="Calibri" w:hAnsi="Calibri"/>
                 <w:sz w:val="18"/>
               </w:rPr>
-              <w:t xml:space="preserve">format</w:t>
+              <w:t xml:space="preserve">rules</w:t>
             </w:r>
           </w:p>
         </w:tc>
         <w:tc>
           <w:tcPr>
-            <w:tcMar>
-              <w:top w:w="40" w:type="dxa"/>
-              <w:bottom w:w="40" w:type="dxa"/>
-              <w:left w:w="60" w:type="dxa"/>
-              <w:right w:w="60" w:type="dxa"/>
-            </w:tcMar>
             <w:tcMar>
               <w:top w:w="40" w:type="dxa"/>
               <w:bottom w:w="40" w:type="dxa"/>
@@ -719,7 +774,7 @@
                 <w:rFonts w:ascii="Calibri" w:hAnsi="Calibri"/>
                 <w:sz w:val="18"/>
               </w:rPr>
-              <w:t xml:space="preserve">AccountNumberGenerator</w:t>
+              <w:t xml:space="preserve">AccountPolicy*</w:t>
             </w:r>
             <w:r>
               <w:rPr>
@@ -747,12 +802,6 @@
         </w:tc>
         <w:tc>
           <w:tcPr>
-            <w:tcMar>
-              <w:top w:w="40" w:type="dxa"/>
-              <w:bottom w:w="40" w:type="dxa"/>
-              <w:left w:w="60" w:type="dxa"/>
-              <w:right w:w="60" w:type="dxa"/>
-            </w:tcMar>
             <w:tcMar>
               <w:top w:w="40" w:type="dxa"/>
               <w:bottom w:w="40" w:type="dxa"/>
@@ -771,7 +820,7 @@
                 <w:rFonts w:ascii="Calibri" w:hAnsi="Calibri"/>
                 <w:sz w:val="18"/>
               </w:rPr>
-              <w:t xml:space="preserve">Existing numbers</w:t>
+              <w:t xml:space="preserve">Opening-deposit dialog,</w:t>
             </w:r>
             <w:r>
               <w:rPr>
@@ -785,7 +834,7 @@
                 <w:rFonts w:ascii="Calibri" w:hAnsi="Calibri"/>
                 <w:sz w:val="18"/>
               </w:rPr>
-              <w:t xml:space="preserve">(non-retroactive), tests</w:t>
+              <w:t xml:space="preserve">customer create flow</w:t>
             </w:r>
           </w:p>
         </w:tc>
@@ -793,12 +842,6 @@
       <w:tr>
         <w:tc>
           <w:tcPr>
-            <w:tcMar>
-              <w:top w:w="40" w:type="dxa"/>
-              <w:bottom w:w="40" w:type="dxa"/>
-              <w:left w:w="60" w:type="dxa"/>
-              <w:right w:w="60" w:type="dxa"/>
-            </w:tcMar>
             <w:tcMar>
               <w:top w:w="40" w:type="dxa"/>
               <w:bottom w:w="40" w:type="dxa"/>
@@ -817,7 +860,7 @@
                 <w:rFonts w:ascii="Calibri" w:hAnsi="Calibri"/>
                 <w:sz w:val="18"/>
               </w:rPr>
-              <w:t xml:space="preserve">Opening</w:t>
+              <w:t xml:space="preserve">Balance</w:t>
             </w:r>
             <w:r>
               <w:rPr>
@@ -831,32 +874,12 @@
                 <w:rFonts w:ascii="Calibri" w:hAnsi="Calibri"/>
                 <w:sz w:val="18"/>
               </w:rPr>
-              <w:t xml:space="preserve">deposit</w:t>
-            </w:r>
-            <w:r>
-              <w:rPr>
-                <w:rFonts w:ascii="Calibri" w:hAnsi="Calibri"/>
-                <w:sz w:val="18"/>
-              </w:rPr>
-              <w:t xml:space="preserve"> </w:t>
-            </w:r>
-            <w:r>
-              <w:rPr>
-                <w:rFonts w:ascii="Calibri" w:hAnsi="Calibri"/>
-                <w:sz w:val="18"/>
-              </w:rPr>
-              <w:t xml:space="preserve">rules</w:t>
+              <w:t xml:space="preserve">mutation</w:t>
             </w:r>
           </w:p>
         </w:tc>
         <w:tc>
           <w:tcPr>
-            <w:tcMar>
-              <w:top w:w="40" w:type="dxa"/>
-              <w:bottom w:w="40" w:type="dxa"/>
-              <w:left w:w="60" w:type="dxa"/>
-              <w:right w:w="60" w:type="dxa"/>
-            </w:tcMar>
             <w:tcMar>
               <w:top w:w="40" w:type="dxa"/>
               <w:bottom w:w="40" w:type="dxa"/>
@@ -876,14 +899,7 @@
                 <w:rFonts w:ascii="Calibri" w:hAnsi="Calibri"/>
                 <w:sz w:val="18"/>
               </w:rPr>
-              <w:t xml:space="preserve">AccountPolicy*</w:t>
-            </w:r>
-            <w:r>
-              <w:rPr>
-                <w:rFonts w:ascii="Calibri" w:hAnsi="Calibri"/>
-                <w:sz w:val="18"/>
-              </w:rPr>
-              <w:t xml:space="preserve">,</w:t>
+              <w:t xml:space="preserve">AccountServiceImpl</w:t>
             </w:r>
             <w:r>
               <w:rPr>
@@ -894,22 +910,43 @@
             </w:r>
             <w:r>
               <w:rPr>
-                <w:rStyle w:val="VerbatimChar"/>
-                <w:rFonts w:ascii="Calibri" w:hAnsi="Calibri"/>
-                <w:sz w:val="18"/>
-              </w:rPr>
-              <w:t xml:space="preserve">AccountServiceImpl.openAccount</w:t>
+                <w:rFonts w:ascii="Calibri" w:hAnsi="Calibri"/>
+                <w:sz w:val="18"/>
+              </w:rPr>
+              <w:t xml:space="preserve">deposit / `</w:t>
+            </w:r>
+            <w:r>
+              <w:rPr>
+                <w:rFonts w:ascii="Calibri" w:hAnsi="Calibri"/>
+                <w:sz w:val="18"/>
+              </w:rPr>
+              <w:t xml:space="preserve"> </w:t>
+            </w:r>
+            <w:r>
+              <w:rPr>
+                <w:rFonts w:ascii="Calibri" w:hAnsi="Calibri"/>
+                <w:sz w:val="18"/>
+              </w:rPr>
+              <w:t xml:space="preserve">withdraw / transfer / open</w:t>
+            </w:r>
+            <w:r>
+              <w:rPr>
+                <w:rFonts w:ascii="Calibri" w:hAnsi="Calibri"/>
+                <w:sz w:val="18"/>
+              </w:rPr>
+              <w:t xml:space="preserve"> </w:t>
+            </w:r>
+            <w:r>
+              <w:rPr>
+                <w:rFonts w:ascii="Calibri" w:hAnsi="Calibri"/>
+                <w:sz w:val="18"/>
+              </w:rPr>
+              <w:t xml:space="preserve">da</w:t>
             </w:r>
           </w:p>
         </w:tc>
         <w:tc>
           <w:tcPr>
-            <w:tcMar>
-              <w:top w:w="40" w:type="dxa"/>
-              <w:bottom w:w="40" w:type="dxa"/>
-              <w:left w:w="60" w:type="dxa"/>
-              <w:right w:w="60" w:type="dxa"/>
-            </w:tcMar>
             <w:tcMar>
               <w:top w:w="40" w:type="dxa"/>
               <w:bottom w:w="40" w:type="dxa"/>
@@ -928,7 +965,7 @@
                 <w:rFonts w:ascii="Calibri" w:hAnsi="Calibri"/>
                 <w:sz w:val="18"/>
               </w:rPr>
-              <w:t xml:space="preserve">Opening-deposit dialog,</w:t>
+              <w:t xml:space="preserve">TransactionService.record`,</w:t>
             </w:r>
             <w:r>
               <w:rPr>
@@ -942,7 +979,21 @@
                 <w:rFonts w:ascii="Calibri" w:hAnsi="Calibri"/>
                 <w:sz w:val="18"/>
               </w:rPr>
-              <w:t xml:space="preserve">customer create flow</w:t>
+              <w:t xml:space="preserve">Kafka publish sites,</w:t>
+            </w:r>
+            <w:r>
+              <w:rPr>
+                <w:rFonts w:ascii="Calibri" w:hAnsi="Calibri"/>
+                <w:sz w:val="18"/>
+              </w:rPr>
+              <w:t xml:space="preserve"> </w:t>
+            </w:r>
+            <w:r>
+              <w:rPr>
+                <w:rFonts w:ascii="Calibri" w:hAnsi="Calibri"/>
+                <w:sz w:val="18"/>
+              </w:rPr>
+              <w:t xml:space="preserve">shboard counts</w:t>
             </w:r>
           </w:p>
         </w:tc>
@@ -950,12 +1001,6 @@
       <w:tr>
         <w:tc>
           <w:tcPr>
-            <w:tcMar>
-              <w:top w:w="40" w:type="dxa"/>
-              <w:bottom w:w="40" w:type="dxa"/>
-              <w:left w:w="60" w:type="dxa"/>
-              <w:right w:w="60" w:type="dxa"/>
-            </w:tcMar>
             <w:tcMar>
               <w:top w:w="40" w:type="dxa"/>
               <w:bottom w:w="40" w:type="dxa"/>
@@ -974,7 +1019,7 @@
                 <w:rFonts w:ascii="Calibri" w:hAnsi="Calibri"/>
                 <w:sz w:val="18"/>
               </w:rPr>
-              <w:t xml:space="preserve">Balance</w:t>
+              <w:t xml:space="preserve">Notification</w:t>
             </w:r>
             <w:r>
               <w:rPr>
@@ -988,18 +1033,12 @@
                 <w:rFonts w:ascii="Calibri" w:hAnsi="Calibri"/>
                 <w:sz w:val="18"/>
               </w:rPr>
-              <w:t xml:space="preserve">mutation</w:t>
+              <w:t xml:space="preserve">email</w:t>
             </w:r>
           </w:p>
         </w:tc>
         <w:tc>
           <w:tcPr>
-            <w:tcMar>
-              <w:top w:w="40" w:type="dxa"/>
-              <w:bottom w:w="40" w:type="dxa"/>
-              <w:left w:w="60" w:type="dxa"/>
-              <w:right w:w="60" w:type="dxa"/>
-            </w:tcMar>
             <w:tcMar>
               <w:top w:w="40" w:type="dxa"/>
               <w:bottom w:w="40" w:type="dxa"/>
@@ -1019,7 +1058,14 @@
                 <w:rFonts w:ascii="Calibri" w:hAnsi="Calibri"/>
                 <w:sz w:val="18"/>
               </w:rPr>
-              <w:t xml:space="preserve">AccountServiceImpl.deposit</w:t>
+              <w:t xml:space="preserve">NotificationEventPublisher</w:t>
+            </w:r>
+            <w:r>
+              <w:rPr>
+                <w:rFonts w:ascii="Calibri" w:hAnsi="Calibri"/>
+                <w:sz w:val="18"/>
+              </w:rPr>
+              <w:t xml:space="preserve">, M</w:t>
             </w:r>
             <w:r>
               <w:rPr>
@@ -1030,21 +1076,37 @@
             </w:r>
             <w:r>
               <w:rPr>
-                <w:rFonts w:ascii="Calibri" w:hAnsi="Calibri"/>
-                <w:sz w:val="18"/>
-              </w:rPr>
-              <w:t xml:space="preserve">(today)</w:t>
+                <w:rStyle w:val="VerbatimChar"/>
+                <w:rFonts w:ascii="Calibri" w:hAnsi="Calibri"/>
+                <w:sz w:val="18"/>
+              </w:rPr>
+              <w:t xml:space="preserve">NotificationEventConsumer</w:t>
+            </w:r>
+            <w:r>
+              <w:rPr>
+                <w:rFonts w:ascii="Calibri" w:hAnsi="Calibri"/>
+                <w:sz w:val="18"/>
+              </w:rPr>
+              <w:t xml:space="preserve">, K</w:t>
+            </w:r>
+            <w:r>
+              <w:rPr>
+                <w:rFonts w:ascii="Calibri" w:hAnsi="Calibri"/>
+                <w:sz w:val="18"/>
+              </w:rPr>
+              <w:t xml:space="preserve"> </w:t>
+            </w:r>
+            <w:r>
+              <w:rPr>
+                <w:rFonts w:ascii="Calibri" w:hAnsi="Calibri"/>
+                <w:sz w:val="18"/>
+              </w:rPr>
+              <w:t xml:space="preserve">composers / mail services c</w:t>
             </w:r>
           </w:p>
         </w:tc>
         <w:tc>
           <w:tcPr>
-            <w:tcMar>
-              <w:top w:w="40" w:type="dxa"/>
-              <w:bottom w:w="40" w:type="dxa"/>
-              <w:left w:w="60" w:type="dxa"/>
-              <w:right w:w="60" w:type="dxa"/>
-            </w:tcMar>
             <w:tcMar>
               <w:top w:w="40" w:type="dxa"/>
               <w:bottom w:w="40" w:type="dxa"/>
@@ -1063,7 +1125,22 @@
                 <w:rFonts w:ascii="Calibri" w:hAnsi="Calibri"/>
                 <w:sz w:val="18"/>
               </w:rPr>
-              <w:t xml:space="preserve">Future Transaction module,</w:t>
+              <w:t xml:space="preserve">ail env (</w:t>
+            </w:r>
+            <w:r>
+              <w:rPr>
+                <w:rStyle w:val="VerbatimChar"/>
+                <w:rFonts w:ascii="Calibri" w:hAnsi="Calibri"/>
+                <w:sz w:val="18"/>
+              </w:rPr>
+              <w:t xml:space="preserve">MAIL_*</w:t>
+            </w:r>
+            <w:r>
+              <w:rPr>
+                <w:rFonts w:ascii="Calibri" w:hAnsi="Calibri"/>
+                <w:sz w:val="18"/>
+              </w:rPr>
+              <w:t xml:space="preserve">),</w:t>
             </w:r>
             <w:r>
               <w:rPr>
@@ -1077,7 +1154,50 @@
                 <w:rFonts w:ascii="Calibri" w:hAnsi="Calibri"/>
                 <w:sz w:val="18"/>
               </w:rPr>
-              <w:t xml:space="preserve">dashboard counts</w:t>
+              <w:t xml:space="preserve">afka topic / Aiven,</w:t>
+            </w:r>
+            <w:r>
+              <w:rPr>
+                <w:rFonts w:ascii="Calibri" w:hAnsi="Calibri"/>
+                <w:sz w:val="18"/>
+              </w:rPr>
+              <w:t xml:space="preserve"> </w:t>
+            </w:r>
+            <w:r>
+              <w:rPr>
+                <w:rFonts w:ascii="Calibri" w:hAnsi="Calibri"/>
+                <w:sz w:val="18"/>
+              </w:rPr>
+              <w:t xml:space="preserve">ustomer</w:t>
+            </w:r>
+            <w:r>
+              <w:rPr>
+                <w:rFonts w:ascii="Calibri" w:hAnsi="Calibri"/>
+                <w:sz w:val="18"/>
+              </w:rPr>
+              <w:t xml:space="preserve"> </w:t>
+            </w:r>
+            <w:r>
+              <w:rPr>
+                <w:rStyle w:val="VerbatimChar"/>
+                <w:rFonts w:ascii="Calibri" w:hAnsi="Calibri"/>
+                <w:sz w:val="18"/>
+              </w:rPr>
+              <w:t xml:space="preserve">email</w:t>
+            </w:r>
+            <w:r>
+              <w:rPr>
+                <w:rFonts w:ascii="Calibri" w:hAnsi="Calibri"/>
+                <w:sz w:val="18"/>
+              </w:rPr>
+              <w:t xml:space="preserve"> </w:t>
+            </w:r>
+            <w:r>
+              <w:rPr>
+                <w:rFonts w:ascii="Calibri" w:hAnsi="Calibri"/>
+                <w:sz w:val="18"/>
+              </w:rPr>
+              <w:t xml:space="preserve">field</w:t>
             </w:r>
           </w:p>
         </w:tc>
@@ -1085,12 +1205,6 @@
       <w:tr>
         <w:tc>
           <w:tcPr>
-            <w:tcMar>
-              <w:top w:w="40" w:type="dxa"/>
-              <w:bottom w:w="40" w:type="dxa"/>
-              <w:left w:w="60" w:type="dxa"/>
-              <w:right w:w="60" w:type="dxa"/>
-            </w:tcMar>
             <w:tcMar>
               <w:top w:w="40" w:type="dxa"/>
               <w:bottom w:w="40" w:type="dxa"/>
@@ -1149,6 +1263,47 @@
               <w:left w:w="60" w:type="dxa"/>
               <w:right w:w="60" w:type="dxa"/>
             </w:tcMar>
+          </w:tcPr>
+          <w:p>
+            <w:pPr>
+              <w:pStyle w:val="Compact"/>
+              <w:spacing w:before="0" w:after="40" w:line="264" w:lineRule="auto"/>
+              <w:jc w:val="left"/>
+            </w:pPr>
+            <w:r>
+              <w:rPr>
+                <w:rStyle w:val="VerbatimChar"/>
+                <w:rFonts w:ascii="Calibri" w:hAnsi="Calibri"/>
+                <w:sz w:val="18"/>
+              </w:rPr>
+              <w:t xml:space="preserve">BusinessIdFormatter</w:t>
+            </w:r>
+            <w:r>
+              <w:rPr>
+                <w:rFonts w:ascii="Calibri" w:hAnsi="Calibri"/>
+                <w:sz w:val="18"/>
+              </w:rPr>
+              <w:t xml:space="preserve">,</w:t>
+            </w:r>
+            <w:r>
+              <w:rPr>
+                <w:rFonts w:ascii="Calibri" w:hAnsi="Calibri"/>
+                <w:sz w:val="18"/>
+              </w:rPr>
+              <w:t xml:space="preserve"> </w:t>
+            </w:r>
+            <w:r>
+              <w:rPr>
+                <w:rStyle w:val="VerbatimChar"/>
+                <w:rFonts w:ascii="Calibri" w:hAnsi="Calibri"/>
+                <w:sz w:val="18"/>
+              </w:rPr>
+              <w:t xml:space="preserve">Customer.getCustomerCode</w:t>
+            </w:r>
+          </w:p>
+        </w:tc>
+        <w:tc>
+          <w:tcPr>
             <w:tcMar>
               <w:top w:w="40" w:type="dxa"/>
               <w:bottom w:w="40" w:type="dxa"/>
@@ -1164,18 +1319,10 @@
             </w:pPr>
             <w:r>
               <w:rPr>
-                <w:rStyle w:val="VerbatimChar"/>
-                <w:rFonts w:ascii="Calibri" w:hAnsi="Calibri"/>
-                <w:sz w:val="18"/>
-              </w:rPr>
-              <w:t xml:space="preserve">BusinessIdFormatter</w:t>
-            </w:r>
-            <w:r>
-              <w:rPr>
-                <w:rFonts w:ascii="Calibri" w:hAnsi="Calibri"/>
-                <w:sz w:val="18"/>
-              </w:rPr>
-              <w:t xml:space="preserve">,</w:t>
+                <w:rFonts w:ascii="Calibri" w:hAnsi="Calibri"/>
+                <w:sz w:val="18"/>
+              </w:rPr>
+              <w:t xml:space="preserve">All UI showing customer</w:t>
             </w:r>
             <w:r>
               <w:rPr>
@@ -1186,22 +1333,17 @@
             </w:r>
             <w:r>
               <w:rPr>
-                <w:rStyle w:val="VerbatimChar"/>
-                <w:rFonts w:ascii="Calibri" w:hAnsi="Calibri"/>
-                <w:sz w:val="18"/>
-              </w:rPr>
-              <w:t xml:space="preserve">Customer.getCustomerCode</w:t>
+                <w:rFonts w:ascii="Calibri" w:hAnsi="Calibri"/>
+                <w:sz w:val="18"/>
+              </w:rPr>
+              <w:t xml:space="preserve">code</w:t>
             </w:r>
           </w:p>
         </w:tc>
+      </w:tr>
+      <w:tr>
         <w:tc>
           <w:tcPr>
-            <w:tcMar>
-              <w:top w:w="40" w:type="dxa"/>
-              <w:bottom w:w="40" w:type="dxa"/>
-              <w:left w:w="60" w:type="dxa"/>
-              <w:right w:w="60" w:type="dxa"/>
-            </w:tcMar>
             <w:tcMar>
               <w:top w:w="40" w:type="dxa"/>
               <w:bottom w:w="40" w:type="dxa"/>
@@ -1220,34 +1362,12 @@
                 <w:rFonts w:ascii="Calibri" w:hAnsi="Calibri"/>
                 <w:sz w:val="18"/>
               </w:rPr>
-              <w:t xml:space="preserve">All UI showing customer</w:t>
-            </w:r>
-            <w:r>
-              <w:rPr>
-                <w:rFonts w:ascii="Calibri" w:hAnsi="Calibri"/>
-                <w:sz w:val="18"/>
-              </w:rPr>
-              <w:t xml:space="preserve"> </w:t>
-            </w:r>
-            <w:r>
-              <w:rPr>
-                <w:rFonts w:ascii="Calibri" w:hAnsi="Calibri"/>
-                <w:sz w:val="18"/>
-              </w:rPr>
-              <w:t xml:space="preserve">code</w:t>
+              <w:t xml:space="preserve">API base URL</w:t>
             </w:r>
           </w:p>
         </w:tc>
-      </w:tr>
-      <w:tr>
         <w:tc>
           <w:tcPr>
-            <w:tcMar>
-              <w:top w:w="40" w:type="dxa"/>
-              <w:bottom w:w="40" w:type="dxa"/>
-              <w:left w:w="60" w:type="dxa"/>
-              <w:right w:w="60" w:type="dxa"/>
-            </w:tcMar>
             <w:tcMar>
               <w:top w:w="40" w:type="dxa"/>
               <w:bottom w:w="40" w:type="dxa"/>
@@ -1263,52 +1383,16 @@
             </w:pPr>
             <w:r>
               <w:rPr>
-                <w:rFonts w:ascii="Calibri" w:hAnsi="Calibri"/>
-                <w:sz w:val="18"/>
-              </w:rPr>
-              <w:t xml:space="preserve">API base URL</w:t>
+                <w:rStyle w:val="VerbatimChar"/>
+                <w:rFonts w:ascii="Calibri" w:hAnsi="Calibri"/>
+                <w:sz w:val="18"/>
+              </w:rPr>
+              <w:t xml:space="preserve">api-config.ts</w:t>
             </w:r>
           </w:p>
         </w:tc>
         <w:tc>
           <w:tcPr>
-            <w:tcMar>
-              <w:top w:w="40" w:type="dxa"/>
-              <w:bottom w:w="40" w:type="dxa"/>
-              <w:left w:w="60" w:type="dxa"/>
-              <w:right w:w="60" w:type="dxa"/>
-            </w:tcMar>
-            <w:tcMar>
-              <w:top w:w="40" w:type="dxa"/>
-              <w:bottom w:w="40" w:type="dxa"/>
-              <w:left w:w="60" w:type="dxa"/>
-              <w:right w:w="60" w:type="dxa"/>
-            </w:tcMar>
-          </w:tcPr>
-          <w:p>
-            <w:pPr>
-              <w:pStyle w:val="Compact"/>
-              <w:spacing w:before="0" w:after="40" w:line="264" w:lineRule="auto"/>
-              <w:jc w:val="left"/>
-            </w:pPr>
-            <w:r>
-              <w:rPr>
-                <w:rStyle w:val="VerbatimChar"/>
-                <w:rFonts w:ascii="Calibri" w:hAnsi="Calibri"/>
-                <w:sz w:val="18"/>
-              </w:rPr>
-              <w:t xml:space="preserve">api-config.ts</w:t>
-            </w:r>
-          </w:p>
-        </w:tc>
-        <w:tc>
-          <w:tcPr>
-            <w:tcMar>
-              <w:top w:w="40" w:type="dxa"/>
-              <w:bottom w:w="40" w:type="dxa"/>
-              <w:left w:w="60" w:type="dxa"/>
-              <w:right w:w="60" w:type="dxa"/>
-            </w:tcMar>
             <w:tcMar>
               <w:top w:w="40" w:type="dxa"/>
               <w:bottom w:w="40" w:type="dxa"/>
@@ -1375,6 +1459,55 @@
               <w:right w:w="60" w:type="dxa"/>
             </w:tcMar>
             <w:shd w:fill="1A365D" w:val="clear"/>
+          </w:tcPr>
+          <w:p>
+            <w:pPr>
+              <w:pStyle w:val="Compact"/>
+              <w:spacing w:before="0" w:after="40" w:line="264" w:lineRule="auto"/>
+              <w:jc w:val="left"/>
+            </w:pPr>
+            <w:r>
+              <w:rPr>
+                <w:rFonts w:ascii="Calibri" w:hAnsi="Calibri"/>
+                <w:b/>
+                <w:color w:val="FFFFFF"/>
+                <w:sz w:val="18"/>
+              </w:rPr>
+              <w:t xml:space="preserve">If you change…</w:t>
+            </w:r>
+          </w:p>
+        </w:tc>
+        <w:tc>
+          <w:tcPr>
+            <w:tcMar>
+              <w:top w:w="40" w:type="dxa"/>
+              <w:bottom w:w="40" w:type="dxa"/>
+              <w:left w:w="60" w:type="dxa"/>
+              <w:right w:w="60" w:type="dxa"/>
+            </w:tcMar>
+            <w:shd w:fill="1A365D" w:val="clear"/>
+          </w:tcPr>
+          <w:p>
+            <w:pPr>
+              <w:pStyle w:val="Compact"/>
+              <w:spacing w:before="0" w:after="40" w:line="264" w:lineRule="auto"/>
+              <w:jc w:val="left"/>
+            </w:pPr>
+            <w:r>
+              <w:rPr>
+                <w:rFonts w:ascii="Calibri" w:hAnsi="Calibri"/>
+                <w:b/>
+                <w:color w:val="FFFFFF"/>
+                <w:sz w:val="18"/>
+              </w:rPr>
+              <w:t xml:space="preserve">Also check…</w:t>
+            </w:r>
+          </w:p>
+        </w:tc>
+      </w:tr>
+      <w:tr>
+        <w:tc>
+          <w:tcPr>
             <w:tcMar>
               <w:top w:w="40" w:type="dxa"/>
               <w:bottom w:w="40" w:type="dxa"/>
@@ -1391,23 +1524,14 @@
             <w:r>
               <w:rPr>
                 <w:rFonts w:ascii="Calibri" w:hAnsi="Calibri"/>
-                <w:b/>
-                <w:color w:val="FFFFFF"/>
-                <w:sz w:val="18"/>
-              </w:rPr>
-              <w:t xml:space="preserve">If you change…</w:t>
+                <w:sz w:val="18"/>
+              </w:rPr>
+              <w:t xml:space="preserve">Customer create with account</w:t>
             </w:r>
           </w:p>
         </w:tc>
         <w:tc>
           <w:tcPr>
-            <w:tcMar>
-              <w:top w:w="40" w:type="dxa"/>
-              <w:bottom w:w="40" w:type="dxa"/>
-              <w:left w:w="60" w:type="dxa"/>
-              <w:right w:w="60" w:type="dxa"/>
-            </w:tcMar>
-            <w:shd w:fill="1A365D" w:val="clear"/>
             <w:tcMar>
               <w:top w:w="40" w:type="dxa"/>
               <w:bottom w:w="40" w:type="dxa"/>
@@ -1423,12 +1547,54 @@
             </w:pPr>
             <w:r>
               <w:rPr>
-                <w:rFonts w:ascii="Calibri" w:hAnsi="Calibri"/>
-                <w:b/>
-                <w:color w:val="FFFFFF"/>
-                <w:sz w:val="18"/>
-              </w:rPr>
-              <w:t xml:space="preserve">Also check…</w:t>
+                <w:rStyle w:val="VerbatimChar"/>
+                <w:rFonts w:ascii="Calibri" w:hAnsi="Calibri"/>
+                <w:sz w:val="18"/>
+              </w:rPr>
+              <w:t xml:space="preserve">CustomerServiceImpl</w:t>
+            </w:r>
+            <w:r>
+              <w:rPr>
+                <w:rFonts w:ascii="Calibri" w:hAnsi="Calibri"/>
+                <w:sz w:val="18"/>
+              </w:rPr>
+              <w:t xml:space="preserve">,</w:t>
+            </w:r>
+            <w:r>
+              <w:rPr>
+                <w:rFonts w:ascii="Calibri" w:hAnsi="Calibri"/>
+                <w:sz w:val="18"/>
+              </w:rPr>
+              <w:t xml:space="preserve"> </w:t>
+            </w:r>
+            <w:r>
+              <w:rPr>
+                <w:rStyle w:val="VerbatimChar"/>
+                <w:rFonts w:ascii="Calibri" w:hAnsi="Calibri"/>
+                <w:sz w:val="18"/>
+              </w:rPr>
+              <w:t xml:space="preserve">AccountService.openAccount</w:t>
+            </w:r>
+            <w:r>
+              <w:rPr>
+                <w:rFonts w:ascii="Calibri" w:hAnsi="Calibri"/>
+                <w:sz w:val="18"/>
+              </w:rPr>
+              <w:t xml:space="preserve">,</w:t>
+            </w:r>
+            <w:r>
+              <w:rPr>
+                <w:rFonts w:ascii="Calibri" w:hAnsi="Calibri"/>
+                <w:sz w:val="18"/>
+              </w:rPr>
+              <w:t xml:space="preserve"> </w:t>
+            </w:r>
+            <w:r>
+              <w:rPr>
+                <w:rFonts w:ascii="Calibri" w:hAnsi="Calibri"/>
+                <w:sz w:val="18"/>
+              </w:rPr>
+              <w:t xml:space="preserve">policies</w:t>
             </w:r>
           </w:p>
         </w:tc>
@@ -1436,12 +1602,6 @@
       <w:tr>
         <w:tc>
           <w:tcPr>
-            <w:tcMar>
-              <w:top w:w="40" w:type="dxa"/>
-              <w:bottom w:w="40" w:type="dxa"/>
-              <w:left w:w="60" w:type="dxa"/>
-              <w:right w:w="60" w:type="dxa"/>
-            </w:tcMar>
             <w:tcMar>
               <w:top w:w="40" w:type="dxa"/>
               <w:bottom w:w="40" w:type="dxa"/>
@@ -1460,18 +1620,48 @@
                 <w:rFonts w:ascii="Calibri" w:hAnsi="Calibri"/>
                 <w:sz w:val="18"/>
               </w:rPr>
-              <w:t xml:space="preserve">Customer create with account</w:t>
+              <w:t xml:space="preserve">Deposit / withdraw / Acco</w:t>
+            </w:r>
+            <w:r>
+              <w:rPr>
+                <w:rFonts w:ascii="Calibri" w:hAnsi="Calibri"/>
+                <w:sz w:val="18"/>
+              </w:rPr>
+              <w:t xml:space="preserve"> </w:t>
+            </w:r>
+            <w:r>
+              <w:rPr>
+                <w:rFonts w:ascii="Calibri" w:hAnsi="Calibri"/>
+                <w:sz w:val="18"/>
+              </w:rPr>
+              <w:t xml:space="preserve">transfer</w:t>
+            </w:r>
+            <w:r>
+              <w:rPr>
+                <w:rFonts w:ascii="Calibri" w:hAnsi="Calibri"/>
+                <w:sz w:val="18"/>
+              </w:rPr>
+              <w:t xml:space="preserve"> </w:t>
+            </w:r>
+            <w:r>
+              <w:rPr>
+                <w:rStyle w:val="VerbatimChar"/>
+                <w:rFonts w:ascii="Calibri" w:hAnsi="Calibri"/>
+                <w:sz w:val="18"/>
+              </w:rPr>
+              <w:t xml:space="preserve">Tra</w:t>
+            </w:r>
+            <w:r>
+              <w:rPr>
+                <w:rFonts w:ascii="Calibri" w:hAnsi="Calibri"/>
+                <w:sz w:val="18"/>
+              </w:rPr>
+              <w:t xml:space="preserve">Not</w:t>
             </w:r>
           </w:p>
         </w:tc>
         <w:tc>
           <w:tcPr>
-            <w:tcMar>
-              <w:top w:w="40" w:type="dxa"/>
-              <w:bottom w:w="40" w:type="dxa"/>
-              <w:left w:w="60" w:type="dxa"/>
-              <w:right w:w="60" w:type="dxa"/>
-            </w:tcMar>
             <w:tcMar>
               <w:top w:w="40" w:type="dxa"/>
               <w:bottom w:w="40" w:type="dxa"/>
@@ -1487,54 +1677,32 @@
             </w:pPr>
             <w:r>
               <w:rPr>
+                <w:rFonts w:ascii="Calibri" w:hAnsi="Calibri"/>
+                <w:sz w:val="18"/>
+              </w:rPr>
+              <w:t xml:space="preserve">unt balances +</w:t>
+            </w:r>
+            <w:r>
+              <w:rPr>
+                <w:rFonts w:ascii="Calibri" w:hAnsi="Calibri"/>
+                <w:sz w:val="18"/>
+              </w:rPr>
+              <w:t xml:space="preserve"> </w:t>
+            </w:r>
+            <w:r>
+              <w:rPr>
+                <w:rFonts w:ascii="Calibri" w:hAnsi="Calibri"/>
+                <w:sz w:val="18"/>
+              </w:rPr>
+              <w:t xml:space="preserve">nsactionService.record</w:t>
+            </w:r>
+            <w:r>
+              <w:rPr>
                 <w:rStyle w:val="VerbatimChar"/>
                 <w:rFonts w:ascii="Calibri" w:hAnsi="Calibri"/>
                 <w:sz w:val="18"/>
               </w:rPr>
-              <w:t xml:space="preserve">CustomerServiceImpl</w:t>
-            </w:r>
-            <w:r>
-              <w:rPr>
-                <w:rFonts w:ascii="Calibri" w:hAnsi="Calibri"/>
-                <w:sz w:val="18"/>
-              </w:rPr>
-              <w:t xml:space="preserve">,</w:t>
-            </w:r>
-            <w:r>
-              <w:rPr>
-                <w:rFonts w:ascii="Calibri" w:hAnsi="Calibri"/>
-                <w:sz w:val="18"/>
-              </w:rPr>
-              <w:t xml:space="preserve"> </w:t>
-            </w:r>
-            <w:r>
-              <w:rPr>
-                <w:rStyle w:val="VerbatimChar"/>
-                <w:rFonts w:ascii="Calibri" w:hAnsi="Calibri"/>
-                <w:sz w:val="18"/>
-              </w:rPr>
-              <w:t xml:space="preserve">AccountService.openAccount</w:t>
-            </w:r>
-            <w:r>
-              <w:rPr>
-                <w:rFonts w:ascii="Calibri" w:hAnsi="Calibri"/>
-                <w:sz w:val="18"/>
-              </w:rPr>
-              <w:t xml:space="preserve">,</w:t>
-            </w:r>
-            <w:r>
-              <w:rPr>
-                <w:rFonts w:ascii="Calibri" w:hAnsi="Calibri"/>
-                <w:sz w:val="18"/>
-              </w:rPr>
-              <w:t xml:space="preserve"> </w:t>
-            </w:r>
-            <w:r>
-              <w:rPr>
-                <w:rFonts w:ascii="Calibri" w:hAnsi="Calibri"/>
-                <w:sz w:val="18"/>
-              </w:rPr>
-              <w:t xml:space="preserve">policies</w:t>
+              <w:t xml:space="preserve">+ ificationEventPublisher</w:t>
             </w:r>
           </w:p>
         </w:tc>
@@ -1542,12 +1710,6 @@
       <w:tr>
         <w:tc>
           <w:tcPr>
-            <w:tcMar>
-              <w:top w:w="40" w:type="dxa"/>
-              <w:bottom w:w="40" w:type="dxa"/>
-              <w:left w:w="60" w:type="dxa"/>
-              <w:right w:w="60" w:type="dxa"/>
-            </w:tcMar>
             <w:tcMar>
               <w:top w:w="40" w:type="dxa"/>
               <w:bottom w:w="40" w:type="dxa"/>
@@ -1566,18 +1728,12 @@
                 <w:rFonts w:ascii="Calibri" w:hAnsi="Calibri"/>
                 <w:sz w:val="18"/>
               </w:rPr>
-              <w:t xml:space="preserve">Deposit</w:t>
+              <w:t xml:space="preserve">Account status</w:t>
             </w:r>
           </w:p>
         </w:tc>
         <w:tc>
           <w:tcPr>
-            <w:tcMar>
-              <w:top w:w="40" w:type="dxa"/>
-              <w:bottom w:w="40" w:type="dxa"/>
-              <w:left w:w="60" w:type="dxa"/>
-              <w:right w:w="60" w:type="dxa"/>
-            </w:tcMar>
             <w:tcMar>
               <w:top w:w="40" w:type="dxa"/>
               <w:bottom w:w="40" w:type="dxa"/>
@@ -1596,7 +1752,7 @@
                 <w:rFonts w:ascii="Calibri" w:hAnsi="Calibri"/>
                 <w:sz w:val="18"/>
               </w:rPr>
-              <w:t xml:space="preserve">Account balances only —</w:t>
+              <w:t xml:space="preserve">Future status-transition rules;</w:t>
             </w:r>
             <w:r>
               <w:rPr>
@@ -1608,11 +1764,9 @@
             <w:r>
               <w:rPr>
                 <w:rFonts w:ascii="Calibri" w:hAnsi="Calibri"/>
-                <w:b/>
-                <w:bCs/>
-                <w:sz w:val="18"/>
-              </w:rPr>
-              <w:t xml:space="preserve">no</w:t>
+                <w:sz w:val="18"/>
+              </w:rPr>
+              <w:t xml:space="preserve">deposit currently requires</w:t>
             </w:r>
             <w:r>
               <w:rPr>
@@ -1626,35 +1780,7 @@
                 <w:rFonts w:ascii="Calibri" w:hAnsi="Calibri"/>
                 <w:sz w:val="18"/>
               </w:rPr>
-              <w:t xml:space="preserve">transaction table yet;</w:t>
-            </w:r>
-            <w:r>
-              <w:rPr>
-                <w:rFonts w:ascii="Calibri" w:hAnsi="Calibri"/>
-                <w:sz w:val="18"/>
-              </w:rPr>
-              <w:t xml:space="preserve"> </w:t>
-            </w:r>
-            <w:r>
-              <w:rPr>
-                <w:rFonts w:ascii="Calibri" w:hAnsi="Calibri"/>
-                <w:sz w:val="18"/>
-              </w:rPr>
-              <w:t xml:space="preserve">adding ledger will touch</w:t>
-            </w:r>
-            <w:r>
-              <w:rPr>
-                <w:rFonts w:ascii="Calibri" w:hAnsi="Calibri"/>
-                <w:sz w:val="18"/>
-              </w:rPr>
-              <w:t xml:space="preserve"> </w:t>
-            </w:r>
-            <w:r>
-              <w:rPr>
-                <w:rFonts w:ascii="Calibri" w:hAnsi="Calibri"/>
-                <w:sz w:val="18"/>
-              </w:rPr>
-              <w:t xml:space="preserve">deposit + openAccount</w:t>
+              <w:t xml:space="preserve">ACTIVE</w:t>
             </w:r>
           </w:p>
         </w:tc>
@@ -1662,12 +1788,6 @@
       <w:tr>
         <w:tc>
           <w:tcPr>
-            <w:tcMar>
-              <w:top w:w="40" w:type="dxa"/>
-              <w:bottom w:w="40" w:type="dxa"/>
-              <w:left w:w="60" w:type="dxa"/>
-              <w:right w:w="60" w:type="dxa"/>
-            </w:tcMar>
             <w:tcMar>
               <w:top w:w="40" w:type="dxa"/>
               <w:bottom w:w="40" w:type="dxa"/>
@@ -1686,18 +1806,12 @@
                 <w:rFonts w:ascii="Calibri" w:hAnsi="Calibri"/>
                 <w:sz w:val="18"/>
               </w:rPr>
-              <w:t xml:space="preserve">Account status</w:t>
+              <w:t xml:space="preserve">Account policy seed</w:t>
             </w:r>
           </w:p>
         </w:tc>
         <w:tc>
           <w:tcPr>
-            <w:tcMar>
-              <w:top w:w="40" w:type="dxa"/>
-              <w:bottom w:w="40" w:type="dxa"/>
-              <w:left w:w="60" w:type="dxa"/>
-              <w:right w:w="60" w:type="dxa"/>
-            </w:tcMar>
             <w:tcMar>
               <w:top w:w="40" w:type="dxa"/>
               <w:bottom w:w="40" w:type="dxa"/>
@@ -1713,10 +1827,18 @@
             </w:pPr>
             <w:r>
               <w:rPr>
-                <w:rFonts w:ascii="Calibri" w:hAnsi="Calibri"/>
-                <w:sz w:val="18"/>
-              </w:rPr>
-              <w:t xml:space="preserve">Future status-transition rules;</w:t>
+                <w:rStyle w:val="VerbatimChar"/>
+                <w:rFonts w:ascii="Calibri" w:hAnsi="Calibri"/>
+                <w:sz w:val="18"/>
+              </w:rPr>
+              <w:t xml:space="preserve">AccountPolicyInitializer</w:t>
+            </w:r>
+            <w:r>
+              <w:rPr>
+                <w:rFonts w:ascii="Calibri" w:hAnsi="Calibri"/>
+                <w:sz w:val="18"/>
+              </w:rPr>
+              <w:t xml:space="preserve">; GET</w:t>
             </w:r>
             <w:r>
               <w:rPr>
@@ -1730,21 +1852,7 @@
                 <w:rFonts w:ascii="Calibri" w:hAnsi="Calibri"/>
                 <w:sz w:val="18"/>
               </w:rPr>
-              <w:t xml:space="preserve">deposit currently requires</w:t>
-            </w:r>
-            <w:r>
-              <w:rPr>
-                <w:rFonts w:ascii="Calibri" w:hAnsi="Calibri"/>
-                <w:sz w:val="18"/>
-              </w:rPr>
-              <w:t xml:space="preserve"> </w:t>
-            </w:r>
-            <w:r>
-              <w:rPr>
-                <w:rFonts w:ascii="Calibri" w:hAnsi="Calibri"/>
-                <w:sz w:val="18"/>
-              </w:rPr>
-              <w:t xml:space="preserve">ACTIVE</w:t>
+              <w:t xml:space="preserve">policy UI dialogs</w:t>
             </w:r>
           </w:p>
         </w:tc>
@@ -1752,12 +1860,6 @@
       <w:tr>
         <w:tc>
           <w:tcPr>
-            <w:tcMar>
-              <w:top w:w="40" w:type="dxa"/>
-              <w:bottom w:w="40" w:type="dxa"/>
-              <w:left w:w="60" w:type="dxa"/>
-              <w:right w:w="60" w:type="dxa"/>
-            </w:tcMar>
             <w:tcMar>
               <w:top w:w="40" w:type="dxa"/>
               <w:bottom w:w="40" w:type="dxa"/>
@@ -1776,18 +1878,12 @@
                 <w:rFonts w:ascii="Calibri" w:hAnsi="Calibri"/>
                 <w:sz w:val="18"/>
               </w:rPr>
-              <w:t xml:space="preserve">Account policy seed</w:t>
+              <w:t xml:space="preserve">User/employee create</w:t>
             </w:r>
           </w:p>
         </w:tc>
         <w:tc>
           <w:tcPr>
-            <w:tcMar>
-              <w:top w:w="40" w:type="dxa"/>
-              <w:bottom w:w="40" w:type="dxa"/>
-              <w:left w:w="60" w:type="dxa"/>
-              <w:right w:w="60" w:type="dxa"/>
-            </w:tcMar>
             <w:tcMar>
               <w:top w:w="40" w:type="dxa"/>
               <w:bottom w:w="40" w:type="dxa"/>
@@ -1803,18 +1899,25 @@
             </w:pPr>
             <w:r>
               <w:rPr>
+                <w:rFonts w:ascii="Calibri" w:hAnsi="Calibri"/>
+                <w:sz w:val="18"/>
+              </w:rPr>
+              <w:t xml:space="preserve">Roles, login,</w:t>
+            </w:r>
+            <w:r>
+              <w:rPr>
+                <w:rFonts w:ascii="Calibri" w:hAnsi="Calibri"/>
+                <w:sz w:val="18"/>
+              </w:rPr>
+              <w:t xml:space="preserve"> </w:t>
+            </w:r>
+            <w:r>
+              <w:rPr>
                 <w:rStyle w:val="VerbatimChar"/>
                 <w:rFonts w:ascii="Calibri" w:hAnsi="Calibri"/>
                 <w:sz w:val="18"/>
               </w:rPr>
-              <w:t xml:space="preserve">AccountPolicyInitializer</w:t>
-            </w:r>
-            <w:r>
-              <w:rPr>
-                <w:rFonts w:ascii="Calibri" w:hAnsi="Calibri"/>
-                <w:sz w:val="18"/>
-              </w:rPr>
-              <w:t xml:space="preserve">; GET</w:t>
+              <w:t xml:space="preserve">/users</w:t>
             </w:r>
             <w:r>
               <w:rPr>
@@ -1828,7 +1931,21 @@
                 <w:rFonts w:ascii="Calibri" w:hAnsi="Calibri"/>
                 <w:sz w:val="18"/>
               </w:rPr>
-              <w:t xml:space="preserve">policy UI dialogs</w:t>
+              <w:t xml:space="preserve">ADMIN</w:t>
+            </w:r>
+            <w:r>
+              <w:rPr>
+                <w:rFonts w:ascii="Calibri" w:hAnsi="Calibri"/>
+                <w:sz w:val="18"/>
+              </w:rPr>
+              <w:t xml:space="preserve"> </w:t>
+            </w:r>
+            <w:r>
+              <w:rPr>
+                <w:rFonts w:ascii="Calibri" w:hAnsi="Calibri"/>
+                <w:sz w:val="18"/>
+              </w:rPr>
+              <w:t xml:space="preserve">gate</w:t>
             </w:r>
           </w:p>
         </w:tc>
@@ -1836,12 +1953,6 @@
       <w:tr>
         <w:tc>
           <w:tcPr>
-            <w:tcMar>
-              <w:top w:w="40" w:type="dxa"/>
-              <w:bottom w:w="40" w:type="dxa"/>
-              <w:left w:w="60" w:type="dxa"/>
-              <w:right w:w="60" w:type="dxa"/>
-            </w:tcMar>
             <w:tcMar>
               <w:top w:w="40" w:type="dxa"/>
               <w:bottom w:w="40" w:type="dxa"/>
@@ -1860,18 +1971,12 @@
                 <w:rFonts w:ascii="Calibri" w:hAnsi="Calibri"/>
                 <w:sz w:val="18"/>
               </w:rPr>
-              <w:t xml:space="preserve">User/employee create</w:t>
+              <w:t xml:space="preserve">Mail / Kafka config</w:t>
             </w:r>
           </w:p>
         </w:tc>
         <w:tc>
           <w:tcPr>
-            <w:tcMar>
-              <w:top w:w="40" w:type="dxa"/>
-              <w:bottom w:w="40" w:type="dxa"/>
-              <w:left w:w="60" w:type="dxa"/>
-              <w:right w:w="60" w:type="dxa"/>
-            </w:tcMar>
             <w:tcMar>
               <w:top w:w="40" w:type="dxa"/>
               <w:bottom w:w="40" w:type="dxa"/>
@@ -1887,10 +1992,11 @@
             </w:pPr>
             <w:r>
               <w:rPr>
-                <w:rFonts w:ascii="Calibri" w:hAnsi="Calibri"/>
-                <w:sz w:val="18"/>
-              </w:rPr>
-              <w:t xml:space="preserve">Roles, login,</w:t>
+                <w:rStyle w:val="VerbatimChar"/>
+                <w:rFonts w:ascii="Calibri" w:hAnsi="Calibri"/>
+                <w:sz w:val="18"/>
+              </w:rPr>
+              <w:t xml:space="preserve">.env</w:t>
             </w:r>
             <w:r>
               <w:rPr>
@@ -1901,11 +2007,10 @@
             </w:r>
             <w:r>
               <w:rPr>
-                <w:rStyle w:val="VerbatimChar"/>
-                <w:rFonts w:ascii="Calibri" w:hAnsi="Calibri"/>
-                <w:sz w:val="18"/>
-              </w:rPr>
-              <w:t xml:space="preserve">/users</w:t>
+                <w:rFonts w:ascii="Calibri" w:hAnsi="Calibri"/>
+                <w:sz w:val="18"/>
+              </w:rPr>
+              <w:t xml:space="preserve">/ Render env; topic must</w:t>
             </w:r>
             <w:r>
               <w:rPr>
@@ -1919,21 +2024,7 @@
                 <w:rFonts w:ascii="Calibri" w:hAnsi="Calibri"/>
                 <w:sz w:val="18"/>
               </w:rPr>
-              <w:t xml:space="preserve">ADMIN</w:t>
-            </w:r>
-            <w:r>
-              <w:rPr>
-                <w:rFonts w:ascii="Calibri" w:hAnsi="Calibri"/>
-                <w:sz w:val="18"/>
-              </w:rPr>
-              <w:t xml:space="preserve"> </w:t>
-            </w:r>
-            <w:r>
-              <w:rPr>
-                <w:rFonts w:ascii="Calibri" w:hAnsi="Calibri"/>
-                <w:sz w:val="18"/>
-              </w:rPr>
-              <w:t xml:space="preserve">gate</w:t>
+              <w:t xml:space="preserve">exist; SendGrid on Render</w:t>
             </w:r>
           </w:p>
         </w:tc>
@@ -1941,12 +2032,6 @@
       <w:tr>
         <w:tc>
           <w:tcPr>
-            <w:tcMar>
-              <w:top w:w="40" w:type="dxa"/>
-              <w:bottom w:w="40" w:type="dxa"/>
-              <w:left w:w="60" w:type="dxa"/>
-              <w:right w:w="60" w:type="dxa"/>
-            </w:tcMar>
             <w:tcMar>
               <w:top w:w="40" w:type="dxa"/>
               <w:bottom w:w="40" w:type="dxa"/>
@@ -1971,12 +2056,6 @@
         </w:tc>
         <w:tc>
           <w:tcPr>
-            <w:tcMar>
-              <w:top w:w="40" w:type="dxa"/>
-              <w:bottom w:w="40" w:type="dxa"/>
-              <w:left w:w="60" w:type="dxa"/>
-              <w:right w:w="60" w:type="dxa"/>
-            </w:tcMar>
             <w:tcMar>
               <w:top w:w="40" w:type="dxa"/>
               <w:bottom w:w="40" w:type="dxa"/>
@@ -2065,6 +2144,55 @@
               <w:right w:w="60" w:type="dxa"/>
             </w:tcMar>
             <w:shd w:fill="1A365D" w:val="clear"/>
+          </w:tcPr>
+          <w:p>
+            <w:pPr>
+              <w:pStyle w:val="Compact"/>
+              <w:spacing w:before="0" w:after="40" w:line="264" w:lineRule="auto"/>
+              <w:jc w:val="left"/>
+            </w:pPr>
+            <w:r>
+              <w:rPr>
+                <w:rFonts w:ascii="Calibri" w:hAnsi="Calibri"/>
+                <w:b/>
+                <w:color w:val="FFFFFF"/>
+                <w:sz w:val="18"/>
+              </w:rPr>
+              <w:t xml:space="preserve">Backend</w:t>
+            </w:r>
+          </w:p>
+        </w:tc>
+        <w:tc>
+          <w:tcPr>
+            <w:tcMar>
+              <w:top w:w="40" w:type="dxa"/>
+              <w:bottom w:w="40" w:type="dxa"/>
+              <w:left w:w="60" w:type="dxa"/>
+              <w:right w:w="60" w:type="dxa"/>
+            </w:tcMar>
+            <w:shd w:fill="1A365D" w:val="clear"/>
+          </w:tcPr>
+          <w:p>
+            <w:pPr>
+              <w:pStyle w:val="Compact"/>
+              <w:spacing w:before="0" w:after="40" w:line="264" w:lineRule="auto"/>
+              <w:jc w:val="left"/>
+            </w:pPr>
+            <w:r>
+              <w:rPr>
+                <w:rFonts w:ascii="Calibri" w:hAnsi="Calibri"/>
+                <w:b/>
+                <w:color w:val="FFFFFF"/>
+                <w:sz w:val="18"/>
+              </w:rPr>
+              <w:t xml:space="preserve">Frontend</w:t>
+            </w:r>
+          </w:p>
+        </w:tc>
+      </w:tr>
+      <w:tr>
+        <w:tc>
+          <w:tcPr>
             <w:tcMar>
               <w:top w:w="40" w:type="dxa"/>
               <w:bottom w:w="40" w:type="dxa"/>
@@ -2080,24 +2208,16 @@
             </w:pPr>
             <w:r>
               <w:rPr>
-                <w:rFonts w:ascii="Calibri" w:hAnsi="Calibri"/>
-                <w:b/>
-                <w:color w:val="FFFFFF"/>
-                <w:sz w:val="18"/>
-              </w:rPr>
-              <w:t xml:space="preserve">Backend</w:t>
+                <w:rStyle w:val="VerbatimChar"/>
+                <w:rFonts w:ascii="Calibri" w:hAnsi="Calibri"/>
+                <w:sz w:val="18"/>
+              </w:rPr>
+              <w:t xml:space="preserve">AuthenticationController</w:t>
             </w:r>
           </w:p>
         </w:tc>
         <w:tc>
           <w:tcPr>
-            <w:tcMar>
-              <w:top w:w="40" w:type="dxa"/>
-              <w:bottom w:w="40" w:type="dxa"/>
-              <w:left w:w="60" w:type="dxa"/>
-              <w:right w:w="60" w:type="dxa"/>
-            </w:tcMar>
-            <w:shd w:fill="1A365D" w:val="clear"/>
             <w:tcMar>
               <w:top w:w="40" w:type="dxa"/>
               <w:bottom w:w="40" w:type="dxa"/>
@@ -2113,12 +2233,33 @@
             </w:pPr>
             <w:r>
               <w:rPr>
-                <w:rFonts w:ascii="Calibri" w:hAnsi="Calibri"/>
-                <w:b/>
-                <w:color w:val="FFFFFF"/>
-                <w:sz w:val="18"/>
-              </w:rPr>
-              <w:t xml:space="preserve">Frontend</w:t>
+                <w:rStyle w:val="VerbatimChar"/>
+                <w:rFonts w:ascii="Calibri" w:hAnsi="Calibri"/>
+                <w:sz w:val="18"/>
+              </w:rPr>
+              <w:t xml:space="preserve">features/login</w:t>
+            </w:r>
+            <w:r>
+              <w:rPr>
+                <w:rFonts w:ascii="Calibri" w:hAnsi="Calibri"/>
+                <w:sz w:val="18"/>
+              </w:rPr>
+              <w:t xml:space="preserve">,</w:t>
+            </w:r>
+            <w:r>
+              <w:rPr>
+                <w:rFonts w:ascii="Calibri" w:hAnsi="Calibri"/>
+                <w:sz w:val="18"/>
+              </w:rPr>
+              <w:t xml:space="preserve"> </w:t>
+            </w:r>
+            <w:r>
+              <w:rPr>
+                <w:rStyle w:val="VerbatimChar"/>
+                <w:rFonts w:ascii="Calibri" w:hAnsi="Calibri"/>
+                <w:sz w:val="18"/>
+              </w:rPr>
+              <w:t xml:space="preserve">core/services/auth.ts</w:t>
             </w:r>
           </w:p>
         </w:tc>
@@ -2126,12 +2267,6 @@
       <w:tr>
         <w:tc>
           <w:tcPr>
-            <w:tcMar>
-              <w:top w:w="40" w:type="dxa"/>
-              <w:bottom w:w="40" w:type="dxa"/>
-              <w:left w:w="60" w:type="dxa"/>
-              <w:right w:w="60" w:type="dxa"/>
-            </w:tcMar>
             <w:tcMar>
               <w:top w:w="40" w:type="dxa"/>
               <w:bottom w:w="40" w:type="dxa"/>
@@ -2151,18 +2286,12 @@
                 <w:rFonts w:ascii="Calibri" w:hAnsi="Calibri"/>
                 <w:sz w:val="18"/>
               </w:rPr>
-              <w:t xml:space="preserve">AuthenticationController</w:t>
+              <w:t xml:space="preserve">CustomerController</w:t>
             </w:r>
           </w:p>
         </w:tc>
         <w:tc>
           <w:tcPr>
-            <w:tcMar>
-              <w:top w:w="40" w:type="dxa"/>
-              <w:bottom w:w="40" w:type="dxa"/>
-              <w:left w:w="60" w:type="dxa"/>
-              <w:right w:w="60" w:type="dxa"/>
-            </w:tcMar>
             <w:tcMar>
               <w:top w:w="40" w:type="dxa"/>
               <w:bottom w:w="40" w:type="dxa"/>
@@ -2182,29 +2311,7 @@
                 <w:rFonts w:ascii="Calibri" w:hAnsi="Calibri"/>
                 <w:sz w:val="18"/>
               </w:rPr>
-              <w:t xml:space="preserve">features/login</w:t>
-            </w:r>
-            <w:r>
-              <w:rPr>
-                <w:rFonts w:ascii="Calibri" w:hAnsi="Calibri"/>
-                <w:sz w:val="18"/>
-              </w:rPr>
-              <w:t xml:space="preserve">,</w:t>
-            </w:r>
-            <w:r>
-              <w:rPr>
-                <w:rFonts w:ascii="Calibri" w:hAnsi="Calibri"/>
-                <w:sz w:val="18"/>
-              </w:rPr>
-              <w:t xml:space="preserve"> </w:t>
-            </w:r>
-            <w:r>
-              <w:rPr>
-                <w:rStyle w:val="VerbatimChar"/>
-                <w:rFonts w:ascii="Calibri" w:hAnsi="Calibri"/>
-                <w:sz w:val="18"/>
-              </w:rPr>
-              <w:t xml:space="preserve">core/services/auth.ts</w:t>
+              <w:t xml:space="preserve">features/customers/*</w:t>
             </w:r>
           </w:p>
         </w:tc>
@@ -2212,12 +2319,6 @@
       <w:tr>
         <w:tc>
           <w:tcPr>
-            <w:tcMar>
-              <w:top w:w="40" w:type="dxa"/>
-              <w:bottom w:w="40" w:type="dxa"/>
-              <w:left w:w="60" w:type="dxa"/>
-              <w:right w:w="60" w:type="dxa"/>
-            </w:tcMar>
             <w:tcMar>
               <w:top w:w="40" w:type="dxa"/>
               <w:bottom w:w="40" w:type="dxa"/>
@@ -2237,18 +2338,12 @@
                 <w:rFonts w:ascii="Calibri" w:hAnsi="Calibri"/>
                 <w:sz w:val="18"/>
               </w:rPr>
-              <w:t xml:space="preserve">CustomerController</w:t>
+              <w:t xml:space="preserve">AccountController</w:t>
             </w:r>
           </w:p>
         </w:tc>
         <w:tc>
           <w:tcPr>
-            <w:tcMar>
-              <w:top w:w="40" w:type="dxa"/>
-              <w:bottom w:w="40" w:type="dxa"/>
-              <w:left w:w="60" w:type="dxa"/>
-              <w:right w:w="60" w:type="dxa"/>
-            </w:tcMar>
             <w:tcMar>
               <w:top w:w="40" w:type="dxa"/>
               <w:bottom w:w="40" w:type="dxa"/>
@@ -2268,7 +2363,28 @@
                 <w:rFonts w:ascii="Calibri" w:hAnsi="Calibri"/>
                 <w:sz w:val="18"/>
               </w:rPr>
-              <w:t xml:space="preserve">features/customers/*</w:t>
+              <w:t xml:space="preserve">features/accounts/*</w:t>
+            </w:r>
+            <w:r>
+              <w:rPr>
+                <w:rFonts w:ascii="Calibri" w:hAnsi="Calibri"/>
+                <w:sz w:val="18"/>
+              </w:rPr>
+              <w:t xml:space="preserve">,</w:t>
+            </w:r>
+            <w:r>
+              <w:rPr>
+                <w:rFonts w:ascii="Calibri" w:hAnsi="Calibri"/>
+                <w:sz w:val="18"/>
+              </w:rPr>
+              <w:t xml:space="preserve"> </w:t>
+            </w:r>
+            <w:r>
+              <w:rPr>
+                <w:rFonts w:ascii="Calibri" w:hAnsi="Calibri"/>
+                <w:sz w:val="18"/>
+              </w:rPr>
+              <w:t xml:space="preserve">customer-detail account actions</w:t>
             </w:r>
           </w:p>
         </w:tc>
@@ -2276,12 +2392,6 @@
       <w:tr>
         <w:tc>
           <w:tcPr>
-            <w:tcMar>
-              <w:top w:w="40" w:type="dxa"/>
-              <w:bottom w:w="40" w:type="dxa"/>
-              <w:left w:w="60" w:type="dxa"/>
-              <w:right w:w="60" w:type="dxa"/>
-            </w:tcMar>
             <w:tcMar>
               <w:top w:w="40" w:type="dxa"/>
               <w:bottom w:w="40" w:type="dxa"/>
@@ -2301,18 +2411,12 @@
                 <w:rFonts w:ascii="Calibri" w:hAnsi="Calibri"/>
                 <w:sz w:val="18"/>
               </w:rPr>
-              <w:t xml:space="preserve">AccountController</w:t>
+              <w:t xml:space="preserve">AccountPolicyController</w:t>
             </w:r>
           </w:p>
         </w:tc>
         <w:tc>
           <w:tcPr>
-            <w:tcMar>
-              <w:top w:w="40" w:type="dxa"/>
-              <w:bottom w:w="40" w:type="dxa"/>
-              <w:left w:w="60" w:type="dxa"/>
-              <w:right w:w="60" w:type="dxa"/>
-            </w:tcMar>
             <w:tcMar>
               <w:top w:w="40" w:type="dxa"/>
               <w:bottom w:w="40" w:type="dxa"/>
@@ -2332,7 +2436,7 @@
                 <w:rFonts w:ascii="Calibri" w:hAnsi="Calibri"/>
                 <w:sz w:val="18"/>
               </w:rPr>
-              <w:t xml:space="preserve">features/accounts/*</w:t>
+              <w:t xml:space="preserve">account-policy.ts</w:t>
             </w:r>
             <w:r>
               <w:rPr>
@@ -2350,10 +2454,11 @@
             </w:r>
             <w:r>
               <w:rPr>
-                <w:rFonts w:ascii="Calibri" w:hAnsi="Calibri"/>
-                <w:sz w:val="18"/>
-              </w:rPr>
-              <w:t xml:space="preserve">customer-detail account actions</w:t>
+                <w:rStyle w:val="VerbatimChar"/>
+                <w:rFonts w:ascii="Calibri" w:hAnsi="Calibri"/>
+                <w:sz w:val="18"/>
+              </w:rPr>
+              <w:t xml:space="preserve">opening-deposit-dialog</w:t>
             </w:r>
           </w:p>
         </w:tc>
@@ -2361,12 +2466,6 @@
       <w:tr>
         <w:tc>
           <w:tcPr>
-            <w:tcMar>
-              <w:top w:w="40" w:type="dxa"/>
-              <w:bottom w:w="40" w:type="dxa"/>
-              <w:left w:w="60" w:type="dxa"/>
-              <w:right w:w="60" w:type="dxa"/>
-            </w:tcMar>
             <w:tcMar>
               <w:top w:w="40" w:type="dxa"/>
               <w:bottom w:w="40" w:type="dxa"/>
@@ -2386,18 +2485,12 @@
                 <w:rFonts w:ascii="Calibri" w:hAnsi="Calibri"/>
                 <w:sz w:val="18"/>
               </w:rPr>
-              <w:t xml:space="preserve">AccountPolicyController</w:t>
+              <w:t xml:space="preserve">UserController</w:t>
             </w:r>
           </w:p>
         </w:tc>
         <w:tc>
           <w:tcPr>
-            <w:tcMar>
-              <w:top w:w="40" w:type="dxa"/>
-              <w:bottom w:w="40" w:type="dxa"/>
-              <w:left w:w="60" w:type="dxa"/>
-              <w:right w:w="60" w:type="dxa"/>
-            </w:tcMar>
             <w:tcMar>
               <w:top w:w="40" w:type="dxa"/>
               <w:bottom w:w="40" w:type="dxa"/>
@@ -2417,29 +2510,7 @@
                 <w:rFonts w:ascii="Calibri" w:hAnsi="Calibri"/>
                 <w:sz w:val="18"/>
               </w:rPr>
-              <w:t xml:space="preserve">account-policy.ts</w:t>
-            </w:r>
-            <w:r>
-              <w:rPr>
-                <w:rFonts w:ascii="Calibri" w:hAnsi="Calibri"/>
-                <w:sz w:val="18"/>
-              </w:rPr>
-              <w:t xml:space="preserve">,</w:t>
-            </w:r>
-            <w:r>
-              <w:rPr>
-                <w:rFonts w:ascii="Calibri" w:hAnsi="Calibri"/>
-                <w:sz w:val="18"/>
-              </w:rPr>
-              <w:t xml:space="preserve"> </w:t>
-            </w:r>
-            <w:r>
-              <w:rPr>
-                <w:rStyle w:val="VerbatimChar"/>
-                <w:rFonts w:ascii="Calibri" w:hAnsi="Calibri"/>
-                <w:sz w:val="18"/>
-              </w:rPr>
-              <w:t xml:space="preserve">opening-deposit-dialog</w:t>
+              <w:t xml:space="preserve">features/employees/*</w:t>
             </w:r>
           </w:p>
         </w:tc>
@@ -2447,12 +2518,6 @@
       <w:tr>
         <w:tc>
           <w:tcPr>
-            <w:tcMar>
-              <w:top w:w="40" w:type="dxa"/>
-              <w:bottom w:w="40" w:type="dxa"/>
-              <w:left w:w="60" w:type="dxa"/>
-              <w:right w:w="60" w:type="dxa"/>
-            </w:tcMar>
             <w:tcMar>
               <w:top w:w="40" w:type="dxa"/>
               <w:bottom w:w="40" w:type="dxa"/>
@@ -2472,82 +2537,12 @@
                 <w:rFonts w:ascii="Calibri" w:hAnsi="Calibri"/>
                 <w:sz w:val="18"/>
               </w:rPr>
-              <w:t xml:space="preserve">UserController</w:t>
+              <w:t xml:space="preserve">DashboardController</w:t>
             </w:r>
           </w:p>
         </w:tc>
         <w:tc>
           <w:tcPr>
-            <w:tcMar>
-              <w:top w:w="40" w:type="dxa"/>
-              <w:bottom w:w="40" w:type="dxa"/>
-              <w:left w:w="60" w:type="dxa"/>
-              <w:right w:w="60" w:type="dxa"/>
-            </w:tcMar>
-            <w:tcMar>
-              <w:top w:w="40" w:type="dxa"/>
-              <w:bottom w:w="40" w:type="dxa"/>
-              <w:left w:w="60" w:type="dxa"/>
-              <w:right w:w="60" w:type="dxa"/>
-            </w:tcMar>
-          </w:tcPr>
-          <w:p>
-            <w:pPr>
-              <w:pStyle w:val="Compact"/>
-              <w:spacing w:before="0" w:after="40" w:line="264" w:lineRule="auto"/>
-              <w:jc w:val="left"/>
-            </w:pPr>
-            <w:r>
-              <w:rPr>
-                <w:rStyle w:val="VerbatimChar"/>
-                <w:rFonts w:ascii="Calibri" w:hAnsi="Calibri"/>
-                <w:sz w:val="18"/>
-              </w:rPr>
-              <w:t xml:space="preserve">features/employees/*</w:t>
-            </w:r>
-          </w:p>
-        </w:tc>
-      </w:tr>
-      <w:tr>
-        <w:tc>
-          <w:tcPr>
-            <w:tcMar>
-              <w:top w:w="40" w:type="dxa"/>
-              <w:bottom w:w="40" w:type="dxa"/>
-              <w:left w:w="60" w:type="dxa"/>
-              <w:right w:w="60" w:type="dxa"/>
-            </w:tcMar>
-            <w:tcMar>
-              <w:top w:w="40" w:type="dxa"/>
-              <w:bottom w:w="40" w:type="dxa"/>
-              <w:left w:w="60" w:type="dxa"/>
-              <w:right w:w="60" w:type="dxa"/>
-            </w:tcMar>
-          </w:tcPr>
-          <w:p>
-            <w:pPr>
-              <w:pStyle w:val="Compact"/>
-              <w:spacing w:before="0" w:after="40" w:line="264" w:lineRule="auto"/>
-              <w:jc w:val="left"/>
-            </w:pPr>
-            <w:r>
-              <w:rPr>
-                <w:rStyle w:val="VerbatimChar"/>
-                <w:rFonts w:ascii="Calibri" w:hAnsi="Calibri"/>
-                <w:sz w:val="18"/>
-              </w:rPr>
-              <w:t xml:space="preserve">DashboardController</w:t>
-            </w:r>
-          </w:p>
-        </w:tc>
-        <w:tc>
-          <w:tcPr>
-            <w:tcMar>
-              <w:top w:w="40" w:type="dxa"/>
-              <w:bottom w:w="40" w:type="dxa"/>
-              <w:left w:w="60" w:type="dxa"/>
-              <w:right w:w="60" w:type="dxa"/>
-            </w:tcMar>
             <w:tcMar>
               <w:top w:w="40" w:type="dxa"/>
               <w:bottom w:w="40" w:type="dxa"/>

--- a/docs/CHANGE_IMPACT_GUIDE.docx
+++ b/docs/CHANGE_IMPACT_GUIDE.docx
@@ -22,8 +22,6 @@
     <w:p>
       <w:pPr>
         <w:pStyle w:val="FirstParagraph"/>
-        <w:spacing w:after="160" w:line="276" w:lineRule="auto"/>
-        <w:jc w:val="left"/>
       </w:pPr>
       <w:r>
         <w:t xml:space="preserve">Use this when modifying an existing feature. Always pair with the</w:t>
@@ -60,17 +58,9 @@
     <w:tbl>
       <w:tblPr>
         <w:tblStyle w:val="Table"/>
-        <w:tblW w:type="pct" w:w="5000"/>
-        <w:tblLayout w:type="autofit"/>
+        <w:tblW w:type="pct" w:w="4872"/>
+        <w:tblLayout w:type="fixed"/>
         <w:tblLook w:firstRow="1" w:lastRow="0" w:firstColumn="0" w:lastColumn="0" w:noHBand="0" w:noVBand="0" w:val="0020"/>
-        <w:tblBorders>
-          <w:top w:val="single" w:sz="4" w:space="0" w:color="CBD5E0"/>
-          <w:left w:val="single" w:sz="4" w:space="0" w:color="CBD5E0"/>
-          <w:bottom w:val="single" w:sz="4" w:space="0" w:color="CBD5E0"/>
-          <w:right w:val="single" w:sz="4" w:space="0" w:color="CBD5E0"/>
-          <w:insideH w:val="single" w:sz="4" w:space="0" w:color="CBD5E0"/>
-          <w:insideV w:val="single" w:sz="4" w:space="0" w:color="CBD5E0"/>
-        </w:tblBorders>
       </w:tblPr>
       <w:tblGrid>
         <w:gridCol w:w="1320"/>
@@ -82,82 +72,37 @@
           <w:tblHeader w:val="on"/>
         </w:trPr>
         <w:tc>
-          <w:tcPr>
-            <w:tcMar>
-              <w:top w:w="40" w:type="dxa"/>
-              <w:bottom w:w="40" w:type="dxa"/>
-              <w:left w:w="60" w:type="dxa"/>
-              <w:right w:w="60" w:type="dxa"/>
-            </w:tcMar>
-            <w:shd w:fill="1A365D" w:val="clear"/>
-          </w:tcPr>
+          <w:tcPr/>
           <w:p>
             <w:pPr>
               <w:pStyle w:val="Compact"/>
-              <w:spacing w:before="0" w:after="40" w:line="264" w:lineRule="auto"/>
               <w:jc w:val="left"/>
             </w:pPr>
             <w:r>
-              <w:rPr>
-                <w:rFonts w:ascii="Calibri" w:hAnsi="Calibri"/>
-                <w:b/>
-                <w:color w:val="FFFFFF"/>
-                <w:sz w:val="18"/>
-              </w:rPr>
               <w:t xml:space="preserve">Change</w:t>
             </w:r>
           </w:p>
         </w:tc>
         <w:tc>
-          <w:tcPr>
-            <w:tcMar>
-              <w:top w:w="40" w:type="dxa"/>
-              <w:bottom w:w="40" w:type="dxa"/>
-              <w:left w:w="60" w:type="dxa"/>
-              <w:right w:w="60" w:type="dxa"/>
-            </w:tcMar>
-            <w:shd w:fill="1A365D" w:val="clear"/>
-          </w:tcPr>
+          <w:tcPr/>
           <w:p>
             <w:pPr>
               <w:pStyle w:val="Compact"/>
-              <w:spacing w:before="0" w:after="40" w:line="264" w:lineRule="auto"/>
               <w:jc w:val="left"/>
             </w:pPr>
             <w:r>
-              <w:rPr>
-                <w:rFonts w:ascii="Calibri" w:hAnsi="Calibri"/>
-                <w:b/>
-                <w:color w:val="FFFFFF"/>
-                <w:sz w:val="18"/>
-              </w:rPr>
               <w:t xml:space="preserve">Primary files</w:t>
             </w:r>
           </w:p>
         </w:tc>
         <w:tc>
-          <w:tcPr>
-            <w:tcMar>
-              <w:top w:w="40" w:type="dxa"/>
-              <w:bottom w:w="40" w:type="dxa"/>
-              <w:left w:w="60" w:type="dxa"/>
-              <w:right w:w="60" w:type="dxa"/>
-            </w:tcMar>
-            <w:shd w:fill="1A365D" w:val="clear"/>
-          </w:tcPr>
+          <w:tcPr/>
           <w:p>
             <w:pPr>
               <w:pStyle w:val="Compact"/>
-              <w:spacing w:before="0" w:after="40" w:line="264" w:lineRule="auto"/>
               <w:jc w:val="left"/>
             </w:pPr>
             <w:r>
-              <w:rPr>
-                <w:rFonts w:ascii="Calibri" w:hAnsi="Calibri"/>
-                <w:b/>
-                <w:color w:val="FFFFFF"/>
-                <w:sz w:val="18"/>
-              </w:rPr>
               <w:t xml:space="preserve">Likely collateral</w:t>
             </w:r>
           </w:p>
@@ -165,146 +110,76 @@
       </w:tr>
       <w:tr>
         <w:tc>
-          <w:tcPr>
-            <w:tcMar>
-              <w:top w:w="40" w:type="dxa"/>
-              <w:bottom w:w="40" w:type="dxa"/>
-              <w:left w:w="60" w:type="dxa"/>
-              <w:right w:w="60" w:type="dxa"/>
-            </w:tcMar>
-          </w:tcPr>
+          <w:tcPr/>
           <w:p>
             <w:pPr>
               <w:pStyle w:val="Compact"/>
-              <w:spacing w:before="0" w:after="40" w:line="264" w:lineRule="auto"/>
               <w:jc w:val="left"/>
             </w:pPr>
             <w:r>
-              <w:rPr>
-                <w:rFonts w:ascii="Calibri" w:hAnsi="Calibri"/>
-                <w:sz w:val="18"/>
-              </w:rPr>
               <w:t xml:space="preserve">New REST</w:t>
             </w:r>
             <w:r>
-              <w:rPr>
-                <w:rFonts w:ascii="Calibri" w:hAnsi="Calibri"/>
-                <w:sz w:val="18"/>
-              </w:rPr>
               <w:t xml:space="preserve"> </w:t>
             </w:r>
             <w:r>
-              <w:rPr>
-                <w:rFonts w:ascii="Calibri" w:hAnsi="Calibri"/>
-                <w:sz w:val="18"/>
-              </w:rPr>
               <w:t xml:space="preserve">endpoint</w:t>
             </w:r>
           </w:p>
         </w:tc>
         <w:tc>
-          <w:tcPr>
-            <w:tcMar>
-              <w:top w:w="40" w:type="dxa"/>
-              <w:bottom w:w="40" w:type="dxa"/>
-              <w:left w:w="60" w:type="dxa"/>
-              <w:right w:w="60" w:type="dxa"/>
-            </w:tcMar>
-          </w:tcPr>
+          <w:tcPr/>
           <w:p>
             <w:pPr>
               <w:pStyle w:val="Compact"/>
-              <w:spacing w:before="0" w:after="40" w:line="264" w:lineRule="auto"/>
               <w:jc w:val="left"/>
             </w:pPr>
             <w:r>
               <w:rPr>
                 <w:rStyle w:val="VerbatimChar"/>
-                <w:rFonts w:ascii="Calibri" w:hAnsi="Calibri"/>
-                <w:sz w:val="18"/>
               </w:rPr>
               <w:t xml:space="preserve">*Controller</w:t>
             </w:r>
             <w:r>
-              <w:rPr>
-                <w:rFonts w:ascii="Calibri" w:hAnsi="Calibri"/>
-                <w:sz w:val="18"/>
-              </w:rPr>
               <w:t xml:space="preserve">,</w:t>
             </w:r>
             <w:r>
-              <w:rPr>
-                <w:rFonts w:ascii="Calibri" w:hAnsi="Calibri"/>
-                <w:sz w:val="18"/>
-              </w:rPr>
               <w:t xml:space="preserve"> </w:t>
             </w:r>
             <w:r>
               <w:rPr>
                 <w:rStyle w:val="VerbatimChar"/>
-                <w:rFonts w:ascii="Calibri" w:hAnsi="Calibri"/>
-                <w:sz w:val="18"/>
               </w:rPr>
               <w:t xml:space="preserve">SecurityConfig</w:t>
             </w:r>
           </w:p>
         </w:tc>
         <w:tc>
-          <w:tcPr>
-            <w:tcMar>
-              <w:top w:w="40" w:type="dxa"/>
-              <w:bottom w:w="40" w:type="dxa"/>
-              <w:left w:w="60" w:type="dxa"/>
-              <w:right w:w="60" w:type="dxa"/>
-            </w:tcMar>
-          </w:tcPr>
+          <w:tcPr/>
           <w:p>
             <w:pPr>
               <w:pStyle w:val="Compact"/>
-              <w:spacing w:before="0" w:after="40" w:line="264" w:lineRule="auto"/>
               <w:jc w:val="left"/>
             </w:pPr>
             <w:r>
-              <w:rPr>
-                <w:rFonts w:ascii="Calibri" w:hAnsi="Calibri"/>
-                <w:sz w:val="18"/>
-              </w:rPr>
               <w:t xml:space="preserve">Frontend service, routes,</w:t>
             </w:r>
             <w:r>
-              <w:rPr>
-                <w:rFonts w:ascii="Calibri" w:hAnsi="Calibri"/>
-                <w:sz w:val="18"/>
-              </w:rPr>
               <w:t xml:space="preserve"> </w:t>
             </w:r>
             <w:r>
               <w:rPr>
                 <w:rStyle w:val="VerbatimChar"/>
-                <w:rFonts w:ascii="Calibri" w:hAnsi="Calibri"/>
-                <w:sz w:val="18"/>
               </w:rPr>
               <w:t xml:space="preserve">API_DOCUMENTATION.md</w:t>
             </w:r>
             <w:r>
-              <w:rPr>
-                <w:rFonts w:ascii="Calibri" w:hAnsi="Calibri"/>
-                <w:sz w:val="18"/>
-              </w:rPr>
               <w:t xml:space="preserve">,</w:t>
             </w:r>
             <w:r>
-              <w:rPr>
-                <w:rFonts w:ascii="Calibri" w:hAnsi="Calibri"/>
-                <w:sz w:val="18"/>
-              </w:rPr>
               <w:t xml:space="preserve"> </w:t>
             </w:r>
             <w:r>
-              <w:rPr>
-                <w:rFonts w:ascii="Calibri" w:hAnsi="Calibri"/>
-                <w:sz w:val="18"/>
-              </w:rPr>
               <w:t xml:space="preserve">redeploy Liberty</w:t>
             </w:r>
           </w:p>
@@ -312,139 +187,73 @@
       </w:tr>
       <w:tr>
         <w:tc>
-          <w:tcPr>
-            <w:tcMar>
-              <w:top w:w="40" w:type="dxa"/>
-              <w:bottom w:w="40" w:type="dxa"/>
-              <w:left w:w="60" w:type="dxa"/>
-              <w:right w:w="60" w:type="dxa"/>
-            </w:tcMar>
-          </w:tcPr>
+          <w:tcPr/>
           <w:p>
             <w:pPr>
               <w:pStyle w:val="Compact"/>
-              <w:spacing w:before="0" w:after="40" w:line="264" w:lineRule="auto"/>
               <w:jc w:val="left"/>
             </w:pPr>
             <w:r>
-              <w:rPr>
-                <w:rFonts w:ascii="Calibri" w:hAnsi="Calibri"/>
-                <w:sz w:val="18"/>
-              </w:rPr>
               <w:t xml:space="preserve">New role</w:t>
             </w:r>
             <w:r>
-              <w:rPr>
-                <w:rFonts w:ascii="Calibri" w:hAnsi="Calibri"/>
-                <w:sz w:val="18"/>
-              </w:rPr>
               <w:t xml:space="preserve"> </w:t>
             </w:r>
             <w:r>
-              <w:rPr>
-                <w:rFonts w:ascii="Calibri" w:hAnsi="Calibri"/>
-                <w:sz w:val="18"/>
-              </w:rPr>
               <w:t xml:space="preserve">permission</w:t>
             </w:r>
           </w:p>
         </w:tc>
         <w:tc>
-          <w:tcPr>
-            <w:tcMar>
-              <w:top w:w="40" w:type="dxa"/>
-              <w:bottom w:w="40" w:type="dxa"/>
-              <w:left w:w="60" w:type="dxa"/>
-              <w:right w:w="60" w:type="dxa"/>
-            </w:tcMar>
-          </w:tcPr>
+          <w:tcPr/>
           <w:p>
             <w:pPr>
               <w:pStyle w:val="Compact"/>
-              <w:spacing w:before="0" w:after="40" w:line="264" w:lineRule="auto"/>
               <w:jc w:val="left"/>
             </w:pPr>
             <w:r>
               <w:rPr>
                 <w:rStyle w:val="VerbatimChar"/>
-                <w:rFonts w:ascii="Calibri" w:hAnsi="Calibri"/>
-                <w:sz w:val="18"/>
               </w:rPr>
               <w:t xml:space="preserve">SecurityConfig</w:t>
             </w:r>
             <w:r>
-              <w:rPr>
-                <w:rFonts w:ascii="Calibri" w:hAnsi="Calibri"/>
-                <w:sz w:val="18"/>
-              </w:rPr>
               <w:t xml:space="preserve">, Angular</w:t>
             </w:r>
             <w:r>
-              <w:rPr>
-                <w:rFonts w:ascii="Calibri" w:hAnsi="Calibri"/>
-                <w:sz w:val="18"/>
-              </w:rPr>
               <w:t xml:space="preserve"> </w:t>
             </w:r>
             <w:r>
               <w:rPr>
                 <w:rStyle w:val="VerbatimChar"/>
-                <w:rFonts w:ascii="Calibri" w:hAnsi="Calibri"/>
-                <w:sz w:val="18"/>
               </w:rPr>
               <w:t xml:space="preserve">authGuard</w:t>
             </w:r>
             <w:r>
-              <w:rPr>
-                <w:rFonts w:ascii="Calibri" w:hAnsi="Calibri"/>
-                <w:sz w:val="18"/>
-              </w:rPr>
               <w:t xml:space="preserve"> </w:t>
             </w:r>
             <w:r>
-              <w:rPr>
-                <w:rFonts w:ascii="Calibri" w:hAnsi="Calibri"/>
-                <w:sz w:val="18"/>
-              </w:rPr>
               <w:t xml:space="preserve">/ sidebar</w:t>
             </w:r>
           </w:p>
         </w:tc>
         <w:tc>
-          <w:tcPr>
-            <w:tcMar>
-              <w:top w:w="40" w:type="dxa"/>
-              <w:bottom w:w="40" w:type="dxa"/>
-              <w:left w:w="60" w:type="dxa"/>
-              <w:right w:w="60" w:type="dxa"/>
-            </w:tcMar>
-          </w:tcPr>
+          <w:tcPr/>
           <w:p>
             <w:pPr>
               <w:pStyle w:val="Compact"/>
-              <w:spacing w:before="0" w:after="40" w:line="264" w:lineRule="auto"/>
               <w:jc w:val="left"/>
             </w:pPr>
             <w:r>
               <w:rPr>
                 <w:rStyle w:val="VerbatimChar"/>
-                <w:rFonts w:ascii="Calibri" w:hAnsi="Calibri"/>
-                <w:sz w:val="18"/>
               </w:rPr>
               <w:t xml:space="preserve">Employee</w:t>
             </w:r>
             <w:r>
-              <w:rPr>
-                <w:rFonts w:ascii="Calibri" w:hAnsi="Calibri"/>
-                <w:sz w:val="18"/>
-              </w:rPr>
               <w:t xml:space="preserve"> </w:t>
             </w:r>
             <w:r>
-              <w:rPr>
-                <w:rFonts w:ascii="Calibri" w:hAnsi="Calibri"/>
-                <w:sz w:val="18"/>
-              </w:rPr>
               <w:t xml:space="preserve">role seeding</w:t>
             </w:r>
           </w:p>
@@ -452,110 +261,58 @@
       </w:tr>
       <w:tr>
         <w:tc>
-          <w:tcPr>
-            <w:tcMar>
-              <w:top w:w="40" w:type="dxa"/>
-              <w:bottom w:w="40" w:type="dxa"/>
-              <w:left w:w="60" w:type="dxa"/>
-              <w:right w:w="60" w:type="dxa"/>
-            </w:tcMar>
-          </w:tcPr>
+          <w:tcPr/>
           <w:p>
             <w:pPr>
               <w:pStyle w:val="Compact"/>
-              <w:spacing w:before="0" w:after="40" w:line="264" w:lineRule="auto"/>
               <w:jc w:val="left"/>
             </w:pPr>
             <w:r>
-              <w:rPr>
-                <w:rFonts w:ascii="Calibri" w:hAnsi="Calibri"/>
-                <w:sz w:val="18"/>
-              </w:rPr>
               <w:t xml:space="preserve">JWT behavior</w:t>
             </w:r>
           </w:p>
         </w:tc>
         <w:tc>
-          <w:tcPr>
-            <w:tcMar>
-              <w:top w:w="40" w:type="dxa"/>
-              <w:bottom w:w="40" w:type="dxa"/>
-              <w:left w:w="60" w:type="dxa"/>
-              <w:right w:w="60" w:type="dxa"/>
-            </w:tcMar>
-          </w:tcPr>
+          <w:tcPr/>
           <w:p>
             <w:pPr>
               <w:pStyle w:val="Compact"/>
-              <w:spacing w:before="0" w:after="40" w:line="264" w:lineRule="auto"/>
               <w:jc w:val="left"/>
             </w:pPr>
             <w:r>
               <w:rPr>
                 <w:rStyle w:val="VerbatimChar"/>
-                <w:rFonts w:ascii="Calibri" w:hAnsi="Calibri"/>
-                <w:sz w:val="18"/>
               </w:rPr>
               <w:t xml:space="preserve">JwtService</w:t>
             </w:r>
             <w:r>
-              <w:rPr>
-                <w:rFonts w:ascii="Calibri" w:hAnsi="Calibri"/>
-                <w:sz w:val="18"/>
-              </w:rPr>
               <w:t xml:space="preserve">,</w:t>
             </w:r>
             <w:r>
-              <w:rPr>
-                <w:rFonts w:ascii="Calibri" w:hAnsi="Calibri"/>
-                <w:sz w:val="18"/>
-              </w:rPr>
               <w:t xml:space="preserve"> </w:t>
             </w:r>
             <w:r>
               <w:rPr>
                 <w:rStyle w:val="VerbatimChar"/>
-                <w:rFonts w:ascii="Calibri" w:hAnsi="Calibri"/>
-                <w:sz w:val="18"/>
               </w:rPr>
               <w:t xml:space="preserve">JwtAuthenticationFilter</w:t>
             </w:r>
           </w:p>
         </w:tc>
         <w:tc>
-          <w:tcPr>
-            <w:tcMar>
-              <w:top w:w="40" w:type="dxa"/>
-              <w:bottom w:w="40" w:type="dxa"/>
-              <w:left w:w="60" w:type="dxa"/>
-              <w:right w:w="60" w:type="dxa"/>
-            </w:tcMar>
-          </w:tcPr>
+          <w:tcPr/>
           <w:p>
             <w:pPr>
               <w:pStyle w:val="Compact"/>
-              <w:spacing w:before="0" w:after="40" w:line="264" w:lineRule="auto"/>
               <w:jc w:val="left"/>
             </w:pPr>
             <w:r>
-              <w:rPr>
-                <w:rFonts w:ascii="Calibri" w:hAnsi="Calibri"/>
-                <w:sz w:val="18"/>
-              </w:rPr>
               <w:t xml:space="preserve">Login UI storage,</w:t>
             </w:r>
             <w:r>
-              <w:rPr>
-                <w:rFonts w:ascii="Calibri" w:hAnsi="Calibri"/>
-                <w:sz w:val="18"/>
-              </w:rPr>
               <w:t xml:space="preserve"> </w:t>
             </w:r>
             <w:r>
-              <w:rPr>
-                <w:rFonts w:ascii="Calibri" w:hAnsi="Calibri"/>
-                <w:sz w:val="18"/>
-              </w:rPr>
               <w:t xml:space="preserve">interceptor</w:t>
             </w:r>
           </w:p>
@@ -563,138 +320,70 @@
       </w:tr>
       <w:tr>
         <w:tc>
-          <w:tcPr>
-            <w:tcMar>
-              <w:top w:w="40" w:type="dxa"/>
-              <w:bottom w:w="40" w:type="dxa"/>
-              <w:left w:w="60" w:type="dxa"/>
-              <w:right w:w="60" w:type="dxa"/>
-            </w:tcMar>
-          </w:tcPr>
+          <w:tcPr/>
           <w:p>
             <w:pPr>
               <w:pStyle w:val="Compact"/>
-              <w:spacing w:before="0" w:after="40" w:line="264" w:lineRule="auto"/>
               <w:jc w:val="left"/>
             </w:pPr>
             <w:r>
-              <w:rPr>
-                <w:rFonts w:ascii="Calibri" w:hAnsi="Calibri"/>
-                <w:sz w:val="18"/>
-              </w:rPr>
               <w:t xml:space="preserve">Account</w:t>
             </w:r>
             <w:r>
-              <w:rPr>
-                <w:rFonts w:ascii="Calibri" w:hAnsi="Calibri"/>
-                <w:sz w:val="18"/>
-              </w:rPr>
               <w:t xml:space="preserve"> </w:t>
             </w:r>
             <w:r>
-              <w:rPr>
-                <w:rFonts w:ascii="Calibri" w:hAnsi="Calibri"/>
-                <w:sz w:val="18"/>
-              </w:rPr>
               <w:t xml:space="preserve">number</w:t>
             </w:r>
             <w:r>
-              <w:rPr>
-                <w:rFonts w:ascii="Calibri" w:hAnsi="Calibri"/>
-                <w:sz w:val="18"/>
-              </w:rPr>
               <w:t xml:space="preserve"> </w:t>
             </w:r>
             <w:r>
-              <w:rPr>
-                <w:rFonts w:ascii="Calibri" w:hAnsi="Calibri"/>
-                <w:sz w:val="18"/>
-              </w:rPr>
               <w:t xml:space="preserve">format</w:t>
             </w:r>
           </w:p>
         </w:tc>
         <w:tc>
-          <w:tcPr>
-            <w:tcMar>
-              <w:top w:w="40" w:type="dxa"/>
-              <w:bottom w:w="40" w:type="dxa"/>
-              <w:left w:w="60" w:type="dxa"/>
-              <w:right w:w="60" w:type="dxa"/>
-            </w:tcMar>
-          </w:tcPr>
+          <w:tcPr/>
           <w:p>
             <w:pPr>
               <w:pStyle w:val="Compact"/>
-              <w:spacing w:before="0" w:after="40" w:line="264" w:lineRule="auto"/>
               <w:jc w:val="left"/>
             </w:pPr>
             <w:r>
               <w:rPr>
                 <w:rStyle w:val="VerbatimChar"/>
-                <w:rFonts w:ascii="Calibri" w:hAnsi="Calibri"/>
-                <w:sz w:val="18"/>
               </w:rPr>
               <w:t xml:space="preserve">AccountNumberGenerator</w:t>
             </w:r>
             <w:r>
-              <w:rPr>
-                <w:rFonts w:ascii="Calibri" w:hAnsi="Calibri"/>
-                <w:sz w:val="18"/>
-              </w:rPr>
               <w:t xml:space="preserve">,</w:t>
             </w:r>
             <w:r>
-              <w:rPr>
-                <w:rFonts w:ascii="Calibri" w:hAnsi="Calibri"/>
-                <w:sz w:val="18"/>
-              </w:rPr>
               <w:t xml:space="preserve"> </w:t>
             </w:r>
             <w:r>
               <w:rPr>
                 <w:rStyle w:val="VerbatimChar"/>
-                <w:rFonts w:ascii="Calibri" w:hAnsi="Calibri"/>
-                <w:sz w:val="18"/>
               </w:rPr>
               <w:t xml:space="preserve">AccountServiceImpl.openAccount</w:t>
             </w:r>
           </w:p>
         </w:tc>
         <w:tc>
-          <w:tcPr>
-            <w:tcMar>
-              <w:top w:w="40" w:type="dxa"/>
-              <w:bottom w:w="40" w:type="dxa"/>
-              <w:left w:w="60" w:type="dxa"/>
-              <w:right w:w="60" w:type="dxa"/>
-            </w:tcMar>
-          </w:tcPr>
+          <w:tcPr/>
           <w:p>
             <w:pPr>
               <w:pStyle w:val="Compact"/>
-              <w:spacing w:before="0" w:after="40" w:line="264" w:lineRule="auto"/>
               <w:jc w:val="left"/>
             </w:pPr>
             <w:r>
-              <w:rPr>
-                <w:rFonts w:ascii="Calibri" w:hAnsi="Calibri"/>
-                <w:sz w:val="18"/>
-              </w:rPr>
               <w:t xml:space="preserve">Existing numbers</w:t>
             </w:r>
             <w:r>
-              <w:rPr>
-                <w:rFonts w:ascii="Calibri" w:hAnsi="Calibri"/>
-                <w:sz w:val="18"/>
-              </w:rPr>
               <w:t xml:space="preserve"> </w:t>
             </w:r>
             <w:r>
-              <w:rPr>
-                <w:rFonts w:ascii="Calibri" w:hAnsi="Calibri"/>
-                <w:sz w:val="18"/>
-              </w:rPr>
               <w:t xml:space="preserve">(non-retroactive), tests</w:t>
             </w:r>
           </w:p>
@@ -702,138 +391,70 @@
       </w:tr>
       <w:tr>
         <w:tc>
-          <w:tcPr>
-            <w:tcMar>
-              <w:top w:w="40" w:type="dxa"/>
-              <w:bottom w:w="40" w:type="dxa"/>
-              <w:left w:w="60" w:type="dxa"/>
-              <w:right w:w="60" w:type="dxa"/>
-            </w:tcMar>
-          </w:tcPr>
+          <w:tcPr/>
           <w:p>
             <w:pPr>
               <w:pStyle w:val="Compact"/>
-              <w:spacing w:before="0" w:after="40" w:line="264" w:lineRule="auto"/>
               <w:jc w:val="left"/>
             </w:pPr>
             <w:r>
-              <w:rPr>
-                <w:rFonts w:ascii="Calibri" w:hAnsi="Calibri"/>
-                <w:sz w:val="18"/>
-              </w:rPr>
               <w:t xml:space="preserve">Opening</w:t>
             </w:r>
             <w:r>
-              <w:rPr>
-                <w:rFonts w:ascii="Calibri" w:hAnsi="Calibri"/>
-                <w:sz w:val="18"/>
-              </w:rPr>
               <w:t xml:space="preserve"> </w:t>
             </w:r>
             <w:r>
-              <w:rPr>
-                <w:rFonts w:ascii="Calibri" w:hAnsi="Calibri"/>
-                <w:sz w:val="18"/>
-              </w:rPr>
               <w:t xml:space="preserve">deposit</w:t>
             </w:r>
             <w:r>
-              <w:rPr>
-                <w:rFonts w:ascii="Calibri" w:hAnsi="Calibri"/>
-                <w:sz w:val="18"/>
-              </w:rPr>
               <w:t xml:space="preserve"> </w:t>
             </w:r>
             <w:r>
-              <w:rPr>
-                <w:rFonts w:ascii="Calibri" w:hAnsi="Calibri"/>
-                <w:sz w:val="18"/>
-              </w:rPr>
               <w:t xml:space="preserve">rules</w:t>
             </w:r>
           </w:p>
         </w:tc>
         <w:tc>
-          <w:tcPr>
-            <w:tcMar>
-              <w:top w:w="40" w:type="dxa"/>
-              <w:bottom w:w="40" w:type="dxa"/>
-              <w:left w:w="60" w:type="dxa"/>
-              <w:right w:w="60" w:type="dxa"/>
-            </w:tcMar>
-          </w:tcPr>
+          <w:tcPr/>
           <w:p>
             <w:pPr>
               <w:pStyle w:val="Compact"/>
-              <w:spacing w:before="0" w:after="40" w:line="264" w:lineRule="auto"/>
               <w:jc w:val="left"/>
             </w:pPr>
             <w:r>
               <w:rPr>
                 <w:rStyle w:val="VerbatimChar"/>
-                <w:rFonts w:ascii="Calibri" w:hAnsi="Calibri"/>
-                <w:sz w:val="18"/>
               </w:rPr>
               <w:t xml:space="preserve">AccountPolicy*</w:t>
             </w:r>
             <w:r>
-              <w:rPr>
-                <w:rFonts w:ascii="Calibri" w:hAnsi="Calibri"/>
-                <w:sz w:val="18"/>
-              </w:rPr>
               <w:t xml:space="preserve">,</w:t>
             </w:r>
             <w:r>
-              <w:rPr>
-                <w:rFonts w:ascii="Calibri" w:hAnsi="Calibri"/>
-                <w:sz w:val="18"/>
-              </w:rPr>
               <w:t xml:space="preserve"> </w:t>
             </w:r>
             <w:r>
               <w:rPr>
                 <w:rStyle w:val="VerbatimChar"/>
-                <w:rFonts w:ascii="Calibri" w:hAnsi="Calibri"/>
-                <w:sz w:val="18"/>
               </w:rPr>
               <w:t xml:space="preserve">AccountServiceImpl.openAccount</w:t>
             </w:r>
           </w:p>
         </w:tc>
         <w:tc>
-          <w:tcPr>
-            <w:tcMar>
-              <w:top w:w="40" w:type="dxa"/>
-              <w:bottom w:w="40" w:type="dxa"/>
-              <w:left w:w="60" w:type="dxa"/>
-              <w:right w:w="60" w:type="dxa"/>
-            </w:tcMar>
-          </w:tcPr>
+          <w:tcPr/>
           <w:p>
             <w:pPr>
               <w:pStyle w:val="Compact"/>
-              <w:spacing w:before="0" w:after="40" w:line="264" w:lineRule="auto"/>
               <w:jc w:val="left"/>
             </w:pPr>
             <w:r>
-              <w:rPr>
-                <w:rFonts w:ascii="Calibri" w:hAnsi="Calibri"/>
-                <w:sz w:val="18"/>
-              </w:rPr>
               <w:t xml:space="preserve">Opening-deposit dialog,</w:t>
             </w:r>
             <w:r>
-              <w:rPr>
-                <w:rFonts w:ascii="Calibri" w:hAnsi="Calibri"/>
-                <w:sz w:val="18"/>
-              </w:rPr>
               <w:t xml:space="preserve"> </w:t>
             </w:r>
             <w:r>
-              <w:rPr>
-                <w:rFonts w:ascii="Calibri" w:hAnsi="Calibri"/>
-                <w:sz w:val="18"/>
-              </w:rPr>
               <w:t xml:space="preserve">customer create flow</w:t>
             </w:r>
           </w:p>
@@ -841,158 +462,76 @@
       </w:tr>
       <w:tr>
         <w:tc>
-          <w:tcPr>
-            <w:tcMar>
-              <w:top w:w="40" w:type="dxa"/>
-              <w:bottom w:w="40" w:type="dxa"/>
-              <w:left w:w="60" w:type="dxa"/>
-              <w:right w:w="60" w:type="dxa"/>
-            </w:tcMar>
-          </w:tcPr>
+          <w:tcPr/>
           <w:p>
             <w:pPr>
               <w:pStyle w:val="Compact"/>
-              <w:spacing w:before="0" w:after="40" w:line="264" w:lineRule="auto"/>
               <w:jc w:val="left"/>
             </w:pPr>
             <w:r>
-              <w:rPr>
-                <w:rFonts w:ascii="Calibri" w:hAnsi="Calibri"/>
-                <w:sz w:val="18"/>
-              </w:rPr>
               <w:t xml:space="preserve">Balance</w:t>
             </w:r>
             <w:r>
-              <w:rPr>
-                <w:rFonts w:ascii="Calibri" w:hAnsi="Calibri"/>
-                <w:sz w:val="18"/>
-              </w:rPr>
               <w:t xml:space="preserve"> </w:t>
             </w:r>
             <w:r>
-              <w:rPr>
-                <w:rFonts w:ascii="Calibri" w:hAnsi="Calibri"/>
-                <w:sz w:val="18"/>
-              </w:rPr>
               <w:t xml:space="preserve">mutation</w:t>
             </w:r>
           </w:p>
         </w:tc>
         <w:tc>
-          <w:tcPr>
-            <w:tcMar>
-              <w:top w:w="40" w:type="dxa"/>
-              <w:bottom w:w="40" w:type="dxa"/>
-              <w:left w:w="60" w:type="dxa"/>
-              <w:right w:w="60" w:type="dxa"/>
-            </w:tcMar>
-          </w:tcPr>
+          <w:tcPr/>
           <w:p>
             <w:pPr>
               <w:pStyle w:val="Compact"/>
-              <w:spacing w:before="0" w:after="40" w:line="264" w:lineRule="auto"/>
               <w:jc w:val="left"/>
             </w:pPr>
             <w:r>
               <w:rPr>
                 <w:rStyle w:val="VerbatimChar"/>
-                <w:rFonts w:ascii="Calibri" w:hAnsi="Calibri"/>
-                <w:sz w:val="18"/>
               </w:rPr>
               <w:t xml:space="preserve">AccountServiceImpl</w:t>
             </w:r>
             <w:r>
-              <w:rPr>
-                <w:rFonts w:ascii="Calibri" w:hAnsi="Calibri"/>
-                <w:sz w:val="18"/>
-              </w:rPr>
               <w:t xml:space="preserve"> </w:t>
             </w:r>
             <w:r>
-              <w:rPr>
-                <w:rFonts w:ascii="Calibri" w:hAnsi="Calibri"/>
-                <w:sz w:val="18"/>
-              </w:rPr>
               <w:t xml:space="preserve">deposit / `</w:t>
             </w:r>
             <w:r>
-              <w:rPr>
-                <w:rFonts w:ascii="Calibri" w:hAnsi="Calibri"/>
-                <w:sz w:val="18"/>
-              </w:rPr>
               <w:t xml:space="preserve"> </w:t>
             </w:r>
             <w:r>
-              <w:rPr>
-                <w:rFonts w:ascii="Calibri" w:hAnsi="Calibri"/>
-                <w:sz w:val="18"/>
-              </w:rPr>
               <w:t xml:space="preserve">withdraw / transfer / open</w:t>
             </w:r>
             <w:r>
-              <w:rPr>
-                <w:rFonts w:ascii="Calibri" w:hAnsi="Calibri"/>
-                <w:sz w:val="18"/>
-              </w:rPr>
               <w:t xml:space="preserve"> </w:t>
             </w:r>
             <w:r>
-              <w:rPr>
-                <w:rFonts w:ascii="Calibri" w:hAnsi="Calibri"/>
-                <w:sz w:val="18"/>
-              </w:rPr>
               <w:t xml:space="preserve">da</w:t>
             </w:r>
           </w:p>
         </w:tc>
         <w:tc>
-          <w:tcPr>
-            <w:tcMar>
-              <w:top w:w="40" w:type="dxa"/>
-              <w:bottom w:w="40" w:type="dxa"/>
-              <w:left w:w="60" w:type="dxa"/>
-              <w:right w:w="60" w:type="dxa"/>
-            </w:tcMar>
-          </w:tcPr>
+          <w:tcPr/>
           <w:p>
             <w:pPr>
               <w:pStyle w:val="Compact"/>
-              <w:spacing w:before="0" w:after="40" w:line="264" w:lineRule="auto"/>
               <w:jc w:val="left"/>
             </w:pPr>
             <w:r>
-              <w:rPr>
-                <w:rFonts w:ascii="Calibri" w:hAnsi="Calibri"/>
-                <w:sz w:val="18"/>
-              </w:rPr>
               <w:t xml:space="preserve">TransactionService.record`,</w:t>
             </w:r>
             <w:r>
-              <w:rPr>
-                <w:rFonts w:ascii="Calibri" w:hAnsi="Calibri"/>
-                <w:sz w:val="18"/>
-              </w:rPr>
               <w:t xml:space="preserve"> </w:t>
             </w:r>
             <w:r>
-              <w:rPr>
-                <w:rFonts w:ascii="Calibri" w:hAnsi="Calibri"/>
-                <w:sz w:val="18"/>
-              </w:rPr>
               <w:t xml:space="preserve">Kafka publish sites,</w:t>
             </w:r>
             <w:r>
-              <w:rPr>
-                <w:rFonts w:ascii="Calibri" w:hAnsi="Calibri"/>
-                <w:sz w:val="18"/>
-              </w:rPr>
               <w:t xml:space="preserve"> </w:t>
             </w:r>
             <w:r>
-              <w:rPr>
-                <w:rFonts w:ascii="Calibri" w:hAnsi="Calibri"/>
-                <w:sz w:val="18"/>
-              </w:rPr>
               <w:t xml:space="preserve">shboard counts</w:t>
             </w:r>
           </w:p>
@@ -1000,203 +539,103 @@
       </w:tr>
       <w:tr>
         <w:tc>
-          <w:tcPr>
-            <w:tcMar>
-              <w:top w:w="40" w:type="dxa"/>
-              <w:bottom w:w="40" w:type="dxa"/>
-              <w:left w:w="60" w:type="dxa"/>
-              <w:right w:w="60" w:type="dxa"/>
-            </w:tcMar>
-          </w:tcPr>
+          <w:tcPr/>
           <w:p>
             <w:pPr>
               <w:pStyle w:val="Compact"/>
-              <w:spacing w:before="0" w:after="40" w:line="264" w:lineRule="auto"/>
               <w:jc w:val="left"/>
             </w:pPr>
             <w:r>
-              <w:rPr>
-                <w:rFonts w:ascii="Calibri" w:hAnsi="Calibri"/>
-                <w:sz w:val="18"/>
-              </w:rPr>
               <w:t xml:space="preserve">Notification</w:t>
             </w:r>
             <w:r>
-              <w:rPr>
-                <w:rFonts w:ascii="Calibri" w:hAnsi="Calibri"/>
-                <w:sz w:val="18"/>
-              </w:rPr>
               <w:t xml:space="preserve"> </w:t>
             </w:r>
             <w:r>
-              <w:rPr>
-                <w:rFonts w:ascii="Calibri" w:hAnsi="Calibri"/>
-                <w:sz w:val="18"/>
-              </w:rPr>
               <w:t xml:space="preserve">email</w:t>
             </w:r>
           </w:p>
         </w:tc>
         <w:tc>
-          <w:tcPr>
-            <w:tcMar>
-              <w:top w:w="40" w:type="dxa"/>
-              <w:bottom w:w="40" w:type="dxa"/>
-              <w:left w:w="60" w:type="dxa"/>
-              <w:right w:w="60" w:type="dxa"/>
-            </w:tcMar>
-          </w:tcPr>
+          <w:tcPr/>
           <w:p>
             <w:pPr>
               <w:pStyle w:val="Compact"/>
-              <w:spacing w:before="0" w:after="40" w:line="264" w:lineRule="auto"/>
               <w:jc w:val="left"/>
             </w:pPr>
             <w:r>
               <w:rPr>
                 <w:rStyle w:val="VerbatimChar"/>
-                <w:rFonts w:ascii="Calibri" w:hAnsi="Calibri"/>
-                <w:sz w:val="18"/>
               </w:rPr>
               <w:t xml:space="preserve">NotificationEventPublisher</w:t>
             </w:r>
             <w:r>
-              <w:rPr>
-                <w:rFonts w:ascii="Calibri" w:hAnsi="Calibri"/>
-                <w:sz w:val="18"/>
-              </w:rPr>
               <w:t xml:space="preserve">, M</w:t>
             </w:r>
             <w:r>
-              <w:rPr>
-                <w:rFonts w:ascii="Calibri" w:hAnsi="Calibri"/>
-                <w:sz w:val="18"/>
-              </w:rPr>
               <w:t xml:space="preserve"> </w:t>
             </w:r>
             <w:r>
               <w:rPr>
                 <w:rStyle w:val="VerbatimChar"/>
-                <w:rFonts w:ascii="Calibri" w:hAnsi="Calibri"/>
-                <w:sz w:val="18"/>
               </w:rPr>
               <w:t xml:space="preserve">NotificationEventConsumer</w:t>
             </w:r>
             <w:r>
-              <w:rPr>
-                <w:rFonts w:ascii="Calibri" w:hAnsi="Calibri"/>
-                <w:sz w:val="18"/>
-              </w:rPr>
               <w:t xml:space="preserve">, K</w:t>
             </w:r>
             <w:r>
-              <w:rPr>
-                <w:rFonts w:ascii="Calibri" w:hAnsi="Calibri"/>
-                <w:sz w:val="18"/>
-              </w:rPr>
               <w:t xml:space="preserve"> </w:t>
             </w:r>
             <w:r>
-              <w:rPr>
-                <w:rFonts w:ascii="Calibri" w:hAnsi="Calibri"/>
-                <w:sz w:val="18"/>
-              </w:rPr>
               <w:t xml:space="preserve">composers / mail services c</w:t>
             </w:r>
           </w:p>
         </w:tc>
         <w:tc>
-          <w:tcPr>
-            <w:tcMar>
-              <w:top w:w="40" w:type="dxa"/>
-              <w:bottom w:w="40" w:type="dxa"/>
-              <w:left w:w="60" w:type="dxa"/>
-              <w:right w:w="60" w:type="dxa"/>
-            </w:tcMar>
-          </w:tcPr>
+          <w:tcPr/>
           <w:p>
             <w:pPr>
               <w:pStyle w:val="Compact"/>
-              <w:spacing w:before="0" w:after="40" w:line="264" w:lineRule="auto"/>
               <w:jc w:val="left"/>
             </w:pPr>
             <w:r>
-              <w:rPr>
-                <w:rFonts w:ascii="Calibri" w:hAnsi="Calibri"/>
-                <w:sz w:val="18"/>
-              </w:rPr>
               <w:t xml:space="preserve">ail env (</w:t>
             </w:r>
             <w:r>
               <w:rPr>
                 <w:rStyle w:val="VerbatimChar"/>
-                <w:rFonts w:ascii="Calibri" w:hAnsi="Calibri"/>
-                <w:sz w:val="18"/>
               </w:rPr>
               <w:t xml:space="preserve">MAIL_*</w:t>
             </w:r>
             <w:r>
-              <w:rPr>
-                <w:rFonts w:ascii="Calibri" w:hAnsi="Calibri"/>
-                <w:sz w:val="18"/>
-              </w:rPr>
               <w:t xml:space="preserve">),</w:t>
             </w:r>
             <w:r>
-              <w:rPr>
-                <w:rFonts w:ascii="Calibri" w:hAnsi="Calibri"/>
-                <w:sz w:val="18"/>
-              </w:rPr>
               <w:t xml:space="preserve"> </w:t>
             </w:r>
             <w:r>
-              <w:rPr>
-                <w:rFonts w:ascii="Calibri" w:hAnsi="Calibri"/>
-                <w:sz w:val="18"/>
-              </w:rPr>
               <w:t xml:space="preserve">afka topic / Aiven,</w:t>
             </w:r>
             <w:r>
-              <w:rPr>
-                <w:rFonts w:ascii="Calibri" w:hAnsi="Calibri"/>
-                <w:sz w:val="18"/>
-              </w:rPr>
               <w:t xml:space="preserve"> </w:t>
             </w:r>
             <w:r>
-              <w:rPr>
-                <w:rFonts w:ascii="Calibri" w:hAnsi="Calibri"/>
-                <w:sz w:val="18"/>
-              </w:rPr>
               <w:t xml:space="preserve">ustomer</w:t>
             </w:r>
             <w:r>
-              <w:rPr>
-                <w:rFonts w:ascii="Calibri" w:hAnsi="Calibri"/>
-                <w:sz w:val="18"/>
-              </w:rPr>
               <w:t xml:space="preserve"> </w:t>
             </w:r>
             <w:r>
               <w:rPr>
                 <w:rStyle w:val="VerbatimChar"/>
-                <w:rFonts w:ascii="Calibri" w:hAnsi="Calibri"/>
-                <w:sz w:val="18"/>
               </w:rPr>
               <w:t xml:space="preserve">email</w:t>
             </w:r>
             <w:r>
-              <w:rPr>
-                <w:rFonts w:ascii="Calibri" w:hAnsi="Calibri"/>
-                <w:sz w:val="18"/>
-              </w:rPr>
               <w:t xml:space="preserve"> </w:t>
             </w:r>
             <w:r>
-              <w:rPr>
-                <w:rFonts w:ascii="Calibri" w:hAnsi="Calibri"/>
-                <w:sz w:val="18"/>
-              </w:rPr>
               <w:t xml:space="preserve">field</w:t>
             </w:r>
           </w:p>
@@ -1204,138 +643,70 @@
       </w:tr>
       <w:tr>
         <w:tc>
-          <w:tcPr>
-            <w:tcMar>
-              <w:top w:w="40" w:type="dxa"/>
-              <w:bottom w:w="40" w:type="dxa"/>
-              <w:left w:w="60" w:type="dxa"/>
-              <w:right w:w="60" w:type="dxa"/>
-            </w:tcMar>
-          </w:tcPr>
+          <w:tcPr/>
           <w:p>
             <w:pPr>
               <w:pStyle w:val="Compact"/>
-              <w:spacing w:before="0" w:after="40" w:line="264" w:lineRule="auto"/>
               <w:jc w:val="left"/>
             </w:pPr>
             <w:r>
-              <w:rPr>
-                <w:rFonts w:ascii="Calibri" w:hAnsi="Calibri"/>
-                <w:sz w:val="18"/>
-              </w:rPr>
               <w:t xml:space="preserve">Customer</w:t>
             </w:r>
             <w:r>
-              <w:rPr>
-                <w:rFonts w:ascii="Calibri" w:hAnsi="Calibri"/>
-                <w:sz w:val="18"/>
-              </w:rPr>
               <w:t xml:space="preserve"> </w:t>
             </w:r>
             <w:r>
-              <w:rPr>
-                <w:rFonts w:ascii="Calibri" w:hAnsi="Calibri"/>
-                <w:sz w:val="18"/>
-              </w:rPr>
               <w:t xml:space="preserve">identity</w:t>
             </w:r>
             <w:r>
-              <w:rPr>
-                <w:rFonts w:ascii="Calibri" w:hAnsi="Calibri"/>
-                <w:sz w:val="18"/>
-              </w:rPr>
               <w:t xml:space="preserve"> </w:t>
             </w:r>
             <w:r>
-              <w:rPr>
-                <w:rFonts w:ascii="Calibri" w:hAnsi="Calibri"/>
-                <w:sz w:val="18"/>
-              </w:rPr>
               <w:t xml:space="preserve">display</w:t>
             </w:r>
           </w:p>
         </w:tc>
         <w:tc>
-          <w:tcPr>
-            <w:tcMar>
-              <w:top w:w="40" w:type="dxa"/>
-              <w:bottom w:w="40" w:type="dxa"/>
-              <w:left w:w="60" w:type="dxa"/>
-              <w:right w:w="60" w:type="dxa"/>
-            </w:tcMar>
-          </w:tcPr>
+          <w:tcPr/>
           <w:p>
             <w:pPr>
               <w:pStyle w:val="Compact"/>
-              <w:spacing w:before="0" w:after="40" w:line="264" w:lineRule="auto"/>
               <w:jc w:val="left"/>
             </w:pPr>
             <w:r>
               <w:rPr>
                 <w:rStyle w:val="VerbatimChar"/>
-                <w:rFonts w:ascii="Calibri" w:hAnsi="Calibri"/>
-                <w:sz w:val="18"/>
               </w:rPr>
               <w:t xml:space="preserve">BusinessIdFormatter</w:t>
             </w:r>
             <w:r>
-              <w:rPr>
-                <w:rFonts w:ascii="Calibri" w:hAnsi="Calibri"/>
-                <w:sz w:val="18"/>
-              </w:rPr>
               <w:t xml:space="preserve">,</w:t>
             </w:r>
             <w:r>
-              <w:rPr>
-                <w:rFonts w:ascii="Calibri" w:hAnsi="Calibri"/>
-                <w:sz w:val="18"/>
-              </w:rPr>
               <w:t xml:space="preserve"> </w:t>
             </w:r>
             <w:r>
               <w:rPr>
                 <w:rStyle w:val="VerbatimChar"/>
-                <w:rFonts w:ascii="Calibri" w:hAnsi="Calibri"/>
-                <w:sz w:val="18"/>
               </w:rPr>
               <w:t xml:space="preserve">Customer.getCustomerCode</w:t>
             </w:r>
           </w:p>
         </w:tc>
         <w:tc>
-          <w:tcPr>
-            <w:tcMar>
-              <w:top w:w="40" w:type="dxa"/>
-              <w:bottom w:w="40" w:type="dxa"/>
-              <w:left w:w="60" w:type="dxa"/>
-              <w:right w:w="60" w:type="dxa"/>
-            </w:tcMar>
-          </w:tcPr>
+          <w:tcPr/>
           <w:p>
             <w:pPr>
               <w:pStyle w:val="Compact"/>
-              <w:spacing w:before="0" w:after="40" w:line="264" w:lineRule="auto"/>
               <w:jc w:val="left"/>
             </w:pPr>
             <w:r>
-              <w:rPr>
-                <w:rFonts w:ascii="Calibri" w:hAnsi="Calibri"/>
-                <w:sz w:val="18"/>
-              </w:rPr>
               <w:t xml:space="preserve">All UI showing customer</w:t>
             </w:r>
             <w:r>
-              <w:rPr>
-                <w:rFonts w:ascii="Calibri" w:hAnsi="Calibri"/>
-                <w:sz w:val="18"/>
-              </w:rPr>
               <w:t xml:space="preserve"> </w:t>
             </w:r>
             <w:r>
-              <w:rPr>
-                <w:rFonts w:ascii="Calibri" w:hAnsi="Calibri"/>
-                <w:sz w:val="18"/>
-              </w:rPr>
               <w:t xml:space="preserve">code</w:t>
             </w:r>
           </w:p>
@@ -1343,74 +714,40 @@
       </w:tr>
       <w:tr>
         <w:tc>
-          <w:tcPr>
-            <w:tcMar>
-              <w:top w:w="40" w:type="dxa"/>
-              <w:bottom w:w="40" w:type="dxa"/>
-              <w:left w:w="60" w:type="dxa"/>
-              <w:right w:w="60" w:type="dxa"/>
-            </w:tcMar>
-          </w:tcPr>
+          <w:tcPr/>
           <w:p>
             <w:pPr>
               <w:pStyle w:val="Compact"/>
-              <w:spacing w:before="0" w:after="40" w:line="264" w:lineRule="auto"/>
               <w:jc w:val="left"/>
             </w:pPr>
             <w:r>
-              <w:rPr>
-                <w:rFonts w:ascii="Calibri" w:hAnsi="Calibri"/>
-                <w:sz w:val="18"/>
-              </w:rPr>
               <w:t xml:space="preserve">API base URL</w:t>
             </w:r>
           </w:p>
         </w:tc>
         <w:tc>
-          <w:tcPr>
-            <w:tcMar>
-              <w:top w:w="40" w:type="dxa"/>
-              <w:bottom w:w="40" w:type="dxa"/>
-              <w:left w:w="60" w:type="dxa"/>
-              <w:right w:w="60" w:type="dxa"/>
-            </w:tcMar>
-          </w:tcPr>
+          <w:tcPr/>
           <w:p>
             <w:pPr>
               <w:pStyle w:val="Compact"/>
-              <w:spacing w:before="0" w:after="40" w:line="264" w:lineRule="auto"/>
               <w:jc w:val="left"/>
             </w:pPr>
             <w:r>
               <w:rPr>
                 <w:rStyle w:val="VerbatimChar"/>
-                <w:rFonts w:ascii="Calibri" w:hAnsi="Calibri"/>
-                <w:sz w:val="18"/>
               </w:rPr>
               <w:t xml:space="preserve">api-config.ts</w:t>
             </w:r>
           </w:p>
         </w:tc>
         <w:tc>
-          <w:tcPr>
-            <w:tcMar>
-              <w:top w:w="40" w:type="dxa"/>
-              <w:bottom w:w="40" w:type="dxa"/>
-              <w:left w:w="60" w:type="dxa"/>
-              <w:right w:w="60" w:type="dxa"/>
-            </w:tcMar>
-          </w:tcPr>
+          <w:tcPr/>
           <w:p>
             <w:pPr>
               <w:pStyle w:val="Compact"/>
-              <w:spacing w:before="0" w:after="40" w:line="264" w:lineRule="auto"/>
               <w:jc w:val="left"/>
             </w:pPr>
             <w:r>
-              <w:rPr>
-                <w:rFonts w:ascii="Calibri" w:hAnsi="Calibri"/>
-                <w:sz w:val="18"/>
-              </w:rPr>
               <w:t xml:space="preserve">All HTTP calls</w:t>
             </w:r>
           </w:p>
@@ -1430,17 +767,9 @@
     <w:tbl>
       <w:tblPr>
         <w:tblStyle w:val="Table"/>
-        <w:tblW w:type="pct" w:w="5000"/>
-        <w:tblLayout w:type="autofit"/>
+        <w:tblW w:type="pct" w:w="4722"/>
+        <w:tblLayout w:type="fixed"/>
         <w:tblLook w:firstRow="1" w:lastRow="0" w:firstColumn="0" w:lastColumn="0" w:noHBand="0" w:noVBand="0" w:val="0020"/>
-        <w:tblBorders>
-          <w:top w:val="single" w:sz="4" w:space="0" w:color="CBD5E0"/>
-          <w:left w:val="single" w:sz="4" w:space="0" w:color="CBD5E0"/>
-          <w:bottom w:val="single" w:sz="4" w:space="0" w:color="CBD5E0"/>
-          <w:right w:val="single" w:sz="4" w:space="0" w:color="CBD5E0"/>
-          <w:insideH w:val="single" w:sz="4" w:space="0" w:color="CBD5E0"/>
-          <w:insideV w:val="single" w:sz="4" w:space="0" w:color="CBD5E0"/>
-        </w:tblBorders>
       </w:tblPr>
       <w:tblGrid>
         <w:gridCol w:w="3740"/>
@@ -1451,55 +780,25 @@
           <w:tblHeader w:val="on"/>
         </w:trPr>
         <w:tc>
-          <w:tcPr>
-            <w:tcMar>
-              <w:top w:w="40" w:type="dxa"/>
-              <w:bottom w:w="40" w:type="dxa"/>
-              <w:left w:w="60" w:type="dxa"/>
-              <w:right w:w="60" w:type="dxa"/>
-            </w:tcMar>
-            <w:shd w:fill="1A365D" w:val="clear"/>
-          </w:tcPr>
+          <w:tcPr/>
           <w:p>
             <w:pPr>
               <w:pStyle w:val="Compact"/>
-              <w:spacing w:before="0" w:after="40" w:line="264" w:lineRule="auto"/>
               <w:jc w:val="left"/>
             </w:pPr>
             <w:r>
-              <w:rPr>
-                <w:rFonts w:ascii="Calibri" w:hAnsi="Calibri"/>
-                <w:b/>
-                <w:color w:val="FFFFFF"/>
-                <w:sz w:val="18"/>
-              </w:rPr>
               <w:t xml:space="preserve">If you change…</w:t>
             </w:r>
           </w:p>
         </w:tc>
         <w:tc>
-          <w:tcPr>
-            <w:tcMar>
-              <w:top w:w="40" w:type="dxa"/>
-              <w:bottom w:w="40" w:type="dxa"/>
-              <w:left w:w="60" w:type="dxa"/>
-              <w:right w:w="60" w:type="dxa"/>
-            </w:tcMar>
-            <w:shd w:fill="1A365D" w:val="clear"/>
-          </w:tcPr>
+          <w:tcPr/>
           <w:p>
             <w:pPr>
               <w:pStyle w:val="Compact"/>
-              <w:spacing w:before="0" w:after="40" w:line="264" w:lineRule="auto"/>
               <w:jc w:val="left"/>
             </w:pPr>
             <w:r>
-              <w:rPr>
-                <w:rFonts w:ascii="Calibri" w:hAnsi="Calibri"/>
-                <w:b/>
-                <w:color w:val="FFFFFF"/>
-                <w:sz w:val="18"/>
-              </w:rPr>
               <w:t xml:space="preserve">Also check…</w:t>
             </w:r>
           </w:p>
@@ -1507,93 +806,49 @@
       </w:tr>
       <w:tr>
         <w:tc>
-          <w:tcPr>
-            <w:tcMar>
-              <w:top w:w="40" w:type="dxa"/>
-              <w:bottom w:w="40" w:type="dxa"/>
-              <w:left w:w="60" w:type="dxa"/>
-              <w:right w:w="60" w:type="dxa"/>
-            </w:tcMar>
-          </w:tcPr>
+          <w:tcPr/>
           <w:p>
             <w:pPr>
               <w:pStyle w:val="Compact"/>
-              <w:spacing w:before="0" w:after="40" w:line="264" w:lineRule="auto"/>
               <w:jc w:val="left"/>
             </w:pPr>
             <w:r>
-              <w:rPr>
-                <w:rFonts w:ascii="Calibri" w:hAnsi="Calibri"/>
-                <w:sz w:val="18"/>
-              </w:rPr>
               <w:t xml:space="preserve">Customer create with account</w:t>
             </w:r>
           </w:p>
         </w:tc>
         <w:tc>
-          <w:tcPr>
-            <w:tcMar>
-              <w:top w:w="40" w:type="dxa"/>
-              <w:bottom w:w="40" w:type="dxa"/>
-              <w:left w:w="60" w:type="dxa"/>
-              <w:right w:w="60" w:type="dxa"/>
-            </w:tcMar>
-          </w:tcPr>
+          <w:tcPr/>
           <w:p>
             <w:pPr>
               <w:pStyle w:val="Compact"/>
-              <w:spacing w:before="0" w:after="40" w:line="264" w:lineRule="auto"/>
               <w:jc w:val="left"/>
             </w:pPr>
             <w:r>
               <w:rPr>
                 <w:rStyle w:val="VerbatimChar"/>
-                <w:rFonts w:ascii="Calibri" w:hAnsi="Calibri"/>
-                <w:sz w:val="18"/>
               </w:rPr>
               <w:t xml:space="preserve">CustomerServiceImpl</w:t>
             </w:r>
             <w:r>
-              <w:rPr>
-                <w:rFonts w:ascii="Calibri" w:hAnsi="Calibri"/>
-                <w:sz w:val="18"/>
-              </w:rPr>
               <w:t xml:space="preserve">,</w:t>
             </w:r>
             <w:r>
-              <w:rPr>
-                <w:rFonts w:ascii="Calibri" w:hAnsi="Calibri"/>
-                <w:sz w:val="18"/>
-              </w:rPr>
               <w:t xml:space="preserve"> </w:t>
             </w:r>
             <w:r>
               <w:rPr>
                 <w:rStyle w:val="VerbatimChar"/>
-                <w:rFonts w:ascii="Calibri" w:hAnsi="Calibri"/>
-                <w:sz w:val="18"/>
               </w:rPr>
               <w:t xml:space="preserve">AccountService.openAccount</w:t>
             </w:r>
             <w:r>
-              <w:rPr>
-                <w:rFonts w:ascii="Calibri" w:hAnsi="Calibri"/>
-                <w:sz w:val="18"/>
-              </w:rPr>
               <w:t xml:space="preserve">,</w:t>
             </w:r>
             <w:r>
-              <w:rPr>
-                <w:rFonts w:ascii="Calibri" w:hAnsi="Calibri"/>
-                <w:sz w:val="18"/>
-              </w:rPr>
               <w:t xml:space="preserve"> </w:t>
             </w:r>
             <w:r>
-              <w:rPr>
-                <w:rFonts w:ascii="Calibri" w:hAnsi="Calibri"/>
-                <w:sz w:val="18"/>
-              </w:rPr>
               <w:t xml:space="preserve">policies</w:t>
             </w:r>
           </w:p>
@@ -1601,106 +856,54 @@
       </w:tr>
       <w:tr>
         <w:tc>
-          <w:tcPr>
-            <w:tcMar>
-              <w:top w:w="40" w:type="dxa"/>
-              <w:bottom w:w="40" w:type="dxa"/>
-              <w:left w:w="60" w:type="dxa"/>
-              <w:right w:w="60" w:type="dxa"/>
-            </w:tcMar>
-          </w:tcPr>
+          <w:tcPr/>
           <w:p>
             <w:pPr>
               <w:pStyle w:val="Compact"/>
-              <w:spacing w:before="0" w:after="40" w:line="264" w:lineRule="auto"/>
               <w:jc w:val="left"/>
             </w:pPr>
             <w:r>
-              <w:rPr>
-                <w:rFonts w:ascii="Calibri" w:hAnsi="Calibri"/>
-                <w:sz w:val="18"/>
-              </w:rPr>
               <w:t xml:space="preserve">Deposit / withdraw / Acco</w:t>
             </w:r>
             <w:r>
-              <w:rPr>
-                <w:rFonts w:ascii="Calibri" w:hAnsi="Calibri"/>
-                <w:sz w:val="18"/>
-              </w:rPr>
               <w:t xml:space="preserve"> </w:t>
             </w:r>
             <w:r>
-              <w:rPr>
-                <w:rFonts w:ascii="Calibri" w:hAnsi="Calibri"/>
-                <w:sz w:val="18"/>
-              </w:rPr>
               <w:t xml:space="preserve">transfer</w:t>
             </w:r>
             <w:r>
-              <w:rPr>
-                <w:rFonts w:ascii="Calibri" w:hAnsi="Calibri"/>
-                <w:sz w:val="18"/>
-              </w:rPr>
               <w:t xml:space="preserve"> </w:t>
             </w:r>
             <w:r>
               <w:rPr>
                 <w:rStyle w:val="VerbatimChar"/>
-                <w:rFonts w:ascii="Calibri" w:hAnsi="Calibri"/>
-                <w:sz w:val="18"/>
               </w:rPr>
               <w:t xml:space="preserve">Tra</w:t>
             </w:r>
             <w:r>
-              <w:rPr>
-                <w:rFonts w:ascii="Calibri" w:hAnsi="Calibri"/>
-                <w:sz w:val="18"/>
-              </w:rPr>
               <w:t xml:space="preserve">Not</w:t>
             </w:r>
           </w:p>
         </w:tc>
         <w:tc>
-          <w:tcPr>
-            <w:tcMar>
-              <w:top w:w="40" w:type="dxa"/>
-              <w:bottom w:w="40" w:type="dxa"/>
-              <w:left w:w="60" w:type="dxa"/>
-              <w:right w:w="60" w:type="dxa"/>
-            </w:tcMar>
-          </w:tcPr>
+          <w:tcPr/>
           <w:p>
             <w:pPr>
               <w:pStyle w:val="Compact"/>
-              <w:spacing w:before="0" w:after="40" w:line="264" w:lineRule="auto"/>
               <w:jc w:val="left"/>
             </w:pPr>
             <w:r>
-              <w:rPr>
-                <w:rFonts w:ascii="Calibri" w:hAnsi="Calibri"/>
-                <w:sz w:val="18"/>
-              </w:rPr>
               <w:t xml:space="preserve">unt balances +</w:t>
             </w:r>
             <w:r>
-              <w:rPr>
-                <w:rFonts w:ascii="Calibri" w:hAnsi="Calibri"/>
-                <w:sz w:val="18"/>
-              </w:rPr>
               <w:t xml:space="preserve"> </w:t>
             </w:r>
             <w:r>
-              <w:rPr>
-                <w:rFonts w:ascii="Calibri" w:hAnsi="Calibri"/>
-                <w:sz w:val="18"/>
-              </w:rPr>
               <w:t xml:space="preserve">nsactionService.record</w:t>
             </w:r>
             <w:r>
               <w:rPr>
                 <w:rStyle w:val="VerbatimChar"/>
-                <w:rFonts w:ascii="Calibri" w:hAnsi="Calibri"/>
-                <w:sz w:val="18"/>
               </w:rPr>
               <w:t xml:space="preserve">+ ificationEventPublisher</w:t>
             </w:r>
@@ -1709,77 +912,37 @@
       </w:tr>
       <w:tr>
         <w:tc>
-          <w:tcPr>
-            <w:tcMar>
-              <w:top w:w="40" w:type="dxa"/>
-              <w:bottom w:w="40" w:type="dxa"/>
-              <w:left w:w="60" w:type="dxa"/>
-              <w:right w:w="60" w:type="dxa"/>
-            </w:tcMar>
-          </w:tcPr>
+          <w:tcPr/>
           <w:p>
             <w:pPr>
               <w:pStyle w:val="Compact"/>
-              <w:spacing w:before="0" w:after="40" w:line="264" w:lineRule="auto"/>
               <w:jc w:val="left"/>
             </w:pPr>
             <w:r>
-              <w:rPr>
-                <w:rFonts w:ascii="Calibri" w:hAnsi="Calibri"/>
-                <w:sz w:val="18"/>
-              </w:rPr>
               <w:t xml:space="preserve">Account status</w:t>
             </w:r>
           </w:p>
         </w:tc>
         <w:tc>
-          <w:tcPr>
-            <w:tcMar>
-              <w:top w:w="40" w:type="dxa"/>
-              <w:bottom w:w="40" w:type="dxa"/>
-              <w:left w:w="60" w:type="dxa"/>
-              <w:right w:w="60" w:type="dxa"/>
-            </w:tcMar>
-          </w:tcPr>
+          <w:tcPr/>
           <w:p>
             <w:pPr>
               <w:pStyle w:val="Compact"/>
-              <w:spacing w:before="0" w:after="40" w:line="264" w:lineRule="auto"/>
               <w:jc w:val="left"/>
             </w:pPr>
             <w:r>
-              <w:rPr>
-                <w:rFonts w:ascii="Calibri" w:hAnsi="Calibri"/>
-                <w:sz w:val="18"/>
-              </w:rPr>
               <w:t xml:space="preserve">Future status-transition rules;</w:t>
             </w:r>
             <w:r>
-              <w:rPr>
-                <w:rFonts w:ascii="Calibri" w:hAnsi="Calibri"/>
-                <w:sz w:val="18"/>
-              </w:rPr>
               <w:t xml:space="preserve"> </w:t>
             </w:r>
             <w:r>
-              <w:rPr>
-                <w:rFonts w:ascii="Calibri" w:hAnsi="Calibri"/>
-                <w:sz w:val="18"/>
-              </w:rPr>
               <w:t xml:space="preserve">deposit currently requires</w:t>
             </w:r>
             <w:r>
-              <w:rPr>
-                <w:rFonts w:ascii="Calibri" w:hAnsi="Calibri"/>
-                <w:sz w:val="18"/>
-              </w:rPr>
               <w:t xml:space="preserve"> </w:t>
             </w:r>
             <w:r>
-              <w:rPr>
-                <w:rFonts w:ascii="Calibri" w:hAnsi="Calibri"/>
-                <w:sz w:val="18"/>
-              </w:rPr>
               <w:t xml:space="preserve">ACTIVE</w:t>
             </w:r>
           </w:p>
@@ -1787,71 +950,37 @@
       </w:tr>
       <w:tr>
         <w:tc>
-          <w:tcPr>
-            <w:tcMar>
-              <w:top w:w="40" w:type="dxa"/>
-              <w:bottom w:w="40" w:type="dxa"/>
-              <w:left w:w="60" w:type="dxa"/>
-              <w:right w:w="60" w:type="dxa"/>
-            </w:tcMar>
-          </w:tcPr>
+          <w:tcPr/>
           <w:p>
             <w:pPr>
               <w:pStyle w:val="Compact"/>
-              <w:spacing w:before="0" w:after="40" w:line="264" w:lineRule="auto"/>
               <w:jc w:val="left"/>
             </w:pPr>
             <w:r>
-              <w:rPr>
-                <w:rFonts w:ascii="Calibri" w:hAnsi="Calibri"/>
-                <w:sz w:val="18"/>
-              </w:rPr>
               <w:t xml:space="preserve">Account policy seed</w:t>
             </w:r>
           </w:p>
         </w:tc>
         <w:tc>
-          <w:tcPr>
-            <w:tcMar>
-              <w:top w:w="40" w:type="dxa"/>
-              <w:bottom w:w="40" w:type="dxa"/>
-              <w:left w:w="60" w:type="dxa"/>
-              <w:right w:w="60" w:type="dxa"/>
-            </w:tcMar>
-          </w:tcPr>
+          <w:tcPr/>
           <w:p>
             <w:pPr>
               <w:pStyle w:val="Compact"/>
-              <w:spacing w:before="0" w:after="40" w:line="264" w:lineRule="auto"/>
               <w:jc w:val="left"/>
             </w:pPr>
             <w:r>
               <w:rPr>
                 <w:rStyle w:val="VerbatimChar"/>
-                <w:rFonts w:ascii="Calibri" w:hAnsi="Calibri"/>
-                <w:sz w:val="18"/>
               </w:rPr>
               <w:t xml:space="preserve">AccountPolicyInitializer</w:t>
             </w:r>
             <w:r>
-              <w:rPr>
-                <w:rFonts w:ascii="Calibri" w:hAnsi="Calibri"/>
-                <w:sz w:val="18"/>
-              </w:rPr>
               <w:t xml:space="preserve">; GET</w:t>
             </w:r>
             <w:r>
-              <w:rPr>
-                <w:rFonts w:ascii="Calibri" w:hAnsi="Calibri"/>
-                <w:sz w:val="18"/>
-              </w:rPr>
               <w:t xml:space="preserve"> </w:t>
             </w:r>
             <w:r>
-              <w:rPr>
-                <w:rFonts w:ascii="Calibri" w:hAnsi="Calibri"/>
-                <w:sz w:val="18"/>
-              </w:rPr>
               <w:t xml:space="preserve">policy UI dialogs</w:t>
             </w:r>
           </w:p>
@@ -1859,92 +988,46 @@
       </w:tr>
       <w:tr>
         <w:tc>
-          <w:tcPr>
-            <w:tcMar>
-              <w:top w:w="40" w:type="dxa"/>
-              <w:bottom w:w="40" w:type="dxa"/>
-              <w:left w:w="60" w:type="dxa"/>
-              <w:right w:w="60" w:type="dxa"/>
-            </w:tcMar>
-          </w:tcPr>
+          <w:tcPr/>
           <w:p>
             <w:pPr>
               <w:pStyle w:val="Compact"/>
-              <w:spacing w:before="0" w:after="40" w:line="264" w:lineRule="auto"/>
               <w:jc w:val="left"/>
             </w:pPr>
             <w:r>
-              <w:rPr>
-                <w:rFonts w:ascii="Calibri" w:hAnsi="Calibri"/>
-                <w:sz w:val="18"/>
-              </w:rPr>
               <w:t xml:space="preserve">User/employee create</w:t>
             </w:r>
           </w:p>
         </w:tc>
         <w:tc>
-          <w:tcPr>
-            <w:tcMar>
-              <w:top w:w="40" w:type="dxa"/>
-              <w:bottom w:w="40" w:type="dxa"/>
-              <w:left w:w="60" w:type="dxa"/>
-              <w:right w:w="60" w:type="dxa"/>
-            </w:tcMar>
-          </w:tcPr>
+          <w:tcPr/>
           <w:p>
             <w:pPr>
               <w:pStyle w:val="Compact"/>
-              <w:spacing w:before="0" w:after="40" w:line="264" w:lineRule="auto"/>
               <w:jc w:val="left"/>
             </w:pPr>
             <w:r>
-              <w:rPr>
-                <w:rFonts w:ascii="Calibri" w:hAnsi="Calibri"/>
-                <w:sz w:val="18"/>
-              </w:rPr>
               <w:t xml:space="preserve">Roles, login,</w:t>
             </w:r>
             <w:r>
-              <w:rPr>
-                <w:rFonts w:ascii="Calibri" w:hAnsi="Calibri"/>
-                <w:sz w:val="18"/>
-              </w:rPr>
               <w:t xml:space="preserve"> </w:t>
             </w:r>
             <w:r>
               <w:rPr>
                 <w:rStyle w:val="VerbatimChar"/>
-                <w:rFonts w:ascii="Calibri" w:hAnsi="Calibri"/>
-                <w:sz w:val="18"/>
               </w:rPr>
               <w:t xml:space="preserve">/users</w:t>
             </w:r>
             <w:r>
-              <w:rPr>
-                <w:rFonts w:ascii="Calibri" w:hAnsi="Calibri"/>
-                <w:sz w:val="18"/>
-              </w:rPr>
               <w:t xml:space="preserve"> </w:t>
             </w:r>
             <w:r>
-              <w:rPr>
-                <w:rFonts w:ascii="Calibri" w:hAnsi="Calibri"/>
-                <w:sz w:val="18"/>
-              </w:rPr>
               <w:t xml:space="preserve">ADMIN</w:t>
             </w:r>
             <w:r>
-              <w:rPr>
-                <w:rFonts w:ascii="Calibri" w:hAnsi="Calibri"/>
-                <w:sz w:val="18"/>
-              </w:rPr>
               <w:t xml:space="preserve"> </w:t>
             </w:r>
             <w:r>
-              <w:rPr>
-                <w:rFonts w:ascii="Calibri" w:hAnsi="Calibri"/>
-                <w:sz w:val="18"/>
-              </w:rPr>
               <w:t xml:space="preserve">gate</w:t>
             </w:r>
           </w:p>
@@ -1952,78 +1035,40 @@
       </w:tr>
       <w:tr>
         <w:tc>
-          <w:tcPr>
-            <w:tcMar>
-              <w:top w:w="40" w:type="dxa"/>
-              <w:bottom w:w="40" w:type="dxa"/>
-              <w:left w:w="60" w:type="dxa"/>
-              <w:right w:w="60" w:type="dxa"/>
-            </w:tcMar>
-          </w:tcPr>
+          <w:tcPr/>
           <w:p>
             <w:pPr>
               <w:pStyle w:val="Compact"/>
-              <w:spacing w:before="0" w:after="40" w:line="264" w:lineRule="auto"/>
               <w:jc w:val="left"/>
             </w:pPr>
             <w:r>
-              <w:rPr>
-                <w:rFonts w:ascii="Calibri" w:hAnsi="Calibri"/>
-                <w:sz w:val="18"/>
-              </w:rPr>
               <w:t xml:space="preserve">Mail / Kafka config</w:t>
             </w:r>
           </w:p>
         </w:tc>
         <w:tc>
-          <w:tcPr>
-            <w:tcMar>
-              <w:top w:w="40" w:type="dxa"/>
-              <w:bottom w:w="40" w:type="dxa"/>
-              <w:left w:w="60" w:type="dxa"/>
-              <w:right w:w="60" w:type="dxa"/>
-            </w:tcMar>
-          </w:tcPr>
+          <w:tcPr/>
           <w:p>
             <w:pPr>
               <w:pStyle w:val="Compact"/>
-              <w:spacing w:before="0" w:after="40" w:line="264" w:lineRule="auto"/>
               <w:jc w:val="left"/>
             </w:pPr>
             <w:r>
               <w:rPr>
                 <w:rStyle w:val="VerbatimChar"/>
-                <w:rFonts w:ascii="Calibri" w:hAnsi="Calibri"/>
-                <w:sz w:val="18"/>
               </w:rPr>
               <w:t xml:space="preserve">.env</w:t>
             </w:r>
             <w:r>
-              <w:rPr>
-                <w:rFonts w:ascii="Calibri" w:hAnsi="Calibri"/>
-                <w:sz w:val="18"/>
-              </w:rPr>
               <w:t xml:space="preserve"> </w:t>
             </w:r>
             <w:r>
-              <w:rPr>
-                <w:rFonts w:ascii="Calibri" w:hAnsi="Calibri"/>
-                <w:sz w:val="18"/>
-              </w:rPr>
               <w:t xml:space="preserve">/ Render env; topic must</w:t>
             </w:r>
             <w:r>
-              <w:rPr>
-                <w:rFonts w:ascii="Calibri" w:hAnsi="Calibri"/>
-                <w:sz w:val="18"/>
-              </w:rPr>
               <w:t xml:space="preserve"> </w:t>
             </w:r>
             <w:r>
-              <w:rPr>
-                <w:rFonts w:ascii="Calibri" w:hAnsi="Calibri"/>
-                <w:sz w:val="18"/>
-              </w:rPr>
               <w:t xml:space="preserve">exist; SendGrid on Render</w:t>
             </w:r>
           </w:p>
@@ -2031,71 +1076,37 @@
       </w:tr>
       <w:tr>
         <w:tc>
-          <w:tcPr>
-            <w:tcMar>
-              <w:top w:w="40" w:type="dxa"/>
-              <w:bottom w:w="40" w:type="dxa"/>
-              <w:left w:w="60" w:type="dxa"/>
-              <w:right w:w="60" w:type="dxa"/>
-            </w:tcMar>
-          </w:tcPr>
+          <w:tcPr/>
           <w:p>
             <w:pPr>
               <w:pStyle w:val="Compact"/>
-              <w:spacing w:before="0" w:after="40" w:line="264" w:lineRule="auto"/>
               <w:jc w:val="left"/>
             </w:pPr>
             <w:r>
-              <w:rPr>
-                <w:rFonts w:ascii="Calibri" w:hAnsi="Calibri"/>
-                <w:sz w:val="18"/>
-              </w:rPr>
               <w:t xml:space="preserve">Dashboard counts</w:t>
             </w:r>
           </w:p>
         </w:tc>
         <w:tc>
-          <w:tcPr>
-            <w:tcMar>
-              <w:top w:w="40" w:type="dxa"/>
-              <w:bottom w:w="40" w:type="dxa"/>
-              <w:left w:w="60" w:type="dxa"/>
-              <w:right w:w="60" w:type="dxa"/>
-            </w:tcMar>
-          </w:tcPr>
+          <w:tcPr/>
           <w:p>
             <w:pPr>
               <w:pStyle w:val="Compact"/>
-              <w:spacing w:before="0" w:after="40" w:line="264" w:lineRule="auto"/>
               <w:jc w:val="left"/>
             </w:pPr>
             <w:r>
               <w:rPr>
                 <w:rStyle w:val="VerbatimChar"/>
-                <w:rFonts w:ascii="Calibri" w:hAnsi="Calibri"/>
-                <w:sz w:val="18"/>
               </w:rPr>
               <w:t xml:space="preserve">DashboardServiceImpl</w:t>
             </w:r>
             <w:r>
-              <w:rPr>
-                <w:rFonts w:ascii="Calibri" w:hAnsi="Calibri"/>
-                <w:sz w:val="18"/>
-              </w:rPr>
               <w:t xml:space="preserve">;</w:t>
             </w:r>
             <w:r>
-              <w:rPr>
-                <w:rFonts w:ascii="Calibri" w:hAnsi="Calibri"/>
-                <w:sz w:val="18"/>
-              </w:rPr>
               <w:t xml:space="preserve"> </w:t>
             </w:r>
             <w:r>
-              <w:rPr>
-                <w:rFonts w:ascii="Calibri" w:hAnsi="Calibri"/>
-                <w:sz w:val="18"/>
-              </w:rPr>
               <w:t xml:space="preserve">transaction count still stub</w:t>
             </w:r>
           </w:p>
@@ -2115,17 +1126,9 @@
     <w:tbl>
       <w:tblPr>
         <w:tblStyle w:val="Table"/>
-        <w:tblW w:type="pct" w:w="5000"/>
-        <w:tblLayout w:type="autofit"/>
+        <w:tblW w:type="pct" w:w="4236"/>
+        <w:tblLayout w:type="fixed"/>
         <w:tblLook w:firstRow="1" w:lastRow="0" w:firstColumn="0" w:lastColumn="0" w:noHBand="0" w:noVBand="0" w:val="0020"/>
-        <w:tblBorders>
-          <w:top w:val="single" w:sz="4" w:space="0" w:color="CBD5E0"/>
-          <w:left w:val="single" w:sz="4" w:space="0" w:color="CBD5E0"/>
-          <w:bottom w:val="single" w:sz="4" w:space="0" w:color="CBD5E0"/>
-          <w:right w:val="single" w:sz="4" w:space="0" w:color="CBD5E0"/>
-          <w:insideH w:val="single" w:sz="4" w:space="0" w:color="CBD5E0"/>
-          <w:insideV w:val="single" w:sz="4" w:space="0" w:color="CBD5E0"/>
-        </w:tblBorders>
       </w:tblPr>
       <w:tblGrid>
         <w:gridCol w:w="3190"/>
@@ -2136,55 +1139,25 @@
           <w:tblHeader w:val="on"/>
         </w:trPr>
         <w:tc>
-          <w:tcPr>
-            <w:tcMar>
-              <w:top w:w="40" w:type="dxa"/>
-              <w:bottom w:w="40" w:type="dxa"/>
-              <w:left w:w="60" w:type="dxa"/>
-              <w:right w:w="60" w:type="dxa"/>
-            </w:tcMar>
-            <w:shd w:fill="1A365D" w:val="clear"/>
-          </w:tcPr>
+          <w:tcPr/>
           <w:p>
             <w:pPr>
               <w:pStyle w:val="Compact"/>
-              <w:spacing w:before="0" w:after="40" w:line="264" w:lineRule="auto"/>
               <w:jc w:val="left"/>
             </w:pPr>
             <w:r>
-              <w:rPr>
-                <w:rFonts w:ascii="Calibri" w:hAnsi="Calibri"/>
-                <w:b/>
-                <w:color w:val="FFFFFF"/>
-                <w:sz w:val="18"/>
-              </w:rPr>
               <w:t xml:space="preserve">Backend</w:t>
             </w:r>
           </w:p>
         </w:tc>
         <w:tc>
-          <w:tcPr>
-            <w:tcMar>
-              <w:top w:w="40" w:type="dxa"/>
-              <w:bottom w:w="40" w:type="dxa"/>
-              <w:left w:w="60" w:type="dxa"/>
-              <w:right w:w="60" w:type="dxa"/>
-            </w:tcMar>
-            <w:shd w:fill="1A365D" w:val="clear"/>
-          </w:tcPr>
+          <w:tcPr/>
           <w:p>
             <w:pPr>
               <w:pStyle w:val="Compact"/>
-              <w:spacing w:before="0" w:after="40" w:line="264" w:lineRule="auto"/>
               <w:jc w:val="left"/>
             </w:pPr>
             <w:r>
-              <w:rPr>
-                <w:rFonts w:ascii="Calibri" w:hAnsi="Calibri"/>
-                <w:b/>
-                <w:color w:val="FFFFFF"/>
-                <w:sz w:val="18"/>
-              </w:rPr>
               <w:t xml:space="preserve">Frontend</w:t>
             </w:r>
           </w:p>
@@ -2192,72 +1165,42 @@
       </w:tr>
       <w:tr>
         <w:tc>
-          <w:tcPr>
-            <w:tcMar>
-              <w:top w:w="40" w:type="dxa"/>
-              <w:bottom w:w="40" w:type="dxa"/>
-              <w:left w:w="60" w:type="dxa"/>
-              <w:right w:w="60" w:type="dxa"/>
-            </w:tcMar>
-          </w:tcPr>
+          <w:tcPr/>
           <w:p>
             <w:pPr>
               <w:pStyle w:val="Compact"/>
-              <w:spacing w:before="0" w:after="40" w:line="264" w:lineRule="auto"/>
               <w:jc w:val="left"/>
             </w:pPr>
             <w:r>
               <w:rPr>
                 <w:rStyle w:val="VerbatimChar"/>
-                <w:rFonts w:ascii="Calibri" w:hAnsi="Calibri"/>
-                <w:sz w:val="18"/>
               </w:rPr>
               <w:t xml:space="preserve">AuthenticationController</w:t>
             </w:r>
           </w:p>
         </w:tc>
         <w:tc>
-          <w:tcPr>
-            <w:tcMar>
-              <w:top w:w="40" w:type="dxa"/>
-              <w:bottom w:w="40" w:type="dxa"/>
-              <w:left w:w="60" w:type="dxa"/>
-              <w:right w:w="60" w:type="dxa"/>
-            </w:tcMar>
-          </w:tcPr>
+          <w:tcPr/>
           <w:p>
             <w:pPr>
               <w:pStyle w:val="Compact"/>
-              <w:spacing w:before="0" w:after="40" w:line="264" w:lineRule="auto"/>
               <w:jc w:val="left"/>
             </w:pPr>
             <w:r>
               <w:rPr>
                 <w:rStyle w:val="VerbatimChar"/>
-                <w:rFonts w:ascii="Calibri" w:hAnsi="Calibri"/>
-                <w:sz w:val="18"/>
               </w:rPr>
               <w:t xml:space="preserve">features/login</w:t>
             </w:r>
             <w:r>
-              <w:rPr>
-                <w:rFonts w:ascii="Calibri" w:hAnsi="Calibri"/>
-                <w:sz w:val="18"/>
-              </w:rPr>
               <w:t xml:space="preserve">,</w:t>
             </w:r>
             <w:r>
-              <w:rPr>
-                <w:rFonts w:ascii="Calibri" w:hAnsi="Calibri"/>
-                <w:sz w:val="18"/>
-              </w:rPr>
               <w:t xml:space="preserve"> </w:t>
             </w:r>
             <w:r>
               <w:rPr>
                 <w:rStyle w:val="VerbatimChar"/>
-                <w:rFonts w:ascii="Calibri" w:hAnsi="Calibri"/>
-                <w:sz w:val="18"/>
               </w:rPr>
               <w:t xml:space="preserve">core/services/auth.ts</w:t>
             </w:r>
@@ -2266,50 +1209,30 @@
       </w:tr>
       <w:tr>
         <w:tc>
-          <w:tcPr>
-            <w:tcMar>
-              <w:top w:w="40" w:type="dxa"/>
-              <w:bottom w:w="40" w:type="dxa"/>
-              <w:left w:w="60" w:type="dxa"/>
-              <w:right w:w="60" w:type="dxa"/>
-            </w:tcMar>
-          </w:tcPr>
+          <w:tcPr/>
           <w:p>
             <w:pPr>
               <w:pStyle w:val="Compact"/>
-              <w:spacing w:before="0" w:after="40" w:line="264" w:lineRule="auto"/>
               <w:jc w:val="left"/>
             </w:pPr>
             <w:r>
               <w:rPr>
                 <w:rStyle w:val="VerbatimChar"/>
-                <w:rFonts w:ascii="Calibri" w:hAnsi="Calibri"/>
-                <w:sz w:val="18"/>
               </w:rPr>
               <w:t xml:space="preserve">CustomerController</w:t>
             </w:r>
           </w:p>
         </w:tc>
         <w:tc>
-          <w:tcPr>
-            <w:tcMar>
-              <w:top w:w="40" w:type="dxa"/>
-              <w:bottom w:w="40" w:type="dxa"/>
-              <w:left w:w="60" w:type="dxa"/>
-              <w:right w:w="60" w:type="dxa"/>
-            </w:tcMar>
-          </w:tcPr>
+          <w:tcPr/>
           <w:p>
             <w:pPr>
               <w:pStyle w:val="Compact"/>
-              <w:spacing w:before="0" w:after="40" w:line="264" w:lineRule="auto"/>
               <w:jc w:val="left"/>
             </w:pPr>
             <w:r>
               <w:rPr>
                 <w:rStyle w:val="VerbatimChar"/>
-                <w:rFonts w:ascii="Calibri" w:hAnsi="Calibri"/>
-                <w:sz w:val="18"/>
               </w:rPr>
               <w:t xml:space="preserve">features/customers/*</w:t>
             </w:r>
@@ -2318,72 +1241,40 @@
       </w:tr>
       <w:tr>
         <w:tc>
-          <w:tcPr>
-            <w:tcMar>
-              <w:top w:w="40" w:type="dxa"/>
-              <w:bottom w:w="40" w:type="dxa"/>
-              <w:left w:w="60" w:type="dxa"/>
-              <w:right w:w="60" w:type="dxa"/>
-            </w:tcMar>
-          </w:tcPr>
+          <w:tcPr/>
           <w:p>
             <w:pPr>
               <w:pStyle w:val="Compact"/>
-              <w:spacing w:before="0" w:after="40" w:line="264" w:lineRule="auto"/>
               <w:jc w:val="left"/>
             </w:pPr>
             <w:r>
               <w:rPr>
                 <w:rStyle w:val="VerbatimChar"/>
-                <w:rFonts w:ascii="Calibri" w:hAnsi="Calibri"/>
-                <w:sz w:val="18"/>
               </w:rPr>
               <w:t xml:space="preserve">AccountController</w:t>
             </w:r>
           </w:p>
         </w:tc>
         <w:tc>
-          <w:tcPr>
-            <w:tcMar>
-              <w:top w:w="40" w:type="dxa"/>
-              <w:bottom w:w="40" w:type="dxa"/>
-              <w:left w:w="60" w:type="dxa"/>
-              <w:right w:w="60" w:type="dxa"/>
-            </w:tcMar>
-          </w:tcPr>
+          <w:tcPr/>
           <w:p>
             <w:pPr>
               <w:pStyle w:val="Compact"/>
-              <w:spacing w:before="0" w:after="40" w:line="264" w:lineRule="auto"/>
               <w:jc w:val="left"/>
             </w:pPr>
             <w:r>
               <w:rPr>
                 <w:rStyle w:val="VerbatimChar"/>
-                <w:rFonts w:ascii="Calibri" w:hAnsi="Calibri"/>
-                <w:sz w:val="18"/>
               </w:rPr>
               <w:t xml:space="preserve">features/accounts/*</w:t>
             </w:r>
             <w:r>
-              <w:rPr>
-                <w:rFonts w:ascii="Calibri" w:hAnsi="Calibri"/>
-                <w:sz w:val="18"/>
-              </w:rPr>
               <w:t xml:space="preserve">,</w:t>
             </w:r>
             <w:r>
-              <w:rPr>
-                <w:rFonts w:ascii="Calibri" w:hAnsi="Calibri"/>
-                <w:sz w:val="18"/>
-              </w:rPr>
               <w:t xml:space="preserve"> </w:t>
             </w:r>
             <w:r>
-              <w:rPr>
-                <w:rFonts w:ascii="Calibri" w:hAnsi="Calibri"/>
-                <w:sz w:val="18"/>
-              </w:rPr>
               <w:t xml:space="preserve">customer-detail account actions</w:t>
             </w:r>
           </w:p>
@@ -2391,72 +1282,42 @@
       </w:tr>
       <w:tr>
         <w:tc>
-          <w:tcPr>
-            <w:tcMar>
-              <w:top w:w="40" w:type="dxa"/>
-              <w:bottom w:w="40" w:type="dxa"/>
-              <w:left w:w="60" w:type="dxa"/>
-              <w:right w:w="60" w:type="dxa"/>
-            </w:tcMar>
-          </w:tcPr>
+          <w:tcPr/>
           <w:p>
             <w:pPr>
               <w:pStyle w:val="Compact"/>
-              <w:spacing w:before="0" w:after="40" w:line="264" w:lineRule="auto"/>
               <w:jc w:val="left"/>
             </w:pPr>
             <w:r>
               <w:rPr>
                 <w:rStyle w:val="VerbatimChar"/>
-                <w:rFonts w:ascii="Calibri" w:hAnsi="Calibri"/>
-                <w:sz w:val="18"/>
               </w:rPr>
               <w:t xml:space="preserve">AccountPolicyController</w:t>
             </w:r>
           </w:p>
         </w:tc>
         <w:tc>
-          <w:tcPr>
-            <w:tcMar>
-              <w:top w:w="40" w:type="dxa"/>
-              <w:bottom w:w="40" w:type="dxa"/>
-              <w:left w:w="60" w:type="dxa"/>
-              <w:right w:w="60" w:type="dxa"/>
-            </w:tcMar>
-          </w:tcPr>
+          <w:tcPr/>
           <w:p>
             <w:pPr>
               <w:pStyle w:val="Compact"/>
-              <w:spacing w:before="0" w:after="40" w:line="264" w:lineRule="auto"/>
               <w:jc w:val="left"/>
             </w:pPr>
             <w:r>
               <w:rPr>
                 <w:rStyle w:val="VerbatimChar"/>
-                <w:rFonts w:ascii="Calibri" w:hAnsi="Calibri"/>
-                <w:sz w:val="18"/>
               </w:rPr>
               <w:t xml:space="preserve">account-policy.ts</w:t>
             </w:r>
             <w:r>
-              <w:rPr>
-                <w:rFonts w:ascii="Calibri" w:hAnsi="Calibri"/>
-                <w:sz w:val="18"/>
-              </w:rPr>
               <w:t xml:space="preserve">,</w:t>
             </w:r>
             <w:r>
-              <w:rPr>
-                <w:rFonts w:ascii="Calibri" w:hAnsi="Calibri"/>
-                <w:sz w:val="18"/>
-              </w:rPr>
               <w:t xml:space="preserve"> </w:t>
             </w:r>
             <w:r>
               <w:rPr>
                 <w:rStyle w:val="VerbatimChar"/>
-                <w:rFonts w:ascii="Calibri" w:hAnsi="Calibri"/>
-                <w:sz w:val="18"/>
               </w:rPr>
               <w:t xml:space="preserve">opening-deposit-dialog</w:t>
             </w:r>
@@ -2465,50 +1326,30 @@
       </w:tr>
       <w:tr>
         <w:tc>
-          <w:tcPr>
-            <w:tcMar>
-              <w:top w:w="40" w:type="dxa"/>
-              <w:bottom w:w="40" w:type="dxa"/>
-              <w:left w:w="60" w:type="dxa"/>
-              <w:right w:w="60" w:type="dxa"/>
-            </w:tcMar>
-          </w:tcPr>
+          <w:tcPr/>
           <w:p>
             <w:pPr>
               <w:pStyle w:val="Compact"/>
-              <w:spacing w:before="0" w:after="40" w:line="264" w:lineRule="auto"/>
               <w:jc w:val="left"/>
             </w:pPr>
             <w:r>
               <w:rPr>
                 <w:rStyle w:val="VerbatimChar"/>
-                <w:rFonts w:ascii="Calibri" w:hAnsi="Calibri"/>
-                <w:sz w:val="18"/>
               </w:rPr>
               <w:t xml:space="preserve">UserController</w:t>
             </w:r>
           </w:p>
         </w:tc>
         <w:tc>
-          <w:tcPr>
-            <w:tcMar>
-              <w:top w:w="40" w:type="dxa"/>
-              <w:bottom w:w="40" w:type="dxa"/>
-              <w:left w:w="60" w:type="dxa"/>
-              <w:right w:w="60" w:type="dxa"/>
-            </w:tcMar>
-          </w:tcPr>
+          <w:tcPr/>
           <w:p>
             <w:pPr>
               <w:pStyle w:val="Compact"/>
-              <w:spacing w:before="0" w:after="40" w:line="264" w:lineRule="auto"/>
               <w:jc w:val="left"/>
             </w:pPr>
             <w:r>
               <w:rPr>
                 <w:rStyle w:val="VerbatimChar"/>
-                <w:rFonts w:ascii="Calibri" w:hAnsi="Calibri"/>
-                <w:sz w:val="18"/>
               </w:rPr>
               <w:t xml:space="preserve">features/employees/*</w:t>
             </w:r>
@@ -2517,50 +1358,30 @@
       </w:tr>
       <w:tr>
         <w:tc>
-          <w:tcPr>
-            <w:tcMar>
-              <w:top w:w="40" w:type="dxa"/>
-              <w:bottom w:w="40" w:type="dxa"/>
-              <w:left w:w="60" w:type="dxa"/>
-              <w:right w:w="60" w:type="dxa"/>
-            </w:tcMar>
-          </w:tcPr>
+          <w:tcPr/>
           <w:p>
             <w:pPr>
               <w:pStyle w:val="Compact"/>
-              <w:spacing w:before="0" w:after="40" w:line="264" w:lineRule="auto"/>
               <w:jc w:val="left"/>
             </w:pPr>
             <w:r>
               <w:rPr>
                 <w:rStyle w:val="VerbatimChar"/>
-                <w:rFonts w:ascii="Calibri" w:hAnsi="Calibri"/>
-                <w:sz w:val="18"/>
               </w:rPr>
               <w:t xml:space="preserve">DashboardController</w:t>
             </w:r>
           </w:p>
         </w:tc>
         <w:tc>
-          <w:tcPr>
-            <w:tcMar>
-              <w:top w:w="40" w:type="dxa"/>
-              <w:bottom w:w="40" w:type="dxa"/>
-              <w:left w:w="60" w:type="dxa"/>
-              <w:right w:w="60" w:type="dxa"/>
-            </w:tcMar>
-          </w:tcPr>
+          <w:tcPr/>
           <w:p>
             <w:pPr>
               <w:pStyle w:val="Compact"/>
-              <w:spacing w:before="0" w:after="40" w:line="264" w:lineRule="auto"/>
               <w:jc w:val="left"/>
             </w:pPr>
             <w:r>
               <w:rPr>
                 <w:rStyle w:val="VerbatimChar"/>
-                <w:rFonts w:ascii="Calibri" w:hAnsi="Calibri"/>
-                <w:sz w:val="18"/>
               </w:rPr>
               <w:t xml:space="preserve">features/dashboard/*</w:t>
             </w:r>
@@ -2581,8 +1402,6 @@
     <w:p>
       <w:pPr>
         <w:pStyle w:val="FirstParagraph"/>
-        <w:spacing w:after="160" w:line="276" w:lineRule="auto"/>
-        <w:jc w:val="left"/>
       </w:pPr>
       <w:r>
         <w:t xml:space="preserve">After any of the above, update:</w:t>
@@ -2595,8 +1414,6 @@
           <w:ilvl w:val="0"/>
           <w:numId w:val="1001"/>
         </w:numPr>
-        <w:spacing w:after="160" w:line="276" w:lineRule="auto"/>
-        <w:jc w:val="left"/>
       </w:pPr>
       <w:r>
         <w:rPr>
@@ -2612,8 +1429,6 @@
           <w:ilvl w:val="0"/>
           <w:numId w:val="1001"/>
         </w:numPr>
-        <w:spacing w:after="160" w:line="276" w:lineRule="auto"/>
-        <w:jc w:val="left"/>
       </w:pPr>
       <w:r>
         <w:rPr>
@@ -2656,8 +1471,6 @@
           <w:ilvl w:val="0"/>
           <w:numId w:val="1001"/>
         </w:numPr>
-        <w:spacing w:after="160" w:line="276" w:lineRule="auto"/>
-        <w:jc w:val="left"/>
       </w:pPr>
       <w:r>
         <w:rPr>
@@ -2694,8 +1507,6 @@
           <w:ilvl w:val="0"/>
           <w:numId w:val="1001"/>
         </w:numPr>
-        <w:spacing w:after="160" w:line="276" w:lineRule="auto"/>
-        <w:jc w:val="left"/>
       </w:pPr>
       <w:r>
         <w:rPr>
@@ -2717,8 +1528,6 @@
           <w:ilvl w:val="0"/>
           <w:numId w:val="1001"/>
         </w:numPr>
-        <w:spacing w:after="160" w:line="276" w:lineRule="auto"/>
-        <w:jc w:val="left"/>
       </w:pPr>
       <w:r>
         <w:rPr>

--- a/docs/CHANGE_IMPACT_GUIDE.docx
+++ b/docs/CHANGE_IMPACT_GUIDE.docx
@@ -22,6 +22,8 @@
     <w:p>
       <w:pPr>
         <w:pStyle w:val="FirstParagraph"/>
+        <w:spacing w:after="160" w:line="276" w:lineRule="auto"/>
+        <w:jc w:val="left"/>
       </w:pPr>
       <w:r>
         <w:t xml:space="preserve">Use this when modifying an existing feature. Always pair with the</w:t>
@@ -58,9 +60,17 @@
     <w:tbl>
       <w:tblPr>
         <w:tblStyle w:val="Table"/>
-        <w:tblW w:type="pct" w:w="4872"/>
-        <w:tblLayout w:type="fixed"/>
+        <w:tblW w:type="pct" w:w="5000"/>
+        <w:tblLayout w:type="autofit"/>
         <w:tblLook w:firstRow="1" w:lastRow="0" w:firstColumn="0" w:lastColumn="0" w:noHBand="0" w:noVBand="0" w:val="0020"/>
+        <w:tblBorders>
+          <w:top w:val="single" w:sz="4" w:space="0" w:color="CBD5E0"/>
+          <w:left w:val="single" w:sz="4" w:space="0" w:color="CBD5E0"/>
+          <w:bottom w:val="single" w:sz="4" w:space="0" w:color="CBD5E0"/>
+          <w:right w:val="single" w:sz="4" w:space="0" w:color="CBD5E0"/>
+          <w:insideH w:val="single" w:sz="4" w:space="0" w:color="CBD5E0"/>
+          <w:insideV w:val="single" w:sz="4" w:space="0" w:color="CBD5E0"/>
+        </w:tblBorders>
       </w:tblPr>
       <w:tblGrid>
         <w:gridCol w:w="1320"/>
@@ -72,37 +82,100 @@
           <w:tblHeader w:val="on"/>
         </w:trPr>
         <w:tc>
-          <w:tcPr/>
+          <w:tcPr>
+            <w:tcMar>
+              <w:top w:w="40" w:type="dxa"/>
+              <w:bottom w:w="40" w:type="dxa"/>
+              <w:left w:w="60" w:type="dxa"/>
+              <w:right w:w="60" w:type="dxa"/>
+            </w:tcMar>
+            <w:shd w:fill="1A365D" w:val="clear"/>
+            <w:tcMar>
+              <w:top w:w="40" w:type="dxa"/>
+              <w:bottom w:w="40" w:type="dxa"/>
+              <w:left w:w="60" w:type="dxa"/>
+              <w:right w:w="60" w:type="dxa"/>
+            </w:tcMar>
+          </w:tcPr>
           <w:p>
             <w:pPr>
               <w:pStyle w:val="Compact"/>
+              <w:spacing w:before="0" w:after="40" w:line="264" w:lineRule="auto"/>
               <w:jc w:val="left"/>
             </w:pPr>
             <w:r>
+              <w:rPr>
+                <w:rFonts w:ascii="Calibri" w:hAnsi="Calibri"/>
+                <w:b/>
+                <w:color w:val="FFFFFF"/>
+                <w:sz w:val="18"/>
+              </w:rPr>
               <w:t xml:space="preserve">Change</w:t>
             </w:r>
           </w:p>
         </w:tc>
         <w:tc>
-          <w:tcPr/>
+          <w:tcPr>
+            <w:tcMar>
+              <w:top w:w="40" w:type="dxa"/>
+              <w:bottom w:w="40" w:type="dxa"/>
+              <w:left w:w="60" w:type="dxa"/>
+              <w:right w:w="60" w:type="dxa"/>
+            </w:tcMar>
+            <w:shd w:fill="1A365D" w:val="clear"/>
+            <w:tcMar>
+              <w:top w:w="40" w:type="dxa"/>
+              <w:bottom w:w="40" w:type="dxa"/>
+              <w:left w:w="60" w:type="dxa"/>
+              <w:right w:w="60" w:type="dxa"/>
+            </w:tcMar>
+          </w:tcPr>
           <w:p>
             <w:pPr>
               <w:pStyle w:val="Compact"/>
+              <w:spacing w:before="0" w:after="40" w:line="264" w:lineRule="auto"/>
               <w:jc w:val="left"/>
             </w:pPr>
             <w:r>
+              <w:rPr>
+                <w:rFonts w:ascii="Calibri" w:hAnsi="Calibri"/>
+                <w:b/>
+                <w:color w:val="FFFFFF"/>
+                <w:sz w:val="18"/>
+              </w:rPr>
               <w:t xml:space="preserve">Primary files</w:t>
             </w:r>
           </w:p>
         </w:tc>
         <w:tc>
-          <w:tcPr/>
+          <w:tcPr>
+            <w:tcMar>
+              <w:top w:w="40" w:type="dxa"/>
+              <w:bottom w:w="40" w:type="dxa"/>
+              <w:left w:w="60" w:type="dxa"/>
+              <w:right w:w="60" w:type="dxa"/>
+            </w:tcMar>
+            <w:shd w:fill="1A365D" w:val="clear"/>
+            <w:tcMar>
+              <w:top w:w="40" w:type="dxa"/>
+              <w:bottom w:w="40" w:type="dxa"/>
+              <w:left w:w="60" w:type="dxa"/>
+              <w:right w:w="60" w:type="dxa"/>
+            </w:tcMar>
+          </w:tcPr>
           <w:p>
             <w:pPr>
               <w:pStyle w:val="Compact"/>
+              <w:spacing w:before="0" w:after="40" w:line="264" w:lineRule="auto"/>
               <w:jc w:val="left"/>
             </w:pPr>
             <w:r>
+              <w:rPr>
+                <w:rFonts w:ascii="Calibri" w:hAnsi="Calibri"/>
+                <w:b/>
+                <w:color w:val="FFFFFF"/>
+                <w:sz w:val="18"/>
+              </w:rPr>
               <w:t xml:space="preserve">Likely collateral</w:t>
             </w:r>
           </w:p>
@@ -110,76 +183,164 @@
       </w:tr>
       <w:tr>
         <w:tc>
-          <w:tcPr/>
+          <w:tcPr>
+            <w:tcMar>
+              <w:top w:w="40" w:type="dxa"/>
+              <w:bottom w:w="40" w:type="dxa"/>
+              <w:left w:w="60" w:type="dxa"/>
+              <w:right w:w="60" w:type="dxa"/>
+            </w:tcMar>
+            <w:tcMar>
+              <w:top w:w="40" w:type="dxa"/>
+              <w:bottom w:w="40" w:type="dxa"/>
+              <w:left w:w="60" w:type="dxa"/>
+              <w:right w:w="60" w:type="dxa"/>
+            </w:tcMar>
+          </w:tcPr>
           <w:p>
             <w:pPr>
               <w:pStyle w:val="Compact"/>
+              <w:spacing w:before="0" w:after="40" w:line="264" w:lineRule="auto"/>
               <w:jc w:val="left"/>
             </w:pPr>
             <w:r>
+              <w:rPr>
+                <w:rFonts w:ascii="Calibri" w:hAnsi="Calibri"/>
+                <w:sz w:val="18"/>
+              </w:rPr>
               <w:t xml:space="preserve">New REST</w:t>
             </w:r>
             <w:r>
+              <w:rPr>
+                <w:rFonts w:ascii="Calibri" w:hAnsi="Calibri"/>
+                <w:sz w:val="18"/>
+              </w:rPr>
               <w:t xml:space="preserve"> </w:t>
             </w:r>
             <w:r>
+              <w:rPr>
+                <w:rFonts w:ascii="Calibri" w:hAnsi="Calibri"/>
+                <w:sz w:val="18"/>
+              </w:rPr>
               <w:t xml:space="preserve">endpoint</w:t>
             </w:r>
           </w:p>
         </w:tc>
         <w:tc>
-          <w:tcPr/>
+          <w:tcPr>
+            <w:tcMar>
+              <w:top w:w="40" w:type="dxa"/>
+              <w:bottom w:w="40" w:type="dxa"/>
+              <w:left w:w="60" w:type="dxa"/>
+              <w:right w:w="60" w:type="dxa"/>
+            </w:tcMar>
+            <w:tcMar>
+              <w:top w:w="40" w:type="dxa"/>
+              <w:bottom w:w="40" w:type="dxa"/>
+              <w:left w:w="60" w:type="dxa"/>
+              <w:right w:w="60" w:type="dxa"/>
+            </w:tcMar>
+          </w:tcPr>
           <w:p>
             <w:pPr>
               <w:pStyle w:val="Compact"/>
+              <w:spacing w:before="0" w:after="40" w:line="264" w:lineRule="auto"/>
               <w:jc w:val="left"/>
             </w:pPr>
             <w:r>
               <w:rPr>
                 <w:rStyle w:val="VerbatimChar"/>
+                <w:rFonts w:ascii="Calibri" w:hAnsi="Calibri"/>
+                <w:sz w:val="18"/>
               </w:rPr>
               <w:t xml:space="preserve">*Controller</w:t>
             </w:r>
             <w:r>
+              <w:rPr>
+                <w:rFonts w:ascii="Calibri" w:hAnsi="Calibri"/>
+                <w:sz w:val="18"/>
+              </w:rPr>
               <w:t xml:space="preserve">,</w:t>
             </w:r>
             <w:r>
+              <w:rPr>
+                <w:rFonts w:ascii="Calibri" w:hAnsi="Calibri"/>
+                <w:sz w:val="18"/>
+              </w:rPr>
               <w:t xml:space="preserve"> </w:t>
             </w:r>
             <w:r>
               <w:rPr>
                 <w:rStyle w:val="VerbatimChar"/>
+                <w:rFonts w:ascii="Calibri" w:hAnsi="Calibri"/>
+                <w:sz w:val="18"/>
               </w:rPr>
               <w:t xml:space="preserve">SecurityConfig</w:t>
             </w:r>
           </w:p>
         </w:tc>
         <w:tc>
-          <w:tcPr/>
+          <w:tcPr>
+            <w:tcMar>
+              <w:top w:w="40" w:type="dxa"/>
+              <w:bottom w:w="40" w:type="dxa"/>
+              <w:left w:w="60" w:type="dxa"/>
+              <w:right w:w="60" w:type="dxa"/>
+            </w:tcMar>
+            <w:tcMar>
+              <w:top w:w="40" w:type="dxa"/>
+              <w:bottom w:w="40" w:type="dxa"/>
+              <w:left w:w="60" w:type="dxa"/>
+              <w:right w:w="60" w:type="dxa"/>
+            </w:tcMar>
+          </w:tcPr>
           <w:p>
             <w:pPr>
               <w:pStyle w:val="Compact"/>
+              <w:spacing w:before="0" w:after="40" w:line="264" w:lineRule="auto"/>
               <w:jc w:val="left"/>
             </w:pPr>
             <w:r>
+              <w:rPr>
+                <w:rFonts w:ascii="Calibri" w:hAnsi="Calibri"/>
+                <w:sz w:val="18"/>
+              </w:rPr>
               <w:t xml:space="preserve">Frontend service, routes,</w:t>
             </w:r>
             <w:r>
+              <w:rPr>
+                <w:rFonts w:ascii="Calibri" w:hAnsi="Calibri"/>
+                <w:sz w:val="18"/>
+              </w:rPr>
               <w:t xml:space="preserve"> </w:t>
             </w:r>
             <w:r>
               <w:rPr>
                 <w:rStyle w:val="VerbatimChar"/>
+                <w:rFonts w:ascii="Calibri" w:hAnsi="Calibri"/>
+                <w:sz w:val="18"/>
               </w:rPr>
               <w:t xml:space="preserve">API_DOCUMENTATION.md</w:t>
             </w:r>
             <w:r>
+              <w:rPr>
+                <w:rFonts w:ascii="Calibri" w:hAnsi="Calibri"/>
+                <w:sz w:val="18"/>
+              </w:rPr>
               <w:t xml:space="preserve">,</w:t>
             </w:r>
             <w:r>
+              <w:rPr>
+                <w:rFonts w:ascii="Calibri" w:hAnsi="Calibri"/>
+                <w:sz w:val="18"/>
+              </w:rPr>
               <w:t xml:space="preserve"> </w:t>
             </w:r>
             <w:r>
+              <w:rPr>
+                <w:rFonts w:ascii="Calibri" w:hAnsi="Calibri"/>
+                <w:sz w:val="18"/>
+              </w:rPr>
               <w:t xml:space="preserve">redeploy Liberty</w:t>
             </w:r>
           </w:p>
@@ -187,73 +348,157 @@
       </w:tr>
       <w:tr>
         <w:tc>
-          <w:tcPr/>
+          <w:tcPr>
+            <w:tcMar>
+              <w:top w:w="40" w:type="dxa"/>
+              <w:bottom w:w="40" w:type="dxa"/>
+              <w:left w:w="60" w:type="dxa"/>
+              <w:right w:w="60" w:type="dxa"/>
+            </w:tcMar>
+            <w:tcMar>
+              <w:top w:w="40" w:type="dxa"/>
+              <w:bottom w:w="40" w:type="dxa"/>
+              <w:left w:w="60" w:type="dxa"/>
+              <w:right w:w="60" w:type="dxa"/>
+            </w:tcMar>
+          </w:tcPr>
           <w:p>
             <w:pPr>
               <w:pStyle w:val="Compact"/>
+              <w:spacing w:before="0" w:after="40" w:line="264" w:lineRule="auto"/>
               <w:jc w:val="left"/>
             </w:pPr>
             <w:r>
+              <w:rPr>
+                <w:rFonts w:ascii="Calibri" w:hAnsi="Calibri"/>
+                <w:sz w:val="18"/>
+              </w:rPr>
               <w:t xml:space="preserve">New role</w:t>
             </w:r>
             <w:r>
+              <w:rPr>
+                <w:rFonts w:ascii="Calibri" w:hAnsi="Calibri"/>
+                <w:sz w:val="18"/>
+              </w:rPr>
               <w:t xml:space="preserve"> </w:t>
             </w:r>
             <w:r>
+              <w:rPr>
+                <w:rFonts w:ascii="Calibri" w:hAnsi="Calibri"/>
+                <w:sz w:val="18"/>
+              </w:rPr>
               <w:t xml:space="preserve">permission</w:t>
             </w:r>
           </w:p>
         </w:tc>
         <w:tc>
-          <w:tcPr/>
+          <w:tcPr>
+            <w:tcMar>
+              <w:top w:w="40" w:type="dxa"/>
+              <w:bottom w:w="40" w:type="dxa"/>
+              <w:left w:w="60" w:type="dxa"/>
+              <w:right w:w="60" w:type="dxa"/>
+            </w:tcMar>
+            <w:tcMar>
+              <w:top w:w="40" w:type="dxa"/>
+              <w:bottom w:w="40" w:type="dxa"/>
+              <w:left w:w="60" w:type="dxa"/>
+              <w:right w:w="60" w:type="dxa"/>
+            </w:tcMar>
+          </w:tcPr>
           <w:p>
             <w:pPr>
               <w:pStyle w:val="Compact"/>
+              <w:spacing w:before="0" w:after="40" w:line="264" w:lineRule="auto"/>
               <w:jc w:val="left"/>
             </w:pPr>
             <w:r>
               <w:rPr>
                 <w:rStyle w:val="VerbatimChar"/>
+                <w:rFonts w:ascii="Calibri" w:hAnsi="Calibri"/>
+                <w:sz w:val="18"/>
               </w:rPr>
               <w:t xml:space="preserve">SecurityConfig</w:t>
             </w:r>
             <w:r>
+              <w:rPr>
+                <w:rFonts w:ascii="Calibri" w:hAnsi="Calibri"/>
+                <w:sz w:val="18"/>
+              </w:rPr>
               <w:t xml:space="preserve">, Angular</w:t>
             </w:r>
             <w:r>
+              <w:rPr>
+                <w:rFonts w:ascii="Calibri" w:hAnsi="Calibri"/>
+                <w:sz w:val="18"/>
+              </w:rPr>
               <w:t xml:space="preserve"> </w:t>
             </w:r>
             <w:r>
               <w:rPr>
                 <w:rStyle w:val="VerbatimChar"/>
+                <w:rFonts w:ascii="Calibri" w:hAnsi="Calibri"/>
+                <w:sz w:val="18"/>
               </w:rPr>
               <w:t xml:space="preserve">authGuard</w:t>
             </w:r>
             <w:r>
+              <w:rPr>
+                <w:rFonts w:ascii="Calibri" w:hAnsi="Calibri"/>
+                <w:sz w:val="18"/>
+              </w:rPr>
               <w:t xml:space="preserve"> </w:t>
             </w:r>
             <w:r>
+              <w:rPr>
+                <w:rFonts w:ascii="Calibri" w:hAnsi="Calibri"/>
+                <w:sz w:val="18"/>
+              </w:rPr>
               <w:t xml:space="preserve">/ sidebar</w:t>
             </w:r>
           </w:p>
         </w:tc>
         <w:tc>
-          <w:tcPr/>
+          <w:tcPr>
+            <w:tcMar>
+              <w:top w:w="40" w:type="dxa"/>
+              <w:bottom w:w="40" w:type="dxa"/>
+              <w:left w:w="60" w:type="dxa"/>
+              <w:right w:w="60" w:type="dxa"/>
+            </w:tcMar>
+            <w:tcMar>
+              <w:top w:w="40" w:type="dxa"/>
+              <w:bottom w:w="40" w:type="dxa"/>
+              <w:left w:w="60" w:type="dxa"/>
+              <w:right w:w="60" w:type="dxa"/>
+            </w:tcMar>
+          </w:tcPr>
           <w:p>
             <w:pPr>
               <w:pStyle w:val="Compact"/>
+              <w:spacing w:before="0" w:after="40" w:line="264" w:lineRule="auto"/>
               <w:jc w:val="left"/>
             </w:pPr>
             <w:r>
               <w:rPr>
                 <w:rStyle w:val="VerbatimChar"/>
+                <w:rFonts w:ascii="Calibri" w:hAnsi="Calibri"/>
+                <w:sz w:val="18"/>
               </w:rPr>
               <w:t xml:space="preserve">Employee</w:t>
             </w:r>
             <w:r>
+              <w:rPr>
+                <w:rFonts w:ascii="Calibri" w:hAnsi="Calibri"/>
+                <w:sz w:val="18"/>
+              </w:rPr>
               <w:t xml:space="preserve"> </w:t>
             </w:r>
             <w:r>
+              <w:rPr>
+                <w:rFonts w:ascii="Calibri" w:hAnsi="Calibri"/>
+                <w:sz w:val="18"/>
+              </w:rPr>
               <w:t xml:space="preserve">role seeding</w:t>
             </w:r>
           </w:p>
@@ -261,58 +506,128 @@
       </w:tr>
       <w:tr>
         <w:tc>
-          <w:tcPr/>
+          <w:tcPr>
+            <w:tcMar>
+              <w:top w:w="40" w:type="dxa"/>
+              <w:bottom w:w="40" w:type="dxa"/>
+              <w:left w:w="60" w:type="dxa"/>
+              <w:right w:w="60" w:type="dxa"/>
+            </w:tcMar>
+            <w:tcMar>
+              <w:top w:w="40" w:type="dxa"/>
+              <w:bottom w:w="40" w:type="dxa"/>
+              <w:left w:w="60" w:type="dxa"/>
+              <w:right w:w="60" w:type="dxa"/>
+            </w:tcMar>
+          </w:tcPr>
           <w:p>
             <w:pPr>
               <w:pStyle w:val="Compact"/>
+              <w:spacing w:before="0" w:after="40" w:line="264" w:lineRule="auto"/>
               <w:jc w:val="left"/>
             </w:pPr>
             <w:r>
+              <w:rPr>
+                <w:rFonts w:ascii="Calibri" w:hAnsi="Calibri"/>
+                <w:sz w:val="18"/>
+              </w:rPr>
               <w:t xml:space="preserve">JWT behavior</w:t>
             </w:r>
           </w:p>
         </w:tc>
         <w:tc>
-          <w:tcPr/>
+          <w:tcPr>
+            <w:tcMar>
+              <w:top w:w="40" w:type="dxa"/>
+              <w:bottom w:w="40" w:type="dxa"/>
+              <w:left w:w="60" w:type="dxa"/>
+              <w:right w:w="60" w:type="dxa"/>
+            </w:tcMar>
+            <w:tcMar>
+              <w:top w:w="40" w:type="dxa"/>
+              <w:bottom w:w="40" w:type="dxa"/>
+              <w:left w:w="60" w:type="dxa"/>
+              <w:right w:w="60" w:type="dxa"/>
+            </w:tcMar>
+          </w:tcPr>
           <w:p>
             <w:pPr>
               <w:pStyle w:val="Compact"/>
+              <w:spacing w:before="0" w:after="40" w:line="264" w:lineRule="auto"/>
               <w:jc w:val="left"/>
             </w:pPr>
             <w:r>
               <w:rPr>
                 <w:rStyle w:val="VerbatimChar"/>
+                <w:rFonts w:ascii="Calibri" w:hAnsi="Calibri"/>
+                <w:sz w:val="18"/>
               </w:rPr>
               <w:t xml:space="preserve">JwtService</w:t>
             </w:r>
             <w:r>
+              <w:rPr>
+                <w:rFonts w:ascii="Calibri" w:hAnsi="Calibri"/>
+                <w:sz w:val="18"/>
+              </w:rPr>
               <w:t xml:space="preserve">,</w:t>
             </w:r>
             <w:r>
+              <w:rPr>
+                <w:rFonts w:ascii="Calibri" w:hAnsi="Calibri"/>
+                <w:sz w:val="18"/>
+              </w:rPr>
               <w:t xml:space="preserve"> </w:t>
             </w:r>
             <w:r>
               <w:rPr>
                 <w:rStyle w:val="VerbatimChar"/>
+                <w:rFonts w:ascii="Calibri" w:hAnsi="Calibri"/>
+                <w:sz w:val="18"/>
               </w:rPr>
               <w:t xml:space="preserve">JwtAuthenticationFilter</w:t>
             </w:r>
           </w:p>
         </w:tc>
         <w:tc>
-          <w:tcPr/>
+          <w:tcPr>
+            <w:tcMar>
+              <w:top w:w="40" w:type="dxa"/>
+              <w:bottom w:w="40" w:type="dxa"/>
+              <w:left w:w="60" w:type="dxa"/>
+              <w:right w:w="60" w:type="dxa"/>
+            </w:tcMar>
+            <w:tcMar>
+              <w:top w:w="40" w:type="dxa"/>
+              <w:bottom w:w="40" w:type="dxa"/>
+              <w:left w:w="60" w:type="dxa"/>
+              <w:right w:w="60" w:type="dxa"/>
+            </w:tcMar>
+          </w:tcPr>
           <w:p>
             <w:pPr>
               <w:pStyle w:val="Compact"/>
+              <w:spacing w:before="0" w:after="40" w:line="264" w:lineRule="auto"/>
               <w:jc w:val="left"/>
             </w:pPr>
             <w:r>
+              <w:rPr>
+                <w:rFonts w:ascii="Calibri" w:hAnsi="Calibri"/>
+                <w:sz w:val="18"/>
+              </w:rPr>
               <w:t xml:space="preserve">Login UI storage,</w:t>
             </w:r>
             <w:r>
+              <w:rPr>
+                <w:rFonts w:ascii="Calibri" w:hAnsi="Calibri"/>
+                <w:sz w:val="18"/>
+              </w:rPr>
               <w:t xml:space="preserve"> </w:t>
             </w:r>
             <w:r>
+              <w:rPr>
+                <w:rFonts w:ascii="Calibri" w:hAnsi="Calibri"/>
+                <w:sz w:val="18"/>
+              </w:rPr>
               <w:t xml:space="preserve">interceptor</w:t>
             </w:r>
           </w:p>
@@ -320,70 +635,156 @@
       </w:tr>
       <w:tr>
         <w:tc>
-          <w:tcPr/>
+          <w:tcPr>
+            <w:tcMar>
+              <w:top w:w="40" w:type="dxa"/>
+              <w:bottom w:w="40" w:type="dxa"/>
+              <w:left w:w="60" w:type="dxa"/>
+              <w:right w:w="60" w:type="dxa"/>
+            </w:tcMar>
+            <w:tcMar>
+              <w:top w:w="40" w:type="dxa"/>
+              <w:bottom w:w="40" w:type="dxa"/>
+              <w:left w:w="60" w:type="dxa"/>
+              <w:right w:w="60" w:type="dxa"/>
+            </w:tcMar>
+          </w:tcPr>
           <w:p>
             <w:pPr>
               <w:pStyle w:val="Compact"/>
+              <w:spacing w:before="0" w:after="40" w:line="264" w:lineRule="auto"/>
               <w:jc w:val="left"/>
             </w:pPr>
             <w:r>
+              <w:rPr>
+                <w:rFonts w:ascii="Calibri" w:hAnsi="Calibri"/>
+                <w:sz w:val="18"/>
+              </w:rPr>
               <w:t xml:space="preserve">Account</w:t>
             </w:r>
             <w:r>
+              <w:rPr>
+                <w:rFonts w:ascii="Calibri" w:hAnsi="Calibri"/>
+                <w:sz w:val="18"/>
+              </w:rPr>
               <w:t xml:space="preserve"> </w:t>
             </w:r>
             <w:r>
+              <w:rPr>
+                <w:rFonts w:ascii="Calibri" w:hAnsi="Calibri"/>
+                <w:sz w:val="18"/>
+              </w:rPr>
               <w:t xml:space="preserve">number</w:t>
             </w:r>
             <w:r>
+              <w:rPr>
+                <w:rFonts w:ascii="Calibri" w:hAnsi="Calibri"/>
+                <w:sz w:val="18"/>
+              </w:rPr>
               <w:t xml:space="preserve"> </w:t>
             </w:r>
             <w:r>
+              <w:rPr>
+                <w:rFonts w:ascii="Calibri" w:hAnsi="Calibri"/>
+                <w:sz w:val="18"/>
+              </w:rPr>
               <w:t xml:space="preserve">format</w:t>
             </w:r>
           </w:p>
         </w:tc>
         <w:tc>
-          <w:tcPr/>
+          <w:tcPr>
+            <w:tcMar>
+              <w:top w:w="40" w:type="dxa"/>
+              <w:bottom w:w="40" w:type="dxa"/>
+              <w:left w:w="60" w:type="dxa"/>
+              <w:right w:w="60" w:type="dxa"/>
+            </w:tcMar>
+            <w:tcMar>
+              <w:top w:w="40" w:type="dxa"/>
+              <w:bottom w:w="40" w:type="dxa"/>
+              <w:left w:w="60" w:type="dxa"/>
+              <w:right w:w="60" w:type="dxa"/>
+            </w:tcMar>
+          </w:tcPr>
           <w:p>
             <w:pPr>
               <w:pStyle w:val="Compact"/>
+              <w:spacing w:before="0" w:after="40" w:line="264" w:lineRule="auto"/>
               <w:jc w:val="left"/>
             </w:pPr>
             <w:r>
               <w:rPr>
                 <w:rStyle w:val="VerbatimChar"/>
+                <w:rFonts w:ascii="Calibri" w:hAnsi="Calibri"/>
+                <w:sz w:val="18"/>
               </w:rPr>
               <w:t xml:space="preserve">AccountNumberGenerator</w:t>
             </w:r>
             <w:r>
+              <w:rPr>
+                <w:rFonts w:ascii="Calibri" w:hAnsi="Calibri"/>
+                <w:sz w:val="18"/>
+              </w:rPr>
               <w:t xml:space="preserve">,</w:t>
             </w:r>
             <w:r>
+              <w:rPr>
+                <w:rFonts w:ascii="Calibri" w:hAnsi="Calibri"/>
+                <w:sz w:val="18"/>
+              </w:rPr>
               <w:t xml:space="preserve"> </w:t>
             </w:r>
             <w:r>
               <w:rPr>
                 <w:rStyle w:val="VerbatimChar"/>
+                <w:rFonts w:ascii="Calibri" w:hAnsi="Calibri"/>
+                <w:sz w:val="18"/>
               </w:rPr>
               <w:t xml:space="preserve">AccountServiceImpl.openAccount</w:t>
             </w:r>
           </w:p>
         </w:tc>
         <w:tc>
-          <w:tcPr/>
+          <w:tcPr>
+            <w:tcMar>
+              <w:top w:w="40" w:type="dxa"/>
+              <w:bottom w:w="40" w:type="dxa"/>
+              <w:left w:w="60" w:type="dxa"/>
+              <w:right w:w="60" w:type="dxa"/>
+            </w:tcMar>
+            <w:tcMar>
+              <w:top w:w="40" w:type="dxa"/>
+              <w:bottom w:w="40" w:type="dxa"/>
+              <w:left w:w="60" w:type="dxa"/>
+              <w:right w:w="60" w:type="dxa"/>
+            </w:tcMar>
+          </w:tcPr>
           <w:p>
             <w:pPr>
               <w:pStyle w:val="Compact"/>
+              <w:spacing w:before="0" w:after="40" w:line="264" w:lineRule="auto"/>
               <w:jc w:val="left"/>
             </w:pPr>
             <w:r>
+              <w:rPr>
+                <w:rFonts w:ascii="Calibri" w:hAnsi="Calibri"/>
+                <w:sz w:val="18"/>
+              </w:rPr>
               <w:t xml:space="preserve">Existing numbers</w:t>
             </w:r>
             <w:r>
+              <w:rPr>
+                <w:rFonts w:ascii="Calibri" w:hAnsi="Calibri"/>
+                <w:sz w:val="18"/>
+              </w:rPr>
               <w:t xml:space="preserve"> </w:t>
             </w:r>
             <w:r>
+              <w:rPr>
+                <w:rFonts w:ascii="Calibri" w:hAnsi="Calibri"/>
+                <w:sz w:val="18"/>
+              </w:rPr>
               <w:t xml:space="preserve">(non-retroactive), tests</w:t>
             </w:r>
           </w:p>
@@ -391,70 +792,156 @@
       </w:tr>
       <w:tr>
         <w:tc>
-          <w:tcPr/>
+          <w:tcPr>
+            <w:tcMar>
+              <w:top w:w="40" w:type="dxa"/>
+              <w:bottom w:w="40" w:type="dxa"/>
+              <w:left w:w="60" w:type="dxa"/>
+              <w:right w:w="60" w:type="dxa"/>
+            </w:tcMar>
+            <w:tcMar>
+              <w:top w:w="40" w:type="dxa"/>
+              <w:bottom w:w="40" w:type="dxa"/>
+              <w:left w:w="60" w:type="dxa"/>
+              <w:right w:w="60" w:type="dxa"/>
+            </w:tcMar>
+          </w:tcPr>
           <w:p>
             <w:pPr>
               <w:pStyle w:val="Compact"/>
+              <w:spacing w:before="0" w:after="40" w:line="264" w:lineRule="auto"/>
               <w:jc w:val="left"/>
             </w:pPr>
             <w:r>
+              <w:rPr>
+                <w:rFonts w:ascii="Calibri" w:hAnsi="Calibri"/>
+                <w:sz w:val="18"/>
+              </w:rPr>
               <w:t xml:space="preserve">Opening</w:t>
             </w:r>
             <w:r>
+              <w:rPr>
+                <w:rFonts w:ascii="Calibri" w:hAnsi="Calibri"/>
+                <w:sz w:val="18"/>
+              </w:rPr>
               <w:t xml:space="preserve"> </w:t>
             </w:r>
             <w:r>
+              <w:rPr>
+                <w:rFonts w:ascii="Calibri" w:hAnsi="Calibri"/>
+                <w:sz w:val="18"/>
+              </w:rPr>
               <w:t xml:space="preserve">deposit</w:t>
             </w:r>
             <w:r>
+              <w:rPr>
+                <w:rFonts w:ascii="Calibri" w:hAnsi="Calibri"/>
+                <w:sz w:val="18"/>
+              </w:rPr>
               <w:t xml:space="preserve"> </w:t>
             </w:r>
             <w:r>
+              <w:rPr>
+                <w:rFonts w:ascii="Calibri" w:hAnsi="Calibri"/>
+                <w:sz w:val="18"/>
+              </w:rPr>
               <w:t xml:space="preserve">rules</w:t>
             </w:r>
           </w:p>
         </w:tc>
         <w:tc>
-          <w:tcPr/>
+          <w:tcPr>
+            <w:tcMar>
+              <w:top w:w="40" w:type="dxa"/>
+              <w:bottom w:w="40" w:type="dxa"/>
+              <w:left w:w="60" w:type="dxa"/>
+              <w:right w:w="60" w:type="dxa"/>
+            </w:tcMar>
+            <w:tcMar>
+              <w:top w:w="40" w:type="dxa"/>
+              <w:bottom w:w="40" w:type="dxa"/>
+              <w:left w:w="60" w:type="dxa"/>
+              <w:right w:w="60" w:type="dxa"/>
+            </w:tcMar>
+          </w:tcPr>
           <w:p>
             <w:pPr>
               <w:pStyle w:val="Compact"/>
+              <w:spacing w:before="0" w:after="40" w:line="264" w:lineRule="auto"/>
               <w:jc w:val="left"/>
             </w:pPr>
             <w:r>
               <w:rPr>
                 <w:rStyle w:val="VerbatimChar"/>
+                <w:rFonts w:ascii="Calibri" w:hAnsi="Calibri"/>
+                <w:sz w:val="18"/>
               </w:rPr>
               <w:t xml:space="preserve">AccountPolicy*</w:t>
             </w:r>
             <w:r>
+              <w:rPr>
+                <w:rFonts w:ascii="Calibri" w:hAnsi="Calibri"/>
+                <w:sz w:val="18"/>
+              </w:rPr>
               <w:t xml:space="preserve">,</w:t>
             </w:r>
             <w:r>
+              <w:rPr>
+                <w:rFonts w:ascii="Calibri" w:hAnsi="Calibri"/>
+                <w:sz w:val="18"/>
+              </w:rPr>
               <w:t xml:space="preserve"> </w:t>
             </w:r>
             <w:r>
               <w:rPr>
                 <w:rStyle w:val="VerbatimChar"/>
+                <w:rFonts w:ascii="Calibri" w:hAnsi="Calibri"/>
+                <w:sz w:val="18"/>
               </w:rPr>
               <w:t xml:space="preserve">AccountServiceImpl.openAccount</w:t>
             </w:r>
           </w:p>
         </w:tc>
         <w:tc>
-          <w:tcPr/>
+          <w:tcPr>
+            <w:tcMar>
+              <w:top w:w="40" w:type="dxa"/>
+              <w:bottom w:w="40" w:type="dxa"/>
+              <w:left w:w="60" w:type="dxa"/>
+              <w:right w:w="60" w:type="dxa"/>
+            </w:tcMar>
+            <w:tcMar>
+              <w:top w:w="40" w:type="dxa"/>
+              <w:bottom w:w="40" w:type="dxa"/>
+              <w:left w:w="60" w:type="dxa"/>
+              <w:right w:w="60" w:type="dxa"/>
+            </w:tcMar>
+          </w:tcPr>
           <w:p>
             <w:pPr>
               <w:pStyle w:val="Compact"/>
+              <w:spacing w:before="0" w:after="40" w:line="264" w:lineRule="auto"/>
               <w:jc w:val="left"/>
             </w:pPr>
             <w:r>
+              <w:rPr>
+                <w:rFonts w:ascii="Calibri" w:hAnsi="Calibri"/>
+                <w:sz w:val="18"/>
+              </w:rPr>
               <w:t xml:space="preserve">Opening-deposit dialog,</w:t>
             </w:r>
             <w:r>
+              <w:rPr>
+                <w:rFonts w:ascii="Calibri" w:hAnsi="Calibri"/>
+                <w:sz w:val="18"/>
+              </w:rPr>
               <w:t xml:space="preserve"> </w:t>
             </w:r>
             <w:r>
+              <w:rPr>
+                <w:rFonts w:ascii="Calibri" w:hAnsi="Calibri"/>
+                <w:sz w:val="18"/>
+              </w:rPr>
               <w:t xml:space="preserve">customer create flow</w:t>
             </w:r>
           </w:p>
@@ -462,292 +949,937 @@
       </w:tr>
       <w:tr>
         <w:tc>
-          <w:tcPr/>
+          <w:tcPr>
+            <w:tcMar>
+              <w:top w:w="40" w:type="dxa"/>
+              <w:bottom w:w="40" w:type="dxa"/>
+              <w:left w:w="60" w:type="dxa"/>
+              <w:right w:w="60" w:type="dxa"/>
+            </w:tcMar>
+            <w:tcMar>
+              <w:top w:w="40" w:type="dxa"/>
+              <w:bottom w:w="40" w:type="dxa"/>
+              <w:left w:w="60" w:type="dxa"/>
+              <w:right w:w="60" w:type="dxa"/>
+            </w:tcMar>
+          </w:tcPr>
           <w:p>
             <w:pPr>
               <w:pStyle w:val="Compact"/>
+              <w:spacing w:before="0" w:after="40" w:line="264" w:lineRule="auto"/>
               <w:jc w:val="left"/>
             </w:pPr>
             <w:r>
+              <w:rPr>
+                <w:rFonts w:ascii="Calibri" w:hAnsi="Calibri"/>
+                <w:sz w:val="18"/>
+              </w:rPr>
               <w:t xml:space="preserve">Balance</w:t>
             </w:r>
             <w:r>
+              <w:rPr>
+                <w:rFonts w:ascii="Calibri" w:hAnsi="Calibri"/>
+                <w:sz w:val="18"/>
+              </w:rPr>
               <w:t xml:space="preserve"> </w:t>
             </w:r>
             <w:r>
+              <w:rPr>
+                <w:rFonts w:ascii="Calibri" w:hAnsi="Calibri"/>
+                <w:sz w:val="18"/>
+              </w:rPr>
               <w:t xml:space="preserve">mutation</w:t>
             </w:r>
           </w:p>
         </w:tc>
         <w:tc>
-          <w:tcPr/>
+          <w:tcPr>
+            <w:tcMar>
+              <w:top w:w="40" w:type="dxa"/>
+              <w:bottom w:w="40" w:type="dxa"/>
+              <w:left w:w="60" w:type="dxa"/>
+              <w:right w:w="60" w:type="dxa"/>
+            </w:tcMar>
+            <w:tcMar>
+              <w:top w:w="40" w:type="dxa"/>
+              <w:bottom w:w="40" w:type="dxa"/>
+              <w:left w:w="60" w:type="dxa"/>
+              <w:right w:w="60" w:type="dxa"/>
+            </w:tcMar>
+          </w:tcPr>
           <w:p>
             <w:pPr>
               <w:pStyle w:val="Compact"/>
+              <w:spacing w:before="0" w:after="40" w:line="264" w:lineRule="auto"/>
               <w:jc w:val="left"/>
             </w:pPr>
             <w:r>
               <w:rPr>
                 <w:rStyle w:val="VerbatimChar"/>
+                <w:rFonts w:ascii="Calibri" w:hAnsi="Calibri"/>
+                <w:sz w:val="18"/>
               </w:rPr>
               <w:t xml:space="preserve">AccountServiceImpl</w:t>
             </w:r>
             <w:r>
+              <w:rPr>
+                <w:rFonts w:ascii="Calibri" w:hAnsi="Calibri"/>
+                <w:sz w:val="18"/>
+              </w:rPr>
               <w:t xml:space="preserve"> </w:t>
             </w:r>
             <w:r>
-              <w:t xml:space="preserve">deposit / `</w:t>
-            </w:r>
-            <w:r>
+              <w:rPr>
+                <w:rFonts w:ascii="Calibri" w:hAnsi="Calibri"/>
+                <w:sz w:val="18"/>
+              </w:rPr>
+              <w:t xml:space="preserve">deposit /</w:t>
+            </w:r>
+            <w:r>
+              <w:rPr>
+                <w:rFonts w:ascii="Calibri" w:hAnsi="Calibri"/>
+                <w:sz w:val="18"/>
+              </w:rPr>
               <w:t xml:space="preserve"> </w:t>
             </w:r>
             <w:r>
-              <w:t xml:space="preserve">withdraw / transfer / open</w:t>
-            </w:r>
-            <w:r>
+              <w:rPr>
+                <w:rStyle w:val="VerbatimChar"/>
+                <w:rFonts w:ascii="Calibri" w:hAnsi="Calibri"/>
+                <w:sz w:val="18"/>
+              </w:rPr>
+              <w:t xml:space="preserve">withdraw / transfer / open da Re (</w:t>
+            </w:r>
+            <w:r>
+              <w:rPr>
+                <w:rFonts w:ascii="Calibri" w:hAnsi="Calibri"/>
+                <w:sz w:val="18"/>
+              </w:rPr>
               <w:t xml:space="preserve"> </w:t>
             </w:r>
             <w:r>
-              <w:t xml:space="preserve">da</w:t>
+              <w:rPr>
+                <w:rStyle w:val="VerbatimChar"/>
+                <w:rFonts w:ascii="Calibri" w:hAnsi="Calibri"/>
+                <w:sz w:val="18"/>
+              </w:rPr>
+              <w:t xml:space="preserve">t</w:t>
+            </w:r>
+            <w:r>
+              <w:rPr>
+                <w:rFonts w:ascii="Calibri" w:hAnsi="Calibri"/>
+                <w:sz w:val="18"/>
+              </w:rPr>
+              <w:t xml:space="preserve">d</w:t>
             </w:r>
           </w:p>
         </w:tc>
         <w:tc>
-          <w:tcPr/>
+          <w:tcPr>
+            <w:tcMar>
+              <w:top w:w="40" w:type="dxa"/>
+              <w:bottom w:w="40" w:type="dxa"/>
+              <w:left w:w="60" w:type="dxa"/>
+              <w:right w:w="60" w:type="dxa"/>
+            </w:tcMar>
+            <w:tcMar>
+              <w:top w:w="40" w:type="dxa"/>
+              <w:bottom w:w="40" w:type="dxa"/>
+              <w:left w:w="60" w:type="dxa"/>
+              <w:right w:w="60" w:type="dxa"/>
+            </w:tcMar>
+          </w:tcPr>
           <w:p>
             <w:pPr>
               <w:pStyle w:val="Compact"/>
+              <w:spacing w:before="0" w:after="40" w:line="264" w:lineRule="auto"/>
               <w:jc w:val="left"/>
             </w:pPr>
             <w:r>
-              <w:t xml:space="preserve">TransactionService.record`,</w:t>
-            </w:r>
-            <w:r>
+              <w:rPr>
+                <w:rFonts w:ascii="Calibri" w:hAnsi="Calibri"/>
+                <w:sz w:val="18"/>
+              </w:rPr>
+              <w:t xml:space="preserve">TransactionService.record</w:t>
+            </w:r>
+            <w:r>
+              <w:rPr>
+                <w:rStyle w:val="VerbatimChar"/>
+                <w:rFonts w:ascii="Calibri" w:hAnsi="Calibri"/>
+                <w:sz w:val="18"/>
+              </w:rPr>
+              <w:t xml:space="preserve">, Kafka publish sites, shboard counts, dis cache eviction accounts</w:t>
+            </w:r>
+            <w:r>
+              <w:rPr>
+                <w:rFonts w:ascii="Calibri" w:hAnsi="Calibri"/>
+                <w:sz w:val="18"/>
+              </w:rPr>
               <w:t xml:space="preserve"> </w:t>
             </w:r>
             <w:r>
-              <w:t xml:space="preserve">Kafka publish sites,</w:t>
-            </w:r>
-            <w:r>
+              <w:rPr>
+                <w:rFonts w:ascii="Calibri" w:hAnsi="Calibri"/>
+                <w:sz w:val="18"/>
+              </w:rPr>
+              <w:t xml:space="preserve">/</w:t>
+            </w:r>
+            <w:r>
+              <w:rPr>
+                <w:rFonts w:ascii="Calibri" w:hAnsi="Calibri"/>
+                <w:sz w:val="18"/>
+              </w:rPr>
               <w:t xml:space="preserve"> </w:t>
             </w:r>
             <w:r>
-              <w:t xml:space="preserve">shboard counts</w:t>
+              <w:rPr>
+                <w:rFonts w:ascii="Calibri" w:hAnsi="Calibri"/>
+                <w:sz w:val="18"/>
+              </w:rPr>
+              <w:t xml:space="preserve">ransactions</w:t>
+            </w:r>
+            <w:r>
+              <w:rPr>
+                <w:rStyle w:val="VerbatimChar"/>
+                <w:rFonts w:ascii="Calibri" w:hAnsi="Calibri"/>
+                <w:sz w:val="18"/>
+              </w:rPr>
+              <w:t xml:space="preserve">/ ashboard</w:t>
+            </w:r>
+            <w:r>
+              <w:rPr>
+                <w:rFonts w:ascii="Calibri" w:hAnsi="Calibri"/>
+                <w:sz w:val="18"/>
+              </w:rPr>
+              <w:t xml:space="preserve">)</w:t>
             </w:r>
           </w:p>
         </w:tc>
       </w:tr>
       <w:tr>
         <w:tc>
-          <w:tcPr/>
+          <w:tcPr>
+            <w:tcMar>
+              <w:top w:w="40" w:type="dxa"/>
+              <w:bottom w:w="40" w:type="dxa"/>
+              <w:left w:w="60" w:type="dxa"/>
+              <w:right w:w="60" w:type="dxa"/>
+            </w:tcMar>
+            <w:tcMar>
+              <w:top w:w="40" w:type="dxa"/>
+              <w:bottom w:w="40" w:type="dxa"/>
+              <w:left w:w="60" w:type="dxa"/>
+              <w:right w:w="60" w:type="dxa"/>
+            </w:tcMar>
+          </w:tcPr>
           <w:p>
             <w:pPr>
               <w:pStyle w:val="Compact"/>
+              <w:spacing w:before="0" w:after="40" w:line="264" w:lineRule="auto"/>
               <w:jc w:val="left"/>
             </w:pPr>
             <w:r>
-              <w:t xml:space="preserve">Notification</w:t>
-            </w:r>
-            <w:r>
-              <w:t xml:space="preserve"> </w:t>
-            </w:r>
-            <w:r>
-              <w:t xml:space="preserve">email</w:t>
+              <w:rPr>
+                <w:rFonts w:ascii="Calibri" w:hAnsi="Calibri"/>
+                <w:sz w:val="18"/>
+              </w:rPr>
+              <w:t xml:space="preserve">Redis cache</w:t>
             </w:r>
           </w:p>
         </w:tc>
         <w:tc>
-          <w:tcPr/>
+          <w:tcPr>
+            <w:tcMar>
+              <w:top w:w="40" w:type="dxa"/>
+              <w:bottom w:w="40" w:type="dxa"/>
+              <w:left w:w="60" w:type="dxa"/>
+              <w:right w:w="60" w:type="dxa"/>
+            </w:tcMar>
+            <w:tcMar>
+              <w:top w:w="40" w:type="dxa"/>
+              <w:bottom w:w="40" w:type="dxa"/>
+              <w:left w:w="60" w:type="dxa"/>
+              <w:right w:w="60" w:type="dxa"/>
+            </w:tcMar>
+          </w:tcPr>
           <w:p>
             <w:pPr>
               <w:pStyle w:val="Compact"/>
+              <w:spacing w:before="0" w:after="40" w:line="264" w:lineRule="auto"/>
               <w:jc w:val="left"/>
             </w:pPr>
             <w:r>
               <w:rPr>
                 <w:rStyle w:val="VerbatimChar"/>
-              </w:rPr>
-              <w:t xml:space="preserve">NotificationEventPublisher</w:t>
-            </w:r>
-            <w:r>
-              <w:t xml:space="preserve">, M</w:t>
-            </w:r>
-            <w:r>
+                <w:rFonts w:ascii="Calibri" w:hAnsi="Calibri"/>
+                <w:sz w:val="18"/>
+              </w:rPr>
+              <w:t xml:space="preserve">com.bankone.cache</w:t>
+            </w:r>
+            <w:r>
+              <w:rPr>
+                <w:rFonts w:ascii="Calibri" w:hAnsi="Calibri"/>
+                <w:sz w:val="18"/>
+              </w:rPr>
+              <w:t xml:space="preserve">, Al</w:t>
+            </w:r>
+            <w:r>
+              <w:rPr>
+                <w:rFonts w:ascii="Calibri" w:hAnsi="Calibri"/>
+                <w:sz w:val="18"/>
+              </w:rPr>
               <w:t xml:space="preserve"> </w:t>
             </w:r>
             <w:r>
               <w:rPr>
                 <w:rStyle w:val="VerbatimChar"/>
-              </w:rPr>
-              <w:t xml:space="preserve">NotificationEventConsumer</w:t>
-            </w:r>
-            <w:r>
-              <w:t xml:space="preserve">, K</w:t>
-            </w:r>
-            <w:r>
+                <w:rFonts w:ascii="Calibri" w:hAnsi="Calibri"/>
+                <w:sz w:val="18"/>
+              </w:rPr>
+              <w:t xml:space="preserve">@Cacheable</w:t>
+            </w:r>
+            <w:r>
+              <w:rPr>
+                <w:rFonts w:ascii="Calibri" w:hAnsi="Calibri"/>
+                <w:sz w:val="18"/>
+              </w:rPr>
               <w:t xml:space="preserve"> </w:t>
             </w:r>
             <w:r>
-              <w:t xml:space="preserve">composers / mail services c</w:t>
+              <w:rPr>
+                <w:rFonts w:ascii="Calibri" w:hAnsi="Calibri"/>
+                <w:sz w:val="18"/>
+              </w:rPr>
+              <w:t xml:space="preserve">/</w:t>
+            </w:r>
+            <w:r>
+              <w:rPr>
+                <w:rFonts w:ascii="Calibri" w:hAnsi="Calibri"/>
+                <w:sz w:val="18"/>
+              </w:rPr>
+              <w:t xml:space="preserve"> </w:t>
+            </w:r>
+            <w:r>
+              <w:rPr>
+                <w:rStyle w:val="VerbatimChar"/>
+                <w:rFonts w:ascii="Calibri" w:hAnsi="Calibri"/>
+                <w:sz w:val="18"/>
+              </w:rPr>
+              <w:t xml:space="preserve">@CacheEvict</w:t>
+            </w:r>
+            <w:r>
+              <w:rPr>
+                <w:rFonts w:ascii="Calibri" w:hAnsi="Calibri"/>
+                <w:sz w:val="18"/>
+              </w:rPr>
+              <w:t xml:space="preserve"> </w:t>
+            </w:r>
+            <w:r>
+              <w:rPr>
+                <w:rFonts w:ascii="Calibri" w:hAnsi="Calibri"/>
+                <w:sz w:val="18"/>
+              </w:rPr>
+              <w:t xml:space="preserve">TT</w:t>
+            </w:r>
+            <w:r>
+              <w:rPr>
+                <w:rFonts w:ascii="Calibri" w:hAnsi="Calibri"/>
+                <w:sz w:val="18"/>
+              </w:rPr>
+              <w:t xml:space="preserve"> </w:t>
+            </w:r>
+            <w:r>
+              <w:rPr>
+                <w:rFonts w:ascii="Calibri" w:hAnsi="Calibri"/>
+                <w:sz w:val="18"/>
+              </w:rPr>
+              <w:t xml:space="preserve">af</w:t>
+            </w:r>
+            <w:r>
+              <w:rPr>
+                <w:rFonts w:ascii="Calibri" w:hAnsi="Calibri"/>
+                <w:sz w:val="18"/>
+              </w:rPr>
+              <w:t xml:space="preserve"> </w:t>
+            </w:r>
+            <w:r>
+              <w:rPr>
+                <w:rFonts w:ascii="Calibri" w:hAnsi="Calibri"/>
+                <w:sz w:val="18"/>
+              </w:rPr>
+              <w:t xml:space="preserve">—</w:t>
             </w:r>
           </w:p>
         </w:tc>
         <w:tc>
-          <w:tcPr/>
+          <w:tcPr>
+            <w:tcMar>
+              <w:top w:w="40" w:type="dxa"/>
+              <w:bottom w:w="40" w:type="dxa"/>
+              <w:left w:w="60" w:type="dxa"/>
+              <w:right w:w="60" w:type="dxa"/>
+            </w:tcMar>
+            <w:tcMar>
+              <w:top w:w="40" w:type="dxa"/>
+              <w:bottom w:w="40" w:type="dxa"/>
+              <w:left w:w="60" w:type="dxa"/>
+              <w:right w:w="60" w:type="dxa"/>
+            </w:tcMar>
+          </w:tcPr>
           <w:p>
             <w:pPr>
               <w:pStyle w:val="Compact"/>
+              <w:spacing w:before="0" w:after="40" w:line="264" w:lineRule="auto"/>
               <w:jc w:val="left"/>
             </w:pPr>
             <w:r>
-              <w:t xml:space="preserve">ail env (</w:t>
+              <w:rPr>
+                <w:rFonts w:ascii="Calibri" w:hAnsi="Calibri"/>
+                <w:sz w:val="18"/>
+              </w:rPr>
+              <w:t xml:space="preserve">l</w:t>
+            </w:r>
+            <w:r>
+              <w:rPr>
+                <w:rFonts w:ascii="Calibri" w:hAnsi="Calibri"/>
+                <w:sz w:val="18"/>
+              </w:rPr>
+              <w:t xml:space="preserve"> </w:t>
             </w:r>
             <w:r>
               <w:rPr>
                 <w:rStyle w:val="VerbatimChar"/>
-              </w:rPr>
-              <w:t xml:space="preserve">MAIL_*</w:t>
-            </w:r>
-            <w:r>
-              <w:t xml:space="preserve">),</w:t>
-            </w:r>
-            <w:r>
+                <w:rFonts w:ascii="Calibri" w:hAnsi="Calibri"/>
+                <w:sz w:val="18"/>
+              </w:rPr>
+              <w:t xml:space="preserve">@Cacheable</w:t>
+            </w:r>
+            <w:r>
+              <w:rPr>
+                <w:rFonts w:ascii="Calibri" w:hAnsi="Calibri"/>
+                <w:sz w:val="18"/>
+              </w:rPr>
               <w:t xml:space="preserve"> </w:t>
             </w:r>
             <w:r>
-              <w:t xml:space="preserve">afka topic / Aiven,</w:t>
-            </w:r>
-            <w:r>
+              <w:rPr>
+                <w:rFonts w:ascii="Calibri" w:hAnsi="Calibri"/>
+                <w:sz w:val="18"/>
+              </w:rPr>
+              <w:t xml:space="preserve">services,</w:t>
+            </w:r>
+            <w:r>
+              <w:rPr>
+                <w:rFonts w:ascii="Calibri" w:hAnsi="Calibri"/>
+                <w:sz w:val="18"/>
+              </w:rPr>
               <w:t xml:space="preserve"> </w:t>
             </w:r>
             <w:r>
-              <w:t xml:space="preserve">ustomer</w:t>
-            </w:r>
-            <w:r>
+              <w:rPr>
+                <w:rFonts w:ascii="Calibri" w:hAnsi="Calibri"/>
+                <w:sz w:val="18"/>
+              </w:rPr>
+              <w:t xml:space="preserve">L config, flush Redis</w:t>
+            </w:r>
+            <w:r>
+              <w:rPr>
+                <w:rFonts w:ascii="Calibri" w:hAnsi="Calibri"/>
+                <w:sz w:val="18"/>
+              </w:rPr>
               <w:t xml:space="preserve"> </w:t>
             </w:r>
             <w:r>
               <w:rPr>
-                <w:rStyle w:val="VerbatimChar"/>
-              </w:rPr>
-              <w:t xml:space="preserve">email</w:t>
-            </w:r>
-            <w:r>
+                <w:rFonts w:ascii="Calibri" w:hAnsi="Calibri"/>
+                <w:sz w:val="18"/>
+              </w:rPr>
+              <w:t xml:space="preserve">ter serializer changes</w:t>
+            </w:r>
+            <w:r>
+              <w:rPr>
+                <w:rFonts w:ascii="Calibri" w:hAnsi="Calibri"/>
+                <w:sz w:val="18"/>
+              </w:rPr>
               <w:t xml:space="preserve"> </w:t>
             </w:r>
             <w:r>
-              <w:t xml:space="preserve">field</w:t>
+              <w:rPr>
+                <w:rFonts w:ascii="Calibri" w:hAnsi="Calibri"/>
+                <w:sz w:val="18"/>
+              </w:rPr>
+              <w:t xml:space="preserve">[MODULES/Caching.md]</w:t>
             </w:r>
           </w:p>
         </w:tc>
       </w:tr>
       <w:tr>
         <w:tc>
-          <w:tcPr/>
+          <w:tcPr>
+            <w:tcMar>
+              <w:top w:w="40" w:type="dxa"/>
+              <w:bottom w:w="40" w:type="dxa"/>
+              <w:left w:w="60" w:type="dxa"/>
+              <w:right w:w="60" w:type="dxa"/>
+            </w:tcMar>
+            <w:tcMar>
+              <w:top w:w="40" w:type="dxa"/>
+              <w:bottom w:w="40" w:type="dxa"/>
+              <w:left w:w="60" w:type="dxa"/>
+              <w:right w:w="60" w:type="dxa"/>
+            </w:tcMar>
+          </w:tcPr>
           <w:p>
             <w:pPr>
               <w:pStyle w:val="Compact"/>
+              <w:spacing w:before="0" w:after="40" w:line="264" w:lineRule="auto"/>
               <w:jc w:val="left"/>
             </w:pPr>
             <w:r>
-              <w:t xml:space="preserve">Customer</w:t>
-            </w:r>
-            <w:r>
+              <w:rPr>
+                <w:rFonts w:ascii="Calibri" w:hAnsi="Calibri"/>
+                <w:sz w:val="18"/>
+              </w:rPr>
+              <w:t xml:space="preserve">Notification</w:t>
+            </w:r>
+            <w:r>
+              <w:rPr>
+                <w:rFonts w:ascii="Calibri" w:hAnsi="Calibri"/>
+                <w:sz w:val="18"/>
+              </w:rPr>
               <w:t xml:space="preserve"> </w:t>
             </w:r>
             <w:r>
-              <w:t xml:space="preserve">identity</w:t>
-            </w:r>
-            <w:r>
-              <w:t xml:space="preserve"> </w:t>
-            </w:r>
-            <w:r>
-              <w:t xml:space="preserve">display</w:t>
+              <w:rPr>
+                <w:rFonts w:ascii="Calibri" w:hAnsi="Calibri"/>
+                <w:sz w:val="18"/>
+              </w:rPr>
+              <w:t xml:space="preserve">email</w:t>
             </w:r>
           </w:p>
         </w:tc>
         <w:tc>
-          <w:tcPr/>
+          <w:tcPr>
+            <w:tcMar>
+              <w:top w:w="40" w:type="dxa"/>
+              <w:bottom w:w="40" w:type="dxa"/>
+              <w:left w:w="60" w:type="dxa"/>
+              <w:right w:w="60" w:type="dxa"/>
+            </w:tcMar>
+            <w:tcMar>
+              <w:top w:w="40" w:type="dxa"/>
+              <w:bottom w:w="40" w:type="dxa"/>
+              <w:left w:w="60" w:type="dxa"/>
+              <w:right w:w="60" w:type="dxa"/>
+            </w:tcMar>
+          </w:tcPr>
           <w:p>
             <w:pPr>
               <w:pStyle w:val="Compact"/>
+              <w:spacing w:before="0" w:after="40" w:line="264" w:lineRule="auto"/>
               <w:jc w:val="left"/>
             </w:pPr>
             <w:r>
               <w:rPr>
                 <w:rStyle w:val="VerbatimChar"/>
-              </w:rPr>
-              <w:t xml:space="preserve">BusinessIdFormatter</w:t>
-            </w:r>
-            <w:r>
-              <w:t xml:space="preserve">,</w:t>
-            </w:r>
-            <w:r>
+                <w:rFonts w:ascii="Calibri" w:hAnsi="Calibri"/>
+                <w:sz w:val="18"/>
+              </w:rPr>
+              <w:t xml:space="preserve">NotificationEventPublisher</w:t>
+            </w:r>
+            <w:r>
+              <w:rPr>
+                <w:rFonts w:ascii="Calibri" w:hAnsi="Calibri"/>
+                <w:sz w:val="18"/>
+              </w:rPr>
+              <w:t xml:space="preserve">, M</w:t>
+            </w:r>
+            <w:r>
+              <w:rPr>
+                <w:rFonts w:ascii="Calibri" w:hAnsi="Calibri"/>
+                <w:sz w:val="18"/>
+              </w:rPr>
               <w:t xml:space="preserve"> </w:t>
             </w:r>
             <w:r>
               <w:rPr>
                 <w:rStyle w:val="VerbatimChar"/>
-              </w:rPr>
-              <w:t xml:space="preserve">Customer.getCustomerCode</w:t>
+                <w:rFonts w:ascii="Calibri" w:hAnsi="Calibri"/>
+                <w:sz w:val="18"/>
+              </w:rPr>
+              <w:t xml:space="preserve">NotificationEventConsumer</w:t>
+            </w:r>
+            <w:r>
+              <w:rPr>
+                <w:rFonts w:ascii="Calibri" w:hAnsi="Calibri"/>
+                <w:sz w:val="18"/>
+              </w:rPr>
+              <w:t xml:space="preserve">, K</w:t>
+            </w:r>
+            <w:r>
+              <w:rPr>
+                <w:rFonts w:ascii="Calibri" w:hAnsi="Calibri"/>
+                <w:sz w:val="18"/>
+              </w:rPr>
+              <w:t xml:space="preserve"> </w:t>
+            </w:r>
+            <w:r>
+              <w:rPr>
+                <w:rFonts w:ascii="Calibri" w:hAnsi="Calibri"/>
+                <w:sz w:val="18"/>
+              </w:rPr>
+              <w:t xml:space="preserve">composers / mail services c</w:t>
             </w:r>
           </w:p>
         </w:tc>
         <w:tc>
-          <w:tcPr/>
+          <w:tcPr>
+            <w:tcMar>
+              <w:top w:w="40" w:type="dxa"/>
+              <w:bottom w:w="40" w:type="dxa"/>
+              <w:left w:w="60" w:type="dxa"/>
+              <w:right w:w="60" w:type="dxa"/>
+            </w:tcMar>
+            <w:tcMar>
+              <w:top w:w="40" w:type="dxa"/>
+              <w:bottom w:w="40" w:type="dxa"/>
+              <w:left w:w="60" w:type="dxa"/>
+              <w:right w:w="60" w:type="dxa"/>
+            </w:tcMar>
+          </w:tcPr>
           <w:p>
             <w:pPr>
               <w:pStyle w:val="Compact"/>
+              <w:spacing w:before="0" w:after="40" w:line="264" w:lineRule="auto"/>
               <w:jc w:val="left"/>
             </w:pPr>
             <w:r>
-              <w:t xml:space="preserve">All UI showing customer</w:t>
-            </w:r>
-            <w:r>
+              <w:rPr>
+                <w:rFonts w:ascii="Calibri" w:hAnsi="Calibri"/>
+                <w:sz w:val="18"/>
+              </w:rPr>
+              <w:t xml:space="preserve">ail env (</w:t>
+            </w:r>
+            <w:r>
+              <w:rPr>
+                <w:rStyle w:val="VerbatimChar"/>
+                <w:rFonts w:ascii="Calibri" w:hAnsi="Calibri"/>
+                <w:sz w:val="18"/>
+              </w:rPr>
+              <w:t xml:space="preserve">MAIL_*</w:t>
+            </w:r>
+            <w:r>
+              <w:rPr>
+                <w:rFonts w:ascii="Calibri" w:hAnsi="Calibri"/>
+                <w:sz w:val="18"/>
+              </w:rPr>
+              <w:t xml:space="preserve">),</w:t>
+            </w:r>
+            <w:r>
+              <w:rPr>
+                <w:rFonts w:ascii="Calibri" w:hAnsi="Calibri"/>
+                <w:sz w:val="18"/>
+              </w:rPr>
               <w:t xml:space="preserve"> </w:t>
             </w:r>
             <w:r>
-              <w:t xml:space="preserve">code</w:t>
+              <w:rPr>
+                <w:rFonts w:ascii="Calibri" w:hAnsi="Calibri"/>
+                <w:sz w:val="18"/>
+              </w:rPr>
+              <w:t xml:space="preserve">afka topic / Aiven,</w:t>
+            </w:r>
+            <w:r>
+              <w:rPr>
+                <w:rFonts w:ascii="Calibri" w:hAnsi="Calibri"/>
+                <w:sz w:val="18"/>
+              </w:rPr>
+              <w:t xml:space="preserve"> </w:t>
+            </w:r>
+            <w:r>
+              <w:rPr>
+                <w:rFonts w:ascii="Calibri" w:hAnsi="Calibri"/>
+                <w:sz w:val="18"/>
+              </w:rPr>
+              <w:t xml:space="preserve">ustomer</w:t>
+            </w:r>
+            <w:r>
+              <w:rPr>
+                <w:rFonts w:ascii="Calibri" w:hAnsi="Calibri"/>
+                <w:sz w:val="18"/>
+              </w:rPr>
+              <w:t xml:space="preserve"> </w:t>
+            </w:r>
+            <w:r>
+              <w:rPr>
+                <w:rStyle w:val="VerbatimChar"/>
+                <w:rFonts w:ascii="Calibri" w:hAnsi="Calibri"/>
+                <w:sz w:val="18"/>
+              </w:rPr>
+              <w:t xml:space="preserve">email</w:t>
+            </w:r>
+            <w:r>
+              <w:rPr>
+                <w:rFonts w:ascii="Calibri" w:hAnsi="Calibri"/>
+                <w:sz w:val="18"/>
+              </w:rPr>
+              <w:t xml:space="preserve"> </w:t>
+            </w:r>
+            <w:r>
+              <w:rPr>
+                <w:rFonts w:ascii="Calibri" w:hAnsi="Calibri"/>
+                <w:sz w:val="18"/>
+              </w:rPr>
+              <w:t xml:space="preserve">field</w:t>
             </w:r>
           </w:p>
         </w:tc>
       </w:tr>
       <w:tr>
         <w:tc>
-          <w:tcPr/>
+          <w:tcPr>
+            <w:tcMar>
+              <w:top w:w="40" w:type="dxa"/>
+              <w:bottom w:w="40" w:type="dxa"/>
+              <w:left w:w="60" w:type="dxa"/>
+              <w:right w:w="60" w:type="dxa"/>
+            </w:tcMar>
+            <w:tcMar>
+              <w:top w:w="40" w:type="dxa"/>
+              <w:bottom w:w="40" w:type="dxa"/>
+              <w:left w:w="60" w:type="dxa"/>
+              <w:right w:w="60" w:type="dxa"/>
+            </w:tcMar>
+          </w:tcPr>
           <w:p>
             <w:pPr>
               <w:pStyle w:val="Compact"/>
+              <w:spacing w:before="0" w:after="40" w:line="264" w:lineRule="auto"/>
               <w:jc w:val="left"/>
             </w:pPr>
             <w:r>
-              <w:t xml:space="preserve">API base URL</w:t>
+              <w:rPr>
+                <w:rFonts w:ascii="Calibri" w:hAnsi="Calibri"/>
+                <w:sz w:val="18"/>
+              </w:rPr>
+              <w:t xml:space="preserve">Customer</w:t>
+            </w:r>
+            <w:r>
+              <w:rPr>
+                <w:rFonts w:ascii="Calibri" w:hAnsi="Calibri"/>
+                <w:sz w:val="18"/>
+              </w:rPr>
+              <w:t xml:space="preserve"> </w:t>
+            </w:r>
+            <w:r>
+              <w:rPr>
+                <w:rFonts w:ascii="Calibri" w:hAnsi="Calibri"/>
+                <w:sz w:val="18"/>
+              </w:rPr>
+              <w:t xml:space="preserve">identity</w:t>
+            </w:r>
+            <w:r>
+              <w:rPr>
+                <w:rFonts w:ascii="Calibri" w:hAnsi="Calibri"/>
+                <w:sz w:val="18"/>
+              </w:rPr>
+              <w:t xml:space="preserve"> </w:t>
+            </w:r>
+            <w:r>
+              <w:rPr>
+                <w:rFonts w:ascii="Calibri" w:hAnsi="Calibri"/>
+                <w:sz w:val="18"/>
+              </w:rPr>
+              <w:t xml:space="preserve">display</w:t>
             </w:r>
           </w:p>
         </w:tc>
         <w:tc>
-          <w:tcPr/>
+          <w:tcPr>
+            <w:tcMar>
+              <w:top w:w="40" w:type="dxa"/>
+              <w:bottom w:w="40" w:type="dxa"/>
+              <w:left w:w="60" w:type="dxa"/>
+              <w:right w:w="60" w:type="dxa"/>
+            </w:tcMar>
+            <w:tcMar>
+              <w:top w:w="40" w:type="dxa"/>
+              <w:bottom w:w="40" w:type="dxa"/>
+              <w:left w:w="60" w:type="dxa"/>
+              <w:right w:w="60" w:type="dxa"/>
+            </w:tcMar>
+          </w:tcPr>
           <w:p>
             <w:pPr>
               <w:pStyle w:val="Compact"/>
+              <w:spacing w:before="0" w:after="40" w:line="264" w:lineRule="auto"/>
               <w:jc w:val="left"/>
             </w:pPr>
             <w:r>
               <w:rPr>
                 <w:rStyle w:val="VerbatimChar"/>
-              </w:rPr>
-              <w:t xml:space="preserve">api-config.ts</w:t>
+                <w:rFonts w:ascii="Calibri" w:hAnsi="Calibri"/>
+                <w:sz w:val="18"/>
+              </w:rPr>
+              <w:t xml:space="preserve">BusinessIdFormatter</w:t>
+            </w:r>
+            <w:r>
+              <w:rPr>
+                <w:rFonts w:ascii="Calibri" w:hAnsi="Calibri"/>
+                <w:sz w:val="18"/>
+              </w:rPr>
+              <w:t xml:space="preserve">,</w:t>
+            </w:r>
+            <w:r>
+              <w:rPr>
+                <w:rFonts w:ascii="Calibri" w:hAnsi="Calibri"/>
+                <w:sz w:val="18"/>
+              </w:rPr>
+              <w:t xml:space="preserve"> </w:t>
+            </w:r>
+            <w:r>
+              <w:rPr>
+                <w:rStyle w:val="VerbatimChar"/>
+                <w:rFonts w:ascii="Calibri" w:hAnsi="Calibri"/>
+                <w:sz w:val="18"/>
+              </w:rPr>
+              <w:t xml:space="preserve">Customer.getCustomerCode</w:t>
             </w:r>
           </w:p>
         </w:tc>
         <w:tc>
-          <w:tcPr/>
+          <w:tcPr>
+            <w:tcMar>
+              <w:top w:w="40" w:type="dxa"/>
+              <w:bottom w:w="40" w:type="dxa"/>
+              <w:left w:w="60" w:type="dxa"/>
+              <w:right w:w="60" w:type="dxa"/>
+            </w:tcMar>
+            <w:tcMar>
+              <w:top w:w="40" w:type="dxa"/>
+              <w:bottom w:w="40" w:type="dxa"/>
+              <w:left w:w="60" w:type="dxa"/>
+              <w:right w:w="60" w:type="dxa"/>
+            </w:tcMar>
+          </w:tcPr>
           <w:p>
             <w:pPr>
               <w:pStyle w:val="Compact"/>
+              <w:spacing w:before="0" w:after="40" w:line="264" w:lineRule="auto"/>
               <w:jc w:val="left"/>
             </w:pPr>
             <w:r>
+              <w:rPr>
+                <w:rFonts w:ascii="Calibri" w:hAnsi="Calibri"/>
+                <w:sz w:val="18"/>
+              </w:rPr>
+              <w:t xml:space="preserve">All UI showing customer</w:t>
+            </w:r>
+            <w:r>
+              <w:rPr>
+                <w:rFonts w:ascii="Calibri" w:hAnsi="Calibri"/>
+                <w:sz w:val="18"/>
+              </w:rPr>
+              <w:t xml:space="preserve"> </w:t>
+            </w:r>
+            <w:r>
+              <w:rPr>
+                <w:rFonts w:ascii="Calibri" w:hAnsi="Calibri"/>
+                <w:sz w:val="18"/>
+              </w:rPr>
+              <w:t xml:space="preserve">code</w:t>
+            </w:r>
+          </w:p>
+        </w:tc>
+      </w:tr>
+      <w:tr>
+        <w:tc>
+          <w:tcPr>
+            <w:tcMar>
+              <w:top w:w="40" w:type="dxa"/>
+              <w:bottom w:w="40" w:type="dxa"/>
+              <w:left w:w="60" w:type="dxa"/>
+              <w:right w:w="60" w:type="dxa"/>
+            </w:tcMar>
+            <w:tcMar>
+              <w:top w:w="40" w:type="dxa"/>
+              <w:bottom w:w="40" w:type="dxa"/>
+              <w:left w:w="60" w:type="dxa"/>
+              <w:right w:w="60" w:type="dxa"/>
+            </w:tcMar>
+          </w:tcPr>
+          <w:p>
+            <w:pPr>
+              <w:pStyle w:val="Compact"/>
+              <w:spacing w:before="0" w:after="40" w:line="264" w:lineRule="auto"/>
+              <w:jc w:val="left"/>
+            </w:pPr>
+            <w:r>
+              <w:rPr>
+                <w:rFonts w:ascii="Calibri" w:hAnsi="Calibri"/>
+                <w:sz w:val="18"/>
+              </w:rPr>
+              <w:t xml:space="preserve">API base URL</w:t>
+            </w:r>
+          </w:p>
+        </w:tc>
+        <w:tc>
+          <w:tcPr>
+            <w:tcMar>
+              <w:top w:w="40" w:type="dxa"/>
+              <w:bottom w:w="40" w:type="dxa"/>
+              <w:left w:w="60" w:type="dxa"/>
+              <w:right w:w="60" w:type="dxa"/>
+            </w:tcMar>
+            <w:tcMar>
+              <w:top w:w="40" w:type="dxa"/>
+              <w:bottom w:w="40" w:type="dxa"/>
+              <w:left w:w="60" w:type="dxa"/>
+              <w:right w:w="60" w:type="dxa"/>
+            </w:tcMar>
+          </w:tcPr>
+          <w:p>
+            <w:pPr>
+              <w:pStyle w:val="Compact"/>
+              <w:spacing w:before="0" w:after="40" w:line="264" w:lineRule="auto"/>
+              <w:jc w:val="left"/>
+            </w:pPr>
+            <w:r>
+              <w:rPr>
+                <w:rStyle w:val="VerbatimChar"/>
+                <w:rFonts w:ascii="Calibri" w:hAnsi="Calibri"/>
+                <w:sz w:val="18"/>
+              </w:rPr>
+              <w:t xml:space="preserve">api-config.ts</w:t>
+            </w:r>
+          </w:p>
+        </w:tc>
+        <w:tc>
+          <w:tcPr>
+            <w:tcMar>
+              <w:top w:w="40" w:type="dxa"/>
+              <w:bottom w:w="40" w:type="dxa"/>
+              <w:left w:w="60" w:type="dxa"/>
+              <w:right w:w="60" w:type="dxa"/>
+            </w:tcMar>
+            <w:tcMar>
+              <w:top w:w="40" w:type="dxa"/>
+              <w:bottom w:w="40" w:type="dxa"/>
+              <w:left w:w="60" w:type="dxa"/>
+              <w:right w:w="60" w:type="dxa"/>
+            </w:tcMar>
+          </w:tcPr>
+          <w:p>
+            <w:pPr>
+              <w:pStyle w:val="Compact"/>
+              <w:spacing w:before="0" w:after="40" w:line="264" w:lineRule="auto"/>
+              <w:jc w:val="left"/>
+            </w:pPr>
+            <w:r>
+              <w:rPr>
+                <w:rFonts w:ascii="Calibri" w:hAnsi="Calibri"/>
+                <w:sz w:val="18"/>
+              </w:rPr>
               <w:t xml:space="preserve">All HTTP calls</w:t>
             </w:r>
           </w:p>
@@ -767,9 +1899,17 @@
     <w:tbl>
       <w:tblPr>
         <w:tblStyle w:val="Table"/>
-        <w:tblW w:type="pct" w:w="4722"/>
-        <w:tblLayout w:type="fixed"/>
+        <w:tblW w:type="pct" w:w="5000"/>
+        <w:tblLayout w:type="autofit"/>
         <w:tblLook w:firstRow="1" w:lastRow="0" w:firstColumn="0" w:lastColumn="0" w:noHBand="0" w:noVBand="0" w:val="0020"/>
+        <w:tblBorders>
+          <w:top w:val="single" w:sz="4" w:space="0" w:color="CBD5E0"/>
+          <w:left w:val="single" w:sz="4" w:space="0" w:color="CBD5E0"/>
+          <w:bottom w:val="single" w:sz="4" w:space="0" w:color="CBD5E0"/>
+          <w:right w:val="single" w:sz="4" w:space="0" w:color="CBD5E0"/>
+          <w:insideH w:val="single" w:sz="4" w:space="0" w:color="CBD5E0"/>
+          <w:insideV w:val="single" w:sz="4" w:space="0" w:color="CBD5E0"/>
+        </w:tblBorders>
       </w:tblPr>
       <w:tblGrid>
         <w:gridCol w:w="3740"/>
@@ -780,25 +1920,67 @@
           <w:tblHeader w:val="on"/>
         </w:trPr>
         <w:tc>
-          <w:tcPr/>
+          <w:tcPr>
+            <w:tcMar>
+              <w:top w:w="40" w:type="dxa"/>
+              <w:bottom w:w="40" w:type="dxa"/>
+              <w:left w:w="60" w:type="dxa"/>
+              <w:right w:w="60" w:type="dxa"/>
+            </w:tcMar>
+            <w:shd w:fill="1A365D" w:val="clear"/>
+            <w:tcMar>
+              <w:top w:w="40" w:type="dxa"/>
+              <w:bottom w:w="40" w:type="dxa"/>
+              <w:left w:w="60" w:type="dxa"/>
+              <w:right w:w="60" w:type="dxa"/>
+            </w:tcMar>
+          </w:tcPr>
           <w:p>
             <w:pPr>
               <w:pStyle w:val="Compact"/>
+              <w:spacing w:before="0" w:after="40" w:line="264" w:lineRule="auto"/>
               <w:jc w:val="left"/>
             </w:pPr>
             <w:r>
+              <w:rPr>
+                <w:rFonts w:ascii="Calibri" w:hAnsi="Calibri"/>
+                <w:b/>
+                <w:color w:val="FFFFFF"/>
+                <w:sz w:val="18"/>
+              </w:rPr>
               <w:t xml:space="preserve">If you change…</w:t>
             </w:r>
           </w:p>
         </w:tc>
         <w:tc>
-          <w:tcPr/>
+          <w:tcPr>
+            <w:tcMar>
+              <w:top w:w="40" w:type="dxa"/>
+              <w:bottom w:w="40" w:type="dxa"/>
+              <w:left w:w="60" w:type="dxa"/>
+              <w:right w:w="60" w:type="dxa"/>
+            </w:tcMar>
+            <w:shd w:fill="1A365D" w:val="clear"/>
+            <w:tcMar>
+              <w:top w:w="40" w:type="dxa"/>
+              <w:bottom w:w="40" w:type="dxa"/>
+              <w:left w:w="60" w:type="dxa"/>
+              <w:right w:w="60" w:type="dxa"/>
+            </w:tcMar>
+          </w:tcPr>
           <w:p>
             <w:pPr>
               <w:pStyle w:val="Compact"/>
+              <w:spacing w:before="0" w:after="40" w:line="264" w:lineRule="auto"/>
               <w:jc w:val="left"/>
             </w:pPr>
             <w:r>
+              <w:rPr>
+                <w:rFonts w:ascii="Calibri" w:hAnsi="Calibri"/>
+                <w:b/>
+                <w:color w:val="FFFFFF"/>
+                <w:sz w:val="18"/>
+              </w:rPr>
               <w:t xml:space="preserve">Also check…</w:t>
             </w:r>
           </w:p>
@@ -806,49 +1988,105 @@
       </w:tr>
       <w:tr>
         <w:tc>
-          <w:tcPr/>
+          <w:tcPr>
+            <w:tcMar>
+              <w:top w:w="40" w:type="dxa"/>
+              <w:bottom w:w="40" w:type="dxa"/>
+              <w:left w:w="60" w:type="dxa"/>
+              <w:right w:w="60" w:type="dxa"/>
+            </w:tcMar>
+            <w:tcMar>
+              <w:top w:w="40" w:type="dxa"/>
+              <w:bottom w:w="40" w:type="dxa"/>
+              <w:left w:w="60" w:type="dxa"/>
+              <w:right w:w="60" w:type="dxa"/>
+            </w:tcMar>
+          </w:tcPr>
           <w:p>
             <w:pPr>
               <w:pStyle w:val="Compact"/>
+              <w:spacing w:before="0" w:after="40" w:line="264" w:lineRule="auto"/>
               <w:jc w:val="left"/>
             </w:pPr>
             <w:r>
+              <w:rPr>
+                <w:rFonts w:ascii="Calibri" w:hAnsi="Calibri"/>
+                <w:sz w:val="18"/>
+              </w:rPr>
               <w:t xml:space="preserve">Customer create with account</w:t>
             </w:r>
           </w:p>
         </w:tc>
         <w:tc>
-          <w:tcPr/>
+          <w:tcPr>
+            <w:tcMar>
+              <w:top w:w="40" w:type="dxa"/>
+              <w:bottom w:w="40" w:type="dxa"/>
+              <w:left w:w="60" w:type="dxa"/>
+              <w:right w:w="60" w:type="dxa"/>
+            </w:tcMar>
+            <w:tcMar>
+              <w:top w:w="40" w:type="dxa"/>
+              <w:bottom w:w="40" w:type="dxa"/>
+              <w:left w:w="60" w:type="dxa"/>
+              <w:right w:w="60" w:type="dxa"/>
+            </w:tcMar>
+          </w:tcPr>
           <w:p>
             <w:pPr>
               <w:pStyle w:val="Compact"/>
+              <w:spacing w:before="0" w:after="40" w:line="264" w:lineRule="auto"/>
               <w:jc w:val="left"/>
             </w:pPr>
             <w:r>
               <w:rPr>
                 <w:rStyle w:val="VerbatimChar"/>
+                <w:rFonts w:ascii="Calibri" w:hAnsi="Calibri"/>
+                <w:sz w:val="18"/>
               </w:rPr>
               <w:t xml:space="preserve">CustomerServiceImpl</w:t>
             </w:r>
             <w:r>
+              <w:rPr>
+                <w:rFonts w:ascii="Calibri" w:hAnsi="Calibri"/>
+                <w:sz w:val="18"/>
+              </w:rPr>
               <w:t xml:space="preserve">,</w:t>
             </w:r>
             <w:r>
+              <w:rPr>
+                <w:rFonts w:ascii="Calibri" w:hAnsi="Calibri"/>
+                <w:sz w:val="18"/>
+              </w:rPr>
               <w:t xml:space="preserve"> </w:t>
             </w:r>
             <w:r>
               <w:rPr>
                 <w:rStyle w:val="VerbatimChar"/>
+                <w:rFonts w:ascii="Calibri" w:hAnsi="Calibri"/>
+                <w:sz w:val="18"/>
               </w:rPr>
               <w:t xml:space="preserve">AccountService.openAccount</w:t>
             </w:r>
             <w:r>
+              <w:rPr>
+                <w:rFonts w:ascii="Calibri" w:hAnsi="Calibri"/>
+                <w:sz w:val="18"/>
+              </w:rPr>
               <w:t xml:space="preserve">,</w:t>
             </w:r>
             <w:r>
+              <w:rPr>
+                <w:rFonts w:ascii="Calibri" w:hAnsi="Calibri"/>
+                <w:sz w:val="18"/>
+              </w:rPr>
               <w:t xml:space="preserve"> </w:t>
             </w:r>
             <w:r>
+              <w:rPr>
+                <w:rFonts w:ascii="Calibri" w:hAnsi="Calibri"/>
+                <w:sz w:val="18"/>
+              </w:rPr>
               <w:t xml:space="preserve">policies</w:t>
             </w:r>
           </w:p>
@@ -856,54 +2094,118 @@
       </w:tr>
       <w:tr>
         <w:tc>
-          <w:tcPr/>
+          <w:tcPr>
+            <w:tcMar>
+              <w:top w:w="40" w:type="dxa"/>
+              <w:bottom w:w="40" w:type="dxa"/>
+              <w:left w:w="60" w:type="dxa"/>
+              <w:right w:w="60" w:type="dxa"/>
+            </w:tcMar>
+            <w:tcMar>
+              <w:top w:w="40" w:type="dxa"/>
+              <w:bottom w:w="40" w:type="dxa"/>
+              <w:left w:w="60" w:type="dxa"/>
+              <w:right w:w="60" w:type="dxa"/>
+            </w:tcMar>
+          </w:tcPr>
           <w:p>
             <w:pPr>
               <w:pStyle w:val="Compact"/>
+              <w:spacing w:before="0" w:after="40" w:line="264" w:lineRule="auto"/>
               <w:jc w:val="left"/>
             </w:pPr>
             <w:r>
+              <w:rPr>
+                <w:rFonts w:ascii="Calibri" w:hAnsi="Calibri"/>
+                <w:sz w:val="18"/>
+              </w:rPr>
               <w:t xml:space="preserve">Deposit / withdraw / Acco</w:t>
             </w:r>
             <w:r>
+              <w:rPr>
+                <w:rFonts w:ascii="Calibri" w:hAnsi="Calibri"/>
+                <w:sz w:val="18"/>
+              </w:rPr>
               <w:t xml:space="preserve"> </w:t>
             </w:r>
             <w:r>
+              <w:rPr>
+                <w:rFonts w:ascii="Calibri" w:hAnsi="Calibri"/>
+                <w:sz w:val="18"/>
+              </w:rPr>
               <w:t xml:space="preserve">transfer</w:t>
             </w:r>
             <w:r>
+              <w:rPr>
+                <w:rFonts w:ascii="Calibri" w:hAnsi="Calibri"/>
+                <w:sz w:val="18"/>
+              </w:rPr>
               <w:t xml:space="preserve"> </w:t>
             </w:r>
             <w:r>
               <w:rPr>
                 <w:rStyle w:val="VerbatimChar"/>
+                <w:rFonts w:ascii="Calibri" w:hAnsi="Calibri"/>
+                <w:sz w:val="18"/>
               </w:rPr>
               <w:t xml:space="preserve">Tra</w:t>
             </w:r>
             <w:r>
+              <w:rPr>
+                <w:rFonts w:ascii="Calibri" w:hAnsi="Calibri"/>
+                <w:sz w:val="18"/>
+              </w:rPr>
               <w:t xml:space="preserve">Not</w:t>
             </w:r>
           </w:p>
         </w:tc>
         <w:tc>
-          <w:tcPr/>
+          <w:tcPr>
+            <w:tcMar>
+              <w:top w:w="40" w:type="dxa"/>
+              <w:bottom w:w="40" w:type="dxa"/>
+              <w:left w:w="60" w:type="dxa"/>
+              <w:right w:w="60" w:type="dxa"/>
+            </w:tcMar>
+            <w:tcMar>
+              <w:top w:w="40" w:type="dxa"/>
+              <w:bottom w:w="40" w:type="dxa"/>
+              <w:left w:w="60" w:type="dxa"/>
+              <w:right w:w="60" w:type="dxa"/>
+            </w:tcMar>
+          </w:tcPr>
           <w:p>
             <w:pPr>
               <w:pStyle w:val="Compact"/>
+              <w:spacing w:before="0" w:after="40" w:line="264" w:lineRule="auto"/>
               <w:jc w:val="left"/>
             </w:pPr>
             <w:r>
+              <w:rPr>
+                <w:rFonts w:ascii="Calibri" w:hAnsi="Calibri"/>
+                <w:sz w:val="18"/>
+              </w:rPr>
               <w:t xml:space="preserve">unt balances +</w:t>
             </w:r>
             <w:r>
+              <w:rPr>
+                <w:rFonts w:ascii="Calibri" w:hAnsi="Calibri"/>
+                <w:sz w:val="18"/>
+              </w:rPr>
               <w:t xml:space="preserve"> </w:t>
             </w:r>
             <w:r>
+              <w:rPr>
+                <w:rFonts w:ascii="Calibri" w:hAnsi="Calibri"/>
+                <w:sz w:val="18"/>
+              </w:rPr>
               <w:t xml:space="preserve">nsactionService.record</w:t>
             </w:r>
             <w:r>
               <w:rPr>
                 <w:rStyle w:val="VerbatimChar"/>
+                <w:rFonts w:ascii="Calibri" w:hAnsi="Calibri"/>
+                <w:sz w:val="18"/>
               </w:rPr>
               <w:t xml:space="preserve">+ ificationEventPublisher</w:t>
             </w:r>
@@ -912,37 +2214,89 @@
       </w:tr>
       <w:tr>
         <w:tc>
-          <w:tcPr/>
+          <w:tcPr>
+            <w:tcMar>
+              <w:top w:w="40" w:type="dxa"/>
+              <w:bottom w:w="40" w:type="dxa"/>
+              <w:left w:w="60" w:type="dxa"/>
+              <w:right w:w="60" w:type="dxa"/>
+            </w:tcMar>
+            <w:tcMar>
+              <w:top w:w="40" w:type="dxa"/>
+              <w:bottom w:w="40" w:type="dxa"/>
+              <w:left w:w="60" w:type="dxa"/>
+              <w:right w:w="60" w:type="dxa"/>
+            </w:tcMar>
+          </w:tcPr>
           <w:p>
             <w:pPr>
               <w:pStyle w:val="Compact"/>
+              <w:spacing w:before="0" w:after="40" w:line="264" w:lineRule="auto"/>
               <w:jc w:val="left"/>
             </w:pPr>
             <w:r>
+              <w:rPr>
+                <w:rFonts w:ascii="Calibri" w:hAnsi="Calibri"/>
+                <w:sz w:val="18"/>
+              </w:rPr>
               <w:t xml:space="preserve">Account status</w:t>
             </w:r>
           </w:p>
         </w:tc>
         <w:tc>
-          <w:tcPr/>
+          <w:tcPr>
+            <w:tcMar>
+              <w:top w:w="40" w:type="dxa"/>
+              <w:bottom w:w="40" w:type="dxa"/>
+              <w:left w:w="60" w:type="dxa"/>
+              <w:right w:w="60" w:type="dxa"/>
+            </w:tcMar>
+            <w:tcMar>
+              <w:top w:w="40" w:type="dxa"/>
+              <w:bottom w:w="40" w:type="dxa"/>
+              <w:left w:w="60" w:type="dxa"/>
+              <w:right w:w="60" w:type="dxa"/>
+            </w:tcMar>
+          </w:tcPr>
           <w:p>
             <w:pPr>
               <w:pStyle w:val="Compact"/>
+              <w:spacing w:before="0" w:after="40" w:line="264" w:lineRule="auto"/>
               <w:jc w:val="left"/>
             </w:pPr>
             <w:r>
+              <w:rPr>
+                <w:rFonts w:ascii="Calibri" w:hAnsi="Calibri"/>
+                <w:sz w:val="18"/>
+              </w:rPr>
               <w:t xml:space="preserve">Future status-transition rules;</w:t>
             </w:r>
             <w:r>
+              <w:rPr>
+                <w:rFonts w:ascii="Calibri" w:hAnsi="Calibri"/>
+                <w:sz w:val="18"/>
+              </w:rPr>
               <w:t xml:space="preserve"> </w:t>
             </w:r>
             <w:r>
+              <w:rPr>
+                <w:rFonts w:ascii="Calibri" w:hAnsi="Calibri"/>
+                <w:sz w:val="18"/>
+              </w:rPr>
               <w:t xml:space="preserve">deposit currently requires</w:t>
             </w:r>
             <w:r>
+              <w:rPr>
+                <w:rFonts w:ascii="Calibri" w:hAnsi="Calibri"/>
+                <w:sz w:val="18"/>
+              </w:rPr>
               <w:t xml:space="preserve"> </w:t>
             </w:r>
             <w:r>
+              <w:rPr>
+                <w:rFonts w:ascii="Calibri" w:hAnsi="Calibri"/>
+                <w:sz w:val="18"/>
+              </w:rPr>
               <w:t xml:space="preserve">ACTIVE</w:t>
             </w:r>
           </w:p>
@@ -950,37 +2304,83 @@
       </w:tr>
       <w:tr>
         <w:tc>
-          <w:tcPr/>
+          <w:tcPr>
+            <w:tcMar>
+              <w:top w:w="40" w:type="dxa"/>
+              <w:bottom w:w="40" w:type="dxa"/>
+              <w:left w:w="60" w:type="dxa"/>
+              <w:right w:w="60" w:type="dxa"/>
+            </w:tcMar>
+            <w:tcMar>
+              <w:top w:w="40" w:type="dxa"/>
+              <w:bottom w:w="40" w:type="dxa"/>
+              <w:left w:w="60" w:type="dxa"/>
+              <w:right w:w="60" w:type="dxa"/>
+            </w:tcMar>
+          </w:tcPr>
           <w:p>
             <w:pPr>
               <w:pStyle w:val="Compact"/>
+              <w:spacing w:before="0" w:after="40" w:line="264" w:lineRule="auto"/>
               <w:jc w:val="left"/>
             </w:pPr>
             <w:r>
+              <w:rPr>
+                <w:rFonts w:ascii="Calibri" w:hAnsi="Calibri"/>
+                <w:sz w:val="18"/>
+              </w:rPr>
               <w:t xml:space="preserve">Account policy seed</w:t>
             </w:r>
           </w:p>
         </w:tc>
         <w:tc>
-          <w:tcPr/>
+          <w:tcPr>
+            <w:tcMar>
+              <w:top w:w="40" w:type="dxa"/>
+              <w:bottom w:w="40" w:type="dxa"/>
+              <w:left w:w="60" w:type="dxa"/>
+              <w:right w:w="60" w:type="dxa"/>
+            </w:tcMar>
+            <w:tcMar>
+              <w:top w:w="40" w:type="dxa"/>
+              <w:bottom w:w="40" w:type="dxa"/>
+              <w:left w:w="60" w:type="dxa"/>
+              <w:right w:w="60" w:type="dxa"/>
+            </w:tcMar>
+          </w:tcPr>
           <w:p>
             <w:pPr>
               <w:pStyle w:val="Compact"/>
+              <w:spacing w:before="0" w:after="40" w:line="264" w:lineRule="auto"/>
               <w:jc w:val="left"/>
             </w:pPr>
             <w:r>
               <w:rPr>
                 <w:rStyle w:val="VerbatimChar"/>
+                <w:rFonts w:ascii="Calibri" w:hAnsi="Calibri"/>
+                <w:sz w:val="18"/>
               </w:rPr>
               <w:t xml:space="preserve">AccountPolicyInitializer</w:t>
             </w:r>
             <w:r>
+              <w:rPr>
+                <w:rFonts w:ascii="Calibri" w:hAnsi="Calibri"/>
+                <w:sz w:val="18"/>
+              </w:rPr>
               <w:t xml:space="preserve">; GET</w:t>
             </w:r>
             <w:r>
+              <w:rPr>
+                <w:rFonts w:ascii="Calibri" w:hAnsi="Calibri"/>
+                <w:sz w:val="18"/>
+              </w:rPr>
               <w:t xml:space="preserve"> </w:t>
             </w:r>
             <w:r>
+              <w:rPr>
+                <w:rFonts w:ascii="Calibri" w:hAnsi="Calibri"/>
+                <w:sz w:val="18"/>
+              </w:rPr>
               <w:t xml:space="preserve">policy UI dialogs</w:t>
             </w:r>
           </w:p>
@@ -988,46 +2388,104 @@
       </w:tr>
       <w:tr>
         <w:tc>
-          <w:tcPr/>
+          <w:tcPr>
+            <w:tcMar>
+              <w:top w:w="40" w:type="dxa"/>
+              <w:bottom w:w="40" w:type="dxa"/>
+              <w:left w:w="60" w:type="dxa"/>
+              <w:right w:w="60" w:type="dxa"/>
+            </w:tcMar>
+            <w:tcMar>
+              <w:top w:w="40" w:type="dxa"/>
+              <w:bottom w:w="40" w:type="dxa"/>
+              <w:left w:w="60" w:type="dxa"/>
+              <w:right w:w="60" w:type="dxa"/>
+            </w:tcMar>
+          </w:tcPr>
           <w:p>
             <w:pPr>
               <w:pStyle w:val="Compact"/>
+              <w:spacing w:before="0" w:after="40" w:line="264" w:lineRule="auto"/>
               <w:jc w:val="left"/>
             </w:pPr>
             <w:r>
+              <w:rPr>
+                <w:rFonts w:ascii="Calibri" w:hAnsi="Calibri"/>
+                <w:sz w:val="18"/>
+              </w:rPr>
               <w:t xml:space="preserve">User/employee create</w:t>
             </w:r>
           </w:p>
         </w:tc>
         <w:tc>
-          <w:tcPr/>
+          <w:tcPr>
+            <w:tcMar>
+              <w:top w:w="40" w:type="dxa"/>
+              <w:bottom w:w="40" w:type="dxa"/>
+              <w:left w:w="60" w:type="dxa"/>
+              <w:right w:w="60" w:type="dxa"/>
+            </w:tcMar>
+            <w:tcMar>
+              <w:top w:w="40" w:type="dxa"/>
+              <w:bottom w:w="40" w:type="dxa"/>
+              <w:left w:w="60" w:type="dxa"/>
+              <w:right w:w="60" w:type="dxa"/>
+            </w:tcMar>
+          </w:tcPr>
           <w:p>
             <w:pPr>
               <w:pStyle w:val="Compact"/>
+              <w:spacing w:before="0" w:after="40" w:line="264" w:lineRule="auto"/>
               <w:jc w:val="left"/>
             </w:pPr>
             <w:r>
+              <w:rPr>
+                <w:rFonts w:ascii="Calibri" w:hAnsi="Calibri"/>
+                <w:sz w:val="18"/>
+              </w:rPr>
               <w:t xml:space="preserve">Roles, login,</w:t>
             </w:r>
             <w:r>
+              <w:rPr>
+                <w:rFonts w:ascii="Calibri" w:hAnsi="Calibri"/>
+                <w:sz w:val="18"/>
+              </w:rPr>
               <w:t xml:space="preserve"> </w:t>
             </w:r>
             <w:r>
               <w:rPr>
                 <w:rStyle w:val="VerbatimChar"/>
+                <w:rFonts w:ascii="Calibri" w:hAnsi="Calibri"/>
+                <w:sz w:val="18"/>
               </w:rPr>
               <w:t xml:space="preserve">/users</w:t>
             </w:r>
             <w:r>
+              <w:rPr>
+                <w:rFonts w:ascii="Calibri" w:hAnsi="Calibri"/>
+                <w:sz w:val="18"/>
+              </w:rPr>
               <w:t xml:space="preserve"> </w:t>
             </w:r>
             <w:r>
+              <w:rPr>
+                <w:rFonts w:ascii="Calibri" w:hAnsi="Calibri"/>
+                <w:sz w:val="18"/>
+              </w:rPr>
               <w:t xml:space="preserve">ADMIN</w:t>
             </w:r>
             <w:r>
+              <w:rPr>
+                <w:rFonts w:ascii="Calibri" w:hAnsi="Calibri"/>
+                <w:sz w:val="18"/>
+              </w:rPr>
               <w:t xml:space="preserve"> </w:t>
             </w:r>
             <w:r>
+              <w:rPr>
+                <w:rFonts w:ascii="Calibri" w:hAnsi="Calibri"/>
+                <w:sz w:val="18"/>
+              </w:rPr>
               <w:t xml:space="preserve">gate</w:t>
             </w:r>
           </w:p>
@@ -1035,40 +2493,90 @@
       </w:tr>
       <w:tr>
         <w:tc>
-          <w:tcPr/>
+          <w:tcPr>
+            <w:tcMar>
+              <w:top w:w="40" w:type="dxa"/>
+              <w:bottom w:w="40" w:type="dxa"/>
+              <w:left w:w="60" w:type="dxa"/>
+              <w:right w:w="60" w:type="dxa"/>
+            </w:tcMar>
+            <w:tcMar>
+              <w:top w:w="40" w:type="dxa"/>
+              <w:bottom w:w="40" w:type="dxa"/>
+              <w:left w:w="60" w:type="dxa"/>
+              <w:right w:w="60" w:type="dxa"/>
+            </w:tcMar>
+          </w:tcPr>
           <w:p>
             <w:pPr>
               <w:pStyle w:val="Compact"/>
+              <w:spacing w:before="0" w:after="40" w:line="264" w:lineRule="auto"/>
               <w:jc w:val="left"/>
             </w:pPr>
             <w:r>
+              <w:rPr>
+                <w:rFonts w:ascii="Calibri" w:hAnsi="Calibri"/>
+                <w:sz w:val="18"/>
+              </w:rPr>
               <w:t xml:space="preserve">Mail / Kafka config</w:t>
             </w:r>
           </w:p>
         </w:tc>
         <w:tc>
-          <w:tcPr/>
+          <w:tcPr>
+            <w:tcMar>
+              <w:top w:w="40" w:type="dxa"/>
+              <w:bottom w:w="40" w:type="dxa"/>
+              <w:left w:w="60" w:type="dxa"/>
+              <w:right w:w="60" w:type="dxa"/>
+            </w:tcMar>
+            <w:tcMar>
+              <w:top w:w="40" w:type="dxa"/>
+              <w:bottom w:w="40" w:type="dxa"/>
+              <w:left w:w="60" w:type="dxa"/>
+              <w:right w:w="60" w:type="dxa"/>
+            </w:tcMar>
+          </w:tcPr>
           <w:p>
             <w:pPr>
               <w:pStyle w:val="Compact"/>
+              <w:spacing w:before="0" w:after="40" w:line="264" w:lineRule="auto"/>
               <w:jc w:val="left"/>
             </w:pPr>
             <w:r>
               <w:rPr>
                 <w:rStyle w:val="VerbatimChar"/>
+                <w:rFonts w:ascii="Calibri" w:hAnsi="Calibri"/>
+                <w:sz w:val="18"/>
               </w:rPr>
               <w:t xml:space="preserve">.env</w:t>
             </w:r>
             <w:r>
+              <w:rPr>
+                <w:rFonts w:ascii="Calibri" w:hAnsi="Calibri"/>
+                <w:sz w:val="18"/>
+              </w:rPr>
               <w:t xml:space="preserve"> </w:t>
             </w:r>
             <w:r>
+              <w:rPr>
+                <w:rFonts w:ascii="Calibri" w:hAnsi="Calibri"/>
+                <w:sz w:val="18"/>
+              </w:rPr>
               <w:t xml:space="preserve">/ Render env; topic must</w:t>
             </w:r>
             <w:r>
+              <w:rPr>
+                <w:rFonts w:ascii="Calibri" w:hAnsi="Calibri"/>
+                <w:sz w:val="18"/>
+              </w:rPr>
               <w:t xml:space="preserve"> </w:t>
             </w:r>
             <w:r>
+              <w:rPr>
+                <w:rFonts w:ascii="Calibri" w:hAnsi="Calibri"/>
+                <w:sz w:val="18"/>
+              </w:rPr>
               <w:t xml:space="preserve">exist; SendGrid on Render</w:t>
             </w:r>
           </w:p>
@@ -1076,37 +2584,83 @@
       </w:tr>
       <w:tr>
         <w:tc>
-          <w:tcPr/>
+          <w:tcPr>
+            <w:tcMar>
+              <w:top w:w="40" w:type="dxa"/>
+              <w:bottom w:w="40" w:type="dxa"/>
+              <w:left w:w="60" w:type="dxa"/>
+              <w:right w:w="60" w:type="dxa"/>
+            </w:tcMar>
+            <w:tcMar>
+              <w:top w:w="40" w:type="dxa"/>
+              <w:bottom w:w="40" w:type="dxa"/>
+              <w:left w:w="60" w:type="dxa"/>
+              <w:right w:w="60" w:type="dxa"/>
+            </w:tcMar>
+          </w:tcPr>
           <w:p>
             <w:pPr>
               <w:pStyle w:val="Compact"/>
+              <w:spacing w:before="0" w:after="40" w:line="264" w:lineRule="auto"/>
               <w:jc w:val="left"/>
             </w:pPr>
             <w:r>
+              <w:rPr>
+                <w:rFonts w:ascii="Calibri" w:hAnsi="Calibri"/>
+                <w:sz w:val="18"/>
+              </w:rPr>
               <w:t xml:space="preserve">Dashboard counts</w:t>
             </w:r>
           </w:p>
         </w:tc>
         <w:tc>
-          <w:tcPr/>
+          <w:tcPr>
+            <w:tcMar>
+              <w:top w:w="40" w:type="dxa"/>
+              <w:bottom w:w="40" w:type="dxa"/>
+              <w:left w:w="60" w:type="dxa"/>
+              <w:right w:w="60" w:type="dxa"/>
+            </w:tcMar>
+            <w:tcMar>
+              <w:top w:w="40" w:type="dxa"/>
+              <w:bottom w:w="40" w:type="dxa"/>
+              <w:left w:w="60" w:type="dxa"/>
+              <w:right w:w="60" w:type="dxa"/>
+            </w:tcMar>
+          </w:tcPr>
           <w:p>
             <w:pPr>
               <w:pStyle w:val="Compact"/>
+              <w:spacing w:before="0" w:after="40" w:line="264" w:lineRule="auto"/>
               <w:jc w:val="left"/>
             </w:pPr>
             <w:r>
               <w:rPr>
                 <w:rStyle w:val="VerbatimChar"/>
+                <w:rFonts w:ascii="Calibri" w:hAnsi="Calibri"/>
+                <w:sz w:val="18"/>
               </w:rPr>
               <w:t xml:space="preserve">DashboardServiceImpl</w:t>
             </w:r>
             <w:r>
+              <w:rPr>
+                <w:rFonts w:ascii="Calibri" w:hAnsi="Calibri"/>
+                <w:sz w:val="18"/>
+              </w:rPr>
               <w:t xml:space="preserve">;</w:t>
             </w:r>
             <w:r>
+              <w:rPr>
+                <w:rFonts w:ascii="Calibri" w:hAnsi="Calibri"/>
+                <w:sz w:val="18"/>
+              </w:rPr>
               <w:t xml:space="preserve"> </w:t>
             </w:r>
             <w:r>
+              <w:rPr>
+                <w:rFonts w:ascii="Calibri" w:hAnsi="Calibri"/>
+                <w:sz w:val="18"/>
+              </w:rPr>
               <w:t xml:space="preserve">transaction count still stub</w:t>
             </w:r>
           </w:p>
@@ -1126,9 +2680,17 @@
     <w:tbl>
       <w:tblPr>
         <w:tblStyle w:val="Table"/>
-        <w:tblW w:type="pct" w:w="4236"/>
-        <w:tblLayout w:type="fixed"/>
+        <w:tblW w:type="pct" w:w="5000"/>
+        <w:tblLayout w:type="autofit"/>
         <w:tblLook w:firstRow="1" w:lastRow="0" w:firstColumn="0" w:lastColumn="0" w:noHBand="0" w:noVBand="0" w:val="0020"/>
+        <w:tblBorders>
+          <w:top w:val="single" w:sz="4" w:space="0" w:color="CBD5E0"/>
+          <w:left w:val="single" w:sz="4" w:space="0" w:color="CBD5E0"/>
+          <w:bottom w:val="single" w:sz="4" w:space="0" w:color="CBD5E0"/>
+          <w:right w:val="single" w:sz="4" w:space="0" w:color="CBD5E0"/>
+          <w:insideH w:val="single" w:sz="4" w:space="0" w:color="CBD5E0"/>
+          <w:insideV w:val="single" w:sz="4" w:space="0" w:color="CBD5E0"/>
+        </w:tblBorders>
       </w:tblPr>
       <w:tblGrid>
         <w:gridCol w:w="3190"/>
@@ -1139,25 +2701,67 @@
           <w:tblHeader w:val="on"/>
         </w:trPr>
         <w:tc>
-          <w:tcPr/>
+          <w:tcPr>
+            <w:tcMar>
+              <w:top w:w="40" w:type="dxa"/>
+              <w:bottom w:w="40" w:type="dxa"/>
+              <w:left w:w="60" w:type="dxa"/>
+              <w:right w:w="60" w:type="dxa"/>
+            </w:tcMar>
+            <w:shd w:fill="1A365D" w:val="clear"/>
+            <w:tcMar>
+              <w:top w:w="40" w:type="dxa"/>
+              <w:bottom w:w="40" w:type="dxa"/>
+              <w:left w:w="60" w:type="dxa"/>
+              <w:right w:w="60" w:type="dxa"/>
+            </w:tcMar>
+          </w:tcPr>
           <w:p>
             <w:pPr>
               <w:pStyle w:val="Compact"/>
+              <w:spacing w:before="0" w:after="40" w:line="264" w:lineRule="auto"/>
               <w:jc w:val="left"/>
             </w:pPr>
             <w:r>
+              <w:rPr>
+                <w:rFonts w:ascii="Calibri" w:hAnsi="Calibri"/>
+                <w:b/>
+                <w:color w:val="FFFFFF"/>
+                <w:sz w:val="18"/>
+              </w:rPr>
               <w:t xml:space="preserve">Backend</w:t>
             </w:r>
           </w:p>
         </w:tc>
         <w:tc>
-          <w:tcPr/>
+          <w:tcPr>
+            <w:tcMar>
+              <w:top w:w="40" w:type="dxa"/>
+              <w:bottom w:w="40" w:type="dxa"/>
+              <w:left w:w="60" w:type="dxa"/>
+              <w:right w:w="60" w:type="dxa"/>
+            </w:tcMar>
+            <w:shd w:fill="1A365D" w:val="clear"/>
+            <w:tcMar>
+              <w:top w:w="40" w:type="dxa"/>
+              <w:bottom w:w="40" w:type="dxa"/>
+              <w:left w:w="60" w:type="dxa"/>
+              <w:right w:w="60" w:type="dxa"/>
+            </w:tcMar>
+          </w:tcPr>
           <w:p>
             <w:pPr>
               <w:pStyle w:val="Compact"/>
+              <w:spacing w:before="0" w:after="40" w:line="264" w:lineRule="auto"/>
               <w:jc w:val="left"/>
             </w:pPr>
             <w:r>
+              <w:rPr>
+                <w:rFonts w:ascii="Calibri" w:hAnsi="Calibri"/>
+                <w:b/>
+                <w:color w:val="FFFFFF"/>
+                <w:sz w:val="18"/>
+              </w:rPr>
               <w:t xml:space="preserve">Frontend</w:t>
             </w:r>
           </w:p>
@@ -1165,42 +2769,84 @@
       </w:tr>
       <w:tr>
         <w:tc>
-          <w:tcPr/>
+          <w:tcPr>
+            <w:tcMar>
+              <w:top w:w="40" w:type="dxa"/>
+              <w:bottom w:w="40" w:type="dxa"/>
+              <w:left w:w="60" w:type="dxa"/>
+              <w:right w:w="60" w:type="dxa"/>
+            </w:tcMar>
+            <w:tcMar>
+              <w:top w:w="40" w:type="dxa"/>
+              <w:bottom w:w="40" w:type="dxa"/>
+              <w:left w:w="60" w:type="dxa"/>
+              <w:right w:w="60" w:type="dxa"/>
+            </w:tcMar>
+          </w:tcPr>
           <w:p>
             <w:pPr>
               <w:pStyle w:val="Compact"/>
+              <w:spacing w:before="0" w:after="40" w:line="264" w:lineRule="auto"/>
               <w:jc w:val="left"/>
             </w:pPr>
             <w:r>
               <w:rPr>
                 <w:rStyle w:val="VerbatimChar"/>
+                <w:rFonts w:ascii="Calibri" w:hAnsi="Calibri"/>
+                <w:sz w:val="18"/>
               </w:rPr>
               <w:t xml:space="preserve">AuthenticationController</w:t>
             </w:r>
           </w:p>
         </w:tc>
         <w:tc>
-          <w:tcPr/>
+          <w:tcPr>
+            <w:tcMar>
+              <w:top w:w="40" w:type="dxa"/>
+              <w:bottom w:w="40" w:type="dxa"/>
+              <w:left w:w="60" w:type="dxa"/>
+              <w:right w:w="60" w:type="dxa"/>
+            </w:tcMar>
+            <w:tcMar>
+              <w:top w:w="40" w:type="dxa"/>
+              <w:bottom w:w="40" w:type="dxa"/>
+              <w:left w:w="60" w:type="dxa"/>
+              <w:right w:w="60" w:type="dxa"/>
+            </w:tcMar>
+          </w:tcPr>
           <w:p>
             <w:pPr>
               <w:pStyle w:val="Compact"/>
+              <w:spacing w:before="0" w:after="40" w:line="264" w:lineRule="auto"/>
               <w:jc w:val="left"/>
             </w:pPr>
             <w:r>
               <w:rPr>
                 <w:rStyle w:val="VerbatimChar"/>
+                <w:rFonts w:ascii="Calibri" w:hAnsi="Calibri"/>
+                <w:sz w:val="18"/>
               </w:rPr>
               <w:t xml:space="preserve">features/login</w:t>
             </w:r>
             <w:r>
+              <w:rPr>
+                <w:rFonts w:ascii="Calibri" w:hAnsi="Calibri"/>
+                <w:sz w:val="18"/>
+              </w:rPr>
               <w:t xml:space="preserve">,</w:t>
             </w:r>
             <w:r>
+              <w:rPr>
+                <w:rFonts w:ascii="Calibri" w:hAnsi="Calibri"/>
+                <w:sz w:val="18"/>
+              </w:rPr>
               <w:t xml:space="preserve"> </w:t>
             </w:r>
             <w:r>
               <w:rPr>
                 <w:rStyle w:val="VerbatimChar"/>
+                <w:rFonts w:ascii="Calibri" w:hAnsi="Calibri"/>
+                <w:sz w:val="18"/>
               </w:rPr>
               <w:t xml:space="preserve">core/services/auth.ts</w:t>
             </w:r>
@@ -1209,30 +2855,62 @@
       </w:tr>
       <w:tr>
         <w:tc>
-          <w:tcPr/>
+          <w:tcPr>
+            <w:tcMar>
+              <w:top w:w="40" w:type="dxa"/>
+              <w:bottom w:w="40" w:type="dxa"/>
+              <w:left w:w="60" w:type="dxa"/>
+              <w:right w:w="60" w:type="dxa"/>
+            </w:tcMar>
+            <w:tcMar>
+              <w:top w:w="40" w:type="dxa"/>
+              <w:bottom w:w="40" w:type="dxa"/>
+              <w:left w:w="60" w:type="dxa"/>
+              <w:right w:w="60" w:type="dxa"/>
+            </w:tcMar>
+          </w:tcPr>
           <w:p>
             <w:pPr>
               <w:pStyle w:val="Compact"/>
+              <w:spacing w:before="0" w:after="40" w:line="264" w:lineRule="auto"/>
               <w:jc w:val="left"/>
             </w:pPr>
             <w:r>
               <w:rPr>
                 <w:rStyle w:val="VerbatimChar"/>
+                <w:rFonts w:ascii="Calibri" w:hAnsi="Calibri"/>
+                <w:sz w:val="18"/>
               </w:rPr>
               <w:t xml:space="preserve">CustomerController</w:t>
             </w:r>
           </w:p>
         </w:tc>
         <w:tc>
-          <w:tcPr/>
+          <w:tcPr>
+            <w:tcMar>
+              <w:top w:w="40" w:type="dxa"/>
+              <w:bottom w:w="40" w:type="dxa"/>
+              <w:left w:w="60" w:type="dxa"/>
+              <w:right w:w="60" w:type="dxa"/>
+            </w:tcMar>
+            <w:tcMar>
+              <w:top w:w="40" w:type="dxa"/>
+              <w:bottom w:w="40" w:type="dxa"/>
+              <w:left w:w="60" w:type="dxa"/>
+              <w:right w:w="60" w:type="dxa"/>
+            </w:tcMar>
+          </w:tcPr>
           <w:p>
             <w:pPr>
               <w:pStyle w:val="Compact"/>
+              <w:spacing w:before="0" w:after="40" w:line="264" w:lineRule="auto"/>
               <w:jc w:val="left"/>
             </w:pPr>
             <w:r>
               <w:rPr>
                 <w:rStyle w:val="VerbatimChar"/>
+                <w:rFonts w:ascii="Calibri" w:hAnsi="Calibri"/>
+                <w:sz w:val="18"/>
               </w:rPr>
               <w:t xml:space="preserve">features/customers/*</w:t>
             </w:r>
@@ -1241,40 +2919,84 @@
       </w:tr>
       <w:tr>
         <w:tc>
-          <w:tcPr/>
+          <w:tcPr>
+            <w:tcMar>
+              <w:top w:w="40" w:type="dxa"/>
+              <w:bottom w:w="40" w:type="dxa"/>
+              <w:left w:w="60" w:type="dxa"/>
+              <w:right w:w="60" w:type="dxa"/>
+            </w:tcMar>
+            <w:tcMar>
+              <w:top w:w="40" w:type="dxa"/>
+              <w:bottom w:w="40" w:type="dxa"/>
+              <w:left w:w="60" w:type="dxa"/>
+              <w:right w:w="60" w:type="dxa"/>
+            </w:tcMar>
+          </w:tcPr>
           <w:p>
             <w:pPr>
               <w:pStyle w:val="Compact"/>
+              <w:spacing w:before="0" w:after="40" w:line="264" w:lineRule="auto"/>
               <w:jc w:val="left"/>
             </w:pPr>
             <w:r>
               <w:rPr>
                 <w:rStyle w:val="VerbatimChar"/>
+                <w:rFonts w:ascii="Calibri" w:hAnsi="Calibri"/>
+                <w:sz w:val="18"/>
               </w:rPr>
               <w:t xml:space="preserve">AccountController</w:t>
             </w:r>
           </w:p>
         </w:tc>
         <w:tc>
-          <w:tcPr/>
+          <w:tcPr>
+            <w:tcMar>
+              <w:top w:w="40" w:type="dxa"/>
+              <w:bottom w:w="40" w:type="dxa"/>
+              <w:left w:w="60" w:type="dxa"/>
+              <w:right w:w="60" w:type="dxa"/>
+            </w:tcMar>
+            <w:tcMar>
+              <w:top w:w="40" w:type="dxa"/>
+              <w:bottom w:w="40" w:type="dxa"/>
+              <w:left w:w="60" w:type="dxa"/>
+              <w:right w:w="60" w:type="dxa"/>
+            </w:tcMar>
+          </w:tcPr>
           <w:p>
             <w:pPr>
               <w:pStyle w:val="Compact"/>
+              <w:spacing w:before="0" w:after="40" w:line="264" w:lineRule="auto"/>
               <w:jc w:val="left"/>
             </w:pPr>
             <w:r>
               <w:rPr>
                 <w:rStyle w:val="VerbatimChar"/>
+                <w:rFonts w:ascii="Calibri" w:hAnsi="Calibri"/>
+                <w:sz w:val="18"/>
               </w:rPr>
               <w:t xml:space="preserve">features/accounts/*</w:t>
             </w:r>
             <w:r>
+              <w:rPr>
+                <w:rFonts w:ascii="Calibri" w:hAnsi="Calibri"/>
+                <w:sz w:val="18"/>
+              </w:rPr>
               <w:t xml:space="preserve">,</w:t>
             </w:r>
             <w:r>
+              <w:rPr>
+                <w:rFonts w:ascii="Calibri" w:hAnsi="Calibri"/>
+                <w:sz w:val="18"/>
+              </w:rPr>
               <w:t xml:space="preserve"> </w:t>
             </w:r>
             <w:r>
+              <w:rPr>
+                <w:rFonts w:ascii="Calibri" w:hAnsi="Calibri"/>
+                <w:sz w:val="18"/>
+              </w:rPr>
               <w:t xml:space="preserve">customer-detail account actions</w:t>
             </w:r>
           </w:p>
@@ -1282,42 +3004,84 @@
       </w:tr>
       <w:tr>
         <w:tc>
-          <w:tcPr/>
+          <w:tcPr>
+            <w:tcMar>
+              <w:top w:w="40" w:type="dxa"/>
+              <w:bottom w:w="40" w:type="dxa"/>
+              <w:left w:w="60" w:type="dxa"/>
+              <w:right w:w="60" w:type="dxa"/>
+            </w:tcMar>
+            <w:tcMar>
+              <w:top w:w="40" w:type="dxa"/>
+              <w:bottom w:w="40" w:type="dxa"/>
+              <w:left w:w="60" w:type="dxa"/>
+              <w:right w:w="60" w:type="dxa"/>
+            </w:tcMar>
+          </w:tcPr>
           <w:p>
             <w:pPr>
               <w:pStyle w:val="Compact"/>
+              <w:spacing w:before="0" w:after="40" w:line="264" w:lineRule="auto"/>
               <w:jc w:val="left"/>
             </w:pPr>
             <w:r>
               <w:rPr>
                 <w:rStyle w:val="VerbatimChar"/>
+                <w:rFonts w:ascii="Calibri" w:hAnsi="Calibri"/>
+                <w:sz w:val="18"/>
               </w:rPr>
               <w:t xml:space="preserve">AccountPolicyController</w:t>
             </w:r>
           </w:p>
         </w:tc>
         <w:tc>
-          <w:tcPr/>
+          <w:tcPr>
+            <w:tcMar>
+              <w:top w:w="40" w:type="dxa"/>
+              <w:bottom w:w="40" w:type="dxa"/>
+              <w:left w:w="60" w:type="dxa"/>
+              <w:right w:w="60" w:type="dxa"/>
+            </w:tcMar>
+            <w:tcMar>
+              <w:top w:w="40" w:type="dxa"/>
+              <w:bottom w:w="40" w:type="dxa"/>
+              <w:left w:w="60" w:type="dxa"/>
+              <w:right w:w="60" w:type="dxa"/>
+            </w:tcMar>
+          </w:tcPr>
           <w:p>
             <w:pPr>
               <w:pStyle w:val="Compact"/>
+              <w:spacing w:before="0" w:after="40" w:line="264" w:lineRule="auto"/>
               <w:jc w:val="left"/>
             </w:pPr>
             <w:r>
               <w:rPr>
                 <w:rStyle w:val="VerbatimChar"/>
+                <w:rFonts w:ascii="Calibri" w:hAnsi="Calibri"/>
+                <w:sz w:val="18"/>
               </w:rPr>
               <w:t xml:space="preserve">account-policy.ts</w:t>
             </w:r>
             <w:r>
+              <w:rPr>
+                <w:rFonts w:ascii="Calibri" w:hAnsi="Calibri"/>
+                <w:sz w:val="18"/>
+              </w:rPr>
               <w:t xml:space="preserve">,</w:t>
             </w:r>
             <w:r>
+              <w:rPr>
+                <w:rFonts w:ascii="Calibri" w:hAnsi="Calibri"/>
+                <w:sz w:val="18"/>
+              </w:rPr>
               <w:t xml:space="preserve"> </w:t>
             </w:r>
             <w:r>
               <w:rPr>
                 <w:rStyle w:val="VerbatimChar"/>
+                <w:rFonts w:ascii="Calibri" w:hAnsi="Calibri"/>
+                <w:sz w:val="18"/>
               </w:rPr>
               <w:t xml:space="preserve">opening-deposit-dialog</w:t>
             </w:r>
@@ -1326,30 +3090,62 @@
       </w:tr>
       <w:tr>
         <w:tc>
-          <w:tcPr/>
+          <w:tcPr>
+            <w:tcMar>
+              <w:top w:w="40" w:type="dxa"/>
+              <w:bottom w:w="40" w:type="dxa"/>
+              <w:left w:w="60" w:type="dxa"/>
+              <w:right w:w="60" w:type="dxa"/>
+            </w:tcMar>
+            <w:tcMar>
+              <w:top w:w="40" w:type="dxa"/>
+              <w:bottom w:w="40" w:type="dxa"/>
+              <w:left w:w="60" w:type="dxa"/>
+              <w:right w:w="60" w:type="dxa"/>
+            </w:tcMar>
+          </w:tcPr>
           <w:p>
             <w:pPr>
               <w:pStyle w:val="Compact"/>
+              <w:spacing w:before="0" w:after="40" w:line="264" w:lineRule="auto"/>
               <w:jc w:val="left"/>
             </w:pPr>
             <w:r>
               <w:rPr>
                 <w:rStyle w:val="VerbatimChar"/>
+                <w:rFonts w:ascii="Calibri" w:hAnsi="Calibri"/>
+                <w:sz w:val="18"/>
               </w:rPr>
               <w:t xml:space="preserve">UserController</w:t>
             </w:r>
           </w:p>
         </w:tc>
         <w:tc>
-          <w:tcPr/>
+          <w:tcPr>
+            <w:tcMar>
+              <w:top w:w="40" w:type="dxa"/>
+              <w:bottom w:w="40" w:type="dxa"/>
+              <w:left w:w="60" w:type="dxa"/>
+              <w:right w:w="60" w:type="dxa"/>
+            </w:tcMar>
+            <w:tcMar>
+              <w:top w:w="40" w:type="dxa"/>
+              <w:bottom w:w="40" w:type="dxa"/>
+              <w:left w:w="60" w:type="dxa"/>
+              <w:right w:w="60" w:type="dxa"/>
+            </w:tcMar>
+          </w:tcPr>
           <w:p>
             <w:pPr>
               <w:pStyle w:val="Compact"/>
+              <w:spacing w:before="0" w:after="40" w:line="264" w:lineRule="auto"/>
               <w:jc w:val="left"/>
             </w:pPr>
             <w:r>
               <w:rPr>
                 <w:rStyle w:val="VerbatimChar"/>
+                <w:rFonts w:ascii="Calibri" w:hAnsi="Calibri"/>
+                <w:sz w:val="18"/>
               </w:rPr>
               <w:t xml:space="preserve">features/employees/*</w:t>
             </w:r>
@@ -1358,30 +3154,62 @@
       </w:tr>
       <w:tr>
         <w:tc>
-          <w:tcPr/>
+          <w:tcPr>
+            <w:tcMar>
+              <w:top w:w="40" w:type="dxa"/>
+              <w:bottom w:w="40" w:type="dxa"/>
+              <w:left w:w="60" w:type="dxa"/>
+              <w:right w:w="60" w:type="dxa"/>
+            </w:tcMar>
+            <w:tcMar>
+              <w:top w:w="40" w:type="dxa"/>
+              <w:bottom w:w="40" w:type="dxa"/>
+              <w:left w:w="60" w:type="dxa"/>
+              <w:right w:w="60" w:type="dxa"/>
+            </w:tcMar>
+          </w:tcPr>
           <w:p>
             <w:pPr>
               <w:pStyle w:val="Compact"/>
+              <w:spacing w:before="0" w:after="40" w:line="264" w:lineRule="auto"/>
               <w:jc w:val="left"/>
             </w:pPr>
             <w:r>
               <w:rPr>
                 <w:rStyle w:val="VerbatimChar"/>
+                <w:rFonts w:ascii="Calibri" w:hAnsi="Calibri"/>
+                <w:sz w:val="18"/>
               </w:rPr>
               <w:t xml:space="preserve">DashboardController</w:t>
             </w:r>
           </w:p>
         </w:tc>
         <w:tc>
-          <w:tcPr/>
+          <w:tcPr>
+            <w:tcMar>
+              <w:top w:w="40" w:type="dxa"/>
+              <w:bottom w:w="40" w:type="dxa"/>
+              <w:left w:w="60" w:type="dxa"/>
+              <w:right w:w="60" w:type="dxa"/>
+            </w:tcMar>
+            <w:tcMar>
+              <w:top w:w="40" w:type="dxa"/>
+              <w:bottom w:w="40" w:type="dxa"/>
+              <w:left w:w="60" w:type="dxa"/>
+              <w:right w:w="60" w:type="dxa"/>
+            </w:tcMar>
+          </w:tcPr>
           <w:p>
             <w:pPr>
               <w:pStyle w:val="Compact"/>
+              <w:spacing w:before="0" w:after="40" w:line="264" w:lineRule="auto"/>
               <w:jc w:val="left"/>
             </w:pPr>
             <w:r>
               <w:rPr>
                 <w:rStyle w:val="VerbatimChar"/>
+                <w:rFonts w:ascii="Calibri" w:hAnsi="Calibri"/>
+                <w:sz w:val="18"/>
               </w:rPr>
               <w:t xml:space="preserve">features/dashboard/*</w:t>
             </w:r>
@@ -1402,6 +3230,8 @@
     <w:p>
       <w:pPr>
         <w:pStyle w:val="FirstParagraph"/>
+        <w:spacing w:after="160" w:line="276" w:lineRule="auto"/>
+        <w:jc w:val="left"/>
       </w:pPr>
       <w:r>
         <w:t xml:space="preserve">After any of the above, update:</w:t>
@@ -1414,6 +3244,8 @@
           <w:ilvl w:val="0"/>
           <w:numId w:val="1001"/>
         </w:numPr>
+        <w:spacing w:after="160" w:line="276" w:lineRule="auto"/>
+        <w:jc w:val="left"/>
       </w:pPr>
       <w:r>
         <w:rPr>
@@ -1429,6 +3261,8 @@
           <w:ilvl w:val="0"/>
           <w:numId w:val="1001"/>
         </w:numPr>
+        <w:spacing w:after="160" w:line="276" w:lineRule="auto"/>
+        <w:jc w:val="left"/>
       </w:pPr>
       <w:r>
         <w:rPr>
@@ -1471,6 +3305,8 @@
           <w:ilvl w:val="0"/>
           <w:numId w:val="1001"/>
         </w:numPr>
+        <w:spacing w:after="160" w:line="276" w:lineRule="auto"/>
+        <w:jc w:val="left"/>
       </w:pPr>
       <w:r>
         <w:rPr>
@@ -1507,6 +3343,8 @@
           <w:ilvl w:val="0"/>
           <w:numId w:val="1001"/>
         </w:numPr>
+        <w:spacing w:after="160" w:line="276" w:lineRule="auto"/>
+        <w:jc w:val="left"/>
       </w:pPr>
       <w:r>
         <w:rPr>
@@ -1528,6 +3366,8 @@
           <w:ilvl w:val="0"/>
           <w:numId w:val="1001"/>
         </w:numPr>
+        <w:spacing w:after="160" w:line="276" w:lineRule="auto"/>
+        <w:jc w:val="left"/>
       </w:pPr>
       <w:r>
         <w:rPr>
